--- a/downloads/workbook/bridge-week-07.docx
+++ b/downloads/workbook/bridge-week-07.docx
@@ -1003,6 +1003,178 @@
         <w:t>Project connection: For Python readiness before the Responsible Plant Classifier, retain a trace of the values, the predicted outputs and the changed-case explanation. Use actual Python 3 results to check the prediction after reasoning first.</w:t>
       </w:r>
     </w:p>
+    <w:p>
+      <w:pPr>
+        <w:pStyle w:val="Heading1"/>
+      </w:pPr>
+      <w:r>
+        <w:t>13. Project portfolio milestone</w:t>
+      </w:r>
+    </w:p>
+    <w:p>
+      <w:r>
+        <w:t>Project: Python readiness portfolio</w:t>
+      </w:r>
+    </w:p>
+    <w:p>
+      <w:r>
+        <w:t>Current milestone: Python readiness portfolio. Keep runnable code, predictions, actual outputs, one repaired error and an explanation of a function on changed inputs.</w:t>
+      </w:r>
+    </w:p>
+    <w:p>
+      <w:r>
+        <w:t>For Python readiness before the Responsible Plant Classifier, retain a trace of the values, the predicted outputs and the changed-case explanation. Use actual Python 3 results to check the prediction after reasoning first.</w:t>
+      </w:r>
+    </w:p>
+    <w:tbl>
+      <w:tblPr>
+        <w:tblStyle w:val="LightShading-Accent1"/>
+        <w:tblW w:type="auto" w:w="0"/>
+        <w:tblLook w:firstColumn="1" w:firstRow="1" w:lastColumn="0" w:lastRow="0" w:noHBand="0" w:noVBand="1" w:val="04A0"/>
+      </w:tblPr>
+      <w:tblGrid>
+        <w:gridCol w:w="5112"/>
+        <w:gridCol w:w="5112"/>
+      </w:tblGrid>
+      <w:tr>
+        <w:trPr>
+          <w:tblHeader/>
+        </w:trPr>
+        <w:tc>
+          <w:tcPr>
+            <w:tcW w:type="dxa" w:w="5112"/>
+          </w:tcPr>
+          <w:p>
+            <w:r>
+              <w:t>Evidence to keep</w:t>
+            </w:r>
+          </w:p>
+        </w:tc>
+        <w:tc>
+          <w:tcPr>
+            <w:tcW w:type="dxa" w:w="5112"/>
+          </w:tcPr>
+          <w:p>
+            <w:r>
+              <w:t>My record</w:t>
+            </w:r>
+          </w:p>
+        </w:tc>
+      </w:tr>
+      <w:tr>
+        <w:tc>
+          <w:tcPr>
+            <w:tcW w:type="dxa" w:w="5112"/>
+          </w:tcPr>
+          <w:p>
+            <w:r>
+              <w:t>This week’s input and deciding step</w:t>
+            </w:r>
+          </w:p>
+        </w:tc>
+        <w:tc>
+          <w:tcPr>
+            <w:tcW w:type="dxa" w:w="5112"/>
+          </w:tcPr>
+          <w:p>
+            <w:r/>
+          </w:p>
+        </w:tc>
+      </w:tr>
+      <w:tr>
+        <w:tc>
+          <w:tcPr>
+            <w:tcW w:type="dxa" w:w="5112"/>
+          </w:tcPr>
+          <w:p>
+            <w:r>
+              <w:t>Prediction and actual result (or labelled paper trace)</w:t>
+            </w:r>
+          </w:p>
+        </w:tc>
+        <w:tc>
+          <w:tcPr>
+            <w:tcW w:type="dxa" w:w="5112"/>
+          </w:tcPr>
+          <w:p>
+            <w:r/>
+          </w:p>
+        </w:tc>
+      </w:tr>
+      <w:tr>
+        <w:tc>
+          <w:tcPr>
+            <w:tcW w:type="dxa" w:w="5112"/>
+          </w:tcPr>
+          <w:p>
+            <w:r>
+              <w:t>One change since the previous checkpoint and why</w:t>
+            </w:r>
+          </w:p>
+        </w:tc>
+        <w:tc>
+          <w:tcPr>
+            <w:tcW w:type="dxa" w:w="5112"/>
+          </w:tcPr>
+          <w:p>
+            <w:r/>
+          </w:p>
+        </w:tc>
+      </w:tr>
+      <w:tr>
+        <w:tc>
+          <w:tcPr>
+            <w:tcW w:type="dxa" w:w="5112"/>
+          </w:tcPr>
+          <w:p>
+            <w:r>
+              <w:t>One error or limit and the next test</w:t>
+            </w:r>
+          </w:p>
+        </w:tc>
+        <w:tc>
+          <w:tcPr>
+            <w:tcW w:type="dxa" w:w="5112"/>
+          </w:tcPr>
+          <w:p>
+            <w:r/>
+          </w:p>
+        </w:tc>
+      </w:tr>
+    </w:tbl>
+    <w:p>
+      <w:pPr>
+        <w:pStyle w:val="Heading3"/>
+      </w:pPr>
+      <w:r>
+        <w:t>Explain what this week adds to your project. Reuse last week’s record rather than starting again.</w:t>
+      </w:r>
+    </w:p>
+    <w:p>
+      <w:r>
+        <w:t>________________________________________________________________</w:t>
+      </w:r>
+    </w:p>
+    <w:p>
+      <w:r>
+        <w:t>________________________________________________________________</w:t>
+      </w:r>
+    </w:p>
+    <w:p>
+      <w:r>
+        <w:t>________________________________________________________________</w:t>
+      </w:r>
+    </w:p>
+    <w:p>
+      <w:r>
+        <w:t>________________________________________________________________</w:t>
+      </w:r>
+    </w:p>
+    <w:p>
+      <w:r>
+        <w:t>________________________________________________________________</w:t>
+      </w:r>
+    </w:p>
     <w:sectPr>
       <w:pgSz w:w="12240" w:h="15840"/>
       <w:pgMar w:top="936" w:right="1008" w:bottom="936" w:left="1008" w:header="720" w:footer="720" w:gutter="0"/>

--- a/downloads/workbook/bridge-week-07.docx
+++ b/downloads/workbook/bridge-week-07.docx
@@ -1175,6 +1175,248 @@
         <w:t>________________________________________________________________</w:t>
       </w:r>
     </w:p>
+    <w:p>
+      <w:pPr>
+        <w:pStyle w:val="Heading1"/>
+      </w:pPr>
+      <w:r>
+        <w:t>14. Supported practice and learning evidence</w:t>
+      </w:r>
+    </w:p>
+    <w:p>
+      <w:r>
+        <w:t>Use this supported practice once, in the browser or on paper. Keep the reserved independent assessment for a separate first attempt before teacher feedback.</w:t>
+      </w:r>
+    </w:p>
+    <w:p>
+      <w:r>
+        <w:t>Indexes are positions, not values. A list of shelf counts is read by position.</w:t>
+      </w:r>
+    </w:p>
+    <w:p>
+      <w:pPr>
+        <w:pStyle w:val="Heading3"/>
+      </w:pPr>
+      <w:r>
+        <w:t>Practice 1: explain the deciding evidence</w:t>
+      </w:r>
+    </w:p>
+    <w:p>
+      <w:r>
+        <w:t>Which labelled step matches this detail? Length is 3, but index 3 is beyond the final valid positive index 2.</w:t>
+      </w:r>
+    </w:p>
+    <w:p>
+      <w:r>
+        <w:t>1. Read two positions</w:t>
+      </w:r>
+    </w:p>
+    <w:p>
+      <w:r>
+        <w:t>2. Check length boundary</w:t>
+      </w:r>
+    </w:p>
+    <w:p>
+      <w:r>
+        <w:t>3. Draw positions</w:t>
+      </w:r>
+    </w:p>
+    <w:p>
+      <w:pPr>
+        <w:pStyle w:val="Heading3"/>
+      </w:pPr>
+      <w:r>
+        <w:t>My selected conclusion, deciding fact and explanation</w:t>
+      </w:r>
+    </w:p>
+    <w:p>
+      <w:r>
+        <w:t>________________________________________________________________</w:t>
+      </w:r>
+    </w:p>
+    <w:p>
+      <w:r>
+        <w:t>________________________________________________________________</w:t>
+      </w:r>
+    </w:p>
+    <w:p>
+      <w:r>
+        <w:t>________________________________________________________________</w:t>
+      </w:r>
+    </w:p>
+    <w:p>
+      <w:r>
+        <w:t>________________________________________________________________</w:t>
+      </w:r>
+    </w:p>
+    <w:p>
+      <w:r>
+        <w:t>________________________________________________________________</w:t>
+      </w:r>
+    </w:p>
+    <w:p>
+      <w:r>
+        <w:t>Hint if needed: Read the steps in the pictorial case. Match the supplied detail to the stage that performs or records it.</w:t>
+      </w:r>
+    </w:p>
+    <w:p>
+      <w:r>
+        <w:t>After your attempt, compare with the supported explanation: Check length boundary Length is 3, but index 3 is beyond the final valid positive index 2. List positions begin at zero. A negative index counts from the end; the list length counts entries and is not itself a valid positive index for the final entry.</w:t>
+      </w:r>
+    </w:p>
+    <w:p>
+      <w:pPr>
+        <w:pStyle w:val="Heading3"/>
+      </w:pPr>
+      <w:r>
+        <w:t>Practice 2: explain the deciding evidence</w:t>
+      </w:r>
+    </w:p>
+    <w:p>
+      <w:r>
+        <w:t>Changed-case practice: Replace the second print with print(counts[3]). Which conclusion is supported by the supplied facts?</w:t>
+      </w:r>
+    </w:p>
+    <w:p>
+      <w:r>
+        <w:t>1. The first print shows 6, then IndexError stops the script before the length print.</w:t>
+      </w:r>
+    </w:p>
+    <w:p>
+      <w:r>
+        <w:t>2. We can decide the result without examining the changed input or the procedure.</w:t>
+      </w:r>
+    </w:p>
+    <w:p>
+      <w:r>
+        <w:t>3. This one example guarantees correct results for every future input.</w:t>
+      </w:r>
+    </w:p>
+    <w:p>
+      <w:pPr>
+        <w:pStyle w:val="Heading3"/>
+      </w:pPr>
+      <w:r>
+        <w:t>My selected conclusion, deciding fact and explanation</w:t>
+      </w:r>
+    </w:p>
+    <w:p>
+      <w:r>
+        <w:t>________________________________________________________________</w:t>
+      </w:r>
+    </w:p>
+    <w:p>
+      <w:r>
+        <w:t>________________________________________________________________</w:t>
+      </w:r>
+    </w:p>
+    <w:p>
+      <w:r>
+        <w:t>________________________________________________________________</w:t>
+      </w:r>
+    </w:p>
+    <w:p>
+      <w:r>
+        <w:t>________________________________________________________________</w:t>
+      </w:r>
+    </w:p>
+    <w:p>
+      <w:r>
+        <w:t>________________________________________________________________</w:t>
+      </w:r>
+    </w:p>
+    <w:p>
+      <w:r>
+        <w:t>Hint if needed: Use the changed condition and the deciding step in the pictorial trace. The answer must say what follows from those facts.</w:t>
+      </w:r>
+    </w:p>
+    <w:p>
+      <w:r>
+        <w:t>After your attempt, compare with the supported explanation: The first print shows 6, then IndexError stops the script before the length print. The attempted position does not exist.</w:t>
+      </w:r>
+    </w:p>
+    <w:p>
+      <w:pPr>
+        <w:pStyle w:val="Heading3"/>
+      </w:pPr>
+      <w:r>
+        <w:t>Repair a missing building block</w:t>
+      </w:r>
+    </w:p>
+    <w:p>
+      <w:r>
+        <w:t>Review Loops and trace tables (python-bridge/6). Goal: Trace variable values before and after each loop iteration. Short practice: List the four visited values and their running totals. Explain why 5 is absent and what prints for range(1,1).. Return to this week and explain what you changed.</w:t>
+      </w:r>
+    </w:p>
+    <w:p>
+      <w:r>
+        <w:t>Review Boolean conditions (python-bridge/4). Goal: Translate stated requirements into comparisons. Short practice: Give both comparison results for ages 11, 15 and 16. Which comparison rejects each outside value, and why does and matter?. Return to this week and explain what you changed.</w:t>
+      </w:r>
+    </w:p>
+    <w:p>
+      <w:r>
+        <w:t>Review From a paper algorithm to Python (python-bridge/1). Goal: Translate a short paper calculation into a Python script. Short practice: Match each paper quantity to its Python name. Why does the spare count get added once, and what prints when spare is five?. Return to this week and explain what you changed.</w:t>
+      </w:r>
+    </w:p>
+    <w:p>
+      <w:pPr>
+        <w:pStyle w:val="Heading3"/>
+      </w:pPr>
+      <w:r>
+        <w:t>Predict, run and debug</w:t>
+      </w:r>
+    </w:p>
+    <w:p>
+      <w:r>
+        <w:t>The browser lab lets you edit the supported Python examples already included in this lesson. Predict first, run, inspect the actual output or error, change one input, then run again. Keep code, predictions, actual results and a reasoned revision together. On paper, label your result as a trace rather than an execution.</w:t>
+      </w:r>
+    </w:p>
+    <w:p>
+      <w:pPr>
+        <w:pStyle w:val="Heading3"/>
+      </w:pPr>
+      <w:r>
+        <w:t>Keep your completed work</w:t>
+      </w:r>
+    </w:p>
+    <w:p>
+      <w:r>
+        <w:t>Use Download completed work in the hosted lesson to export your answers, reflections, practice feedback and code-run evidence. Open the HTML copy to read or print it. Drafts stay in this browser when storage is available; clear drafts on a shared device.</w:t>
+      </w:r>
+    </w:p>
+    <w:p>
+      <w:pPr>
+        <w:pStyle w:val="Heading3"/>
+      </w:pPr>
+      <w:r>
+        <w:t>What I repaired, the evidence I kept and the next test</w:t>
+      </w:r>
+    </w:p>
+    <w:p>
+      <w:r>
+        <w:t>________________________________________________________________</w:t>
+      </w:r>
+    </w:p>
+    <w:p>
+      <w:r>
+        <w:t>________________________________________________________________</w:t>
+      </w:r>
+    </w:p>
+    <w:p>
+      <w:r>
+        <w:t>________________________________________________________________</w:t>
+      </w:r>
+    </w:p>
+    <w:p>
+      <w:r>
+        <w:t>________________________________________________________________</w:t>
+      </w:r>
+    </w:p>
+    <w:p>
+      <w:r>
+        <w:t>________________________________________________________________</w:t>
+      </w:r>
+    </w:p>
     <w:sectPr>
       <w:pgSz w:w="12240" w:h="15840"/>
       <w:pgMar w:top="936" w:right="1008" w:bottom="936" w:left="1008" w:header="720" w:footer="720" w:gutter="0"/>

--- a/downloads/workbook/bridge-week-07.docx
+++ b/downloads/workbook/bridge-week-07.docx
@@ -30,6 +30,17 @@
     </w:p>
     <w:p>
       <w:r>
+        <w:t>Record your starting explanation for Lists and indexing before opening notes. Show any later correction separately.</w:t>
+      </w:r>
+    </w:p>
+    <w:p>
+      <w:pPr>
+        <w:spacing w:line="336" w:lineRule="auto" w:after="180"/>
+      </w:pPr>
+      <w:r>
+        <w:rPr>
+          <w:b w:val="0"/>
+        </w:rPr>
         <w:t>Try the recall before opening notes. Then use a different colour or a labelled second line to correct your explanation.</w:t>
       </w:r>
     </w:p>
@@ -42,7 +53,13 @@
       </w:r>
     </w:p>
     <w:p>
-      <w:r>
+      <w:pPr>
+        <w:spacing w:line="336" w:lineRule="auto" w:after="180"/>
+      </w:pPr>
+      <w:r>
+        <w:rPr>
+          <w:b w:val="0"/>
+        </w:rPr>
         <w:t>Without opening the old lesson, explain one key idea from Loops and trace tables. Give an example and a mistake that the idea helps you avoid.</w:t>
       </w:r>
     </w:p>
@@ -78,7 +95,13 @@
       </w:r>
     </w:p>
     <w:p>
-      <w:r>
+      <w:pPr>
+        <w:spacing w:line="336" w:lineRule="auto" w:after="180"/>
+      </w:pPr>
+      <w:r>
+        <w:rPr>
+          <w:b w:val="0"/>
+        </w:rPr>
         <w:t>Without opening the old lesson, explain one key idea from Boolean conditions. Give an example and a mistake that the idea helps you avoid.</w:t>
       </w:r>
     </w:p>
@@ -114,7 +137,13 @@
       </w:r>
     </w:p>
     <w:p>
-      <w:r>
+      <w:pPr>
+        <w:spacing w:line="336" w:lineRule="auto" w:after="180"/>
+      </w:pPr>
+      <w:r>
+        <w:rPr>
+          <w:b w:val="0"/>
+        </w:rPr>
         <w:t>Without opening the old lesson, explain one key idea from From a paper algorithm to Python. Give an example and a mistake that the idea helps you avoid.</w:t>
       </w:r>
     </w:p>
@@ -151,7 +180,42 @@
     </w:p>
     <w:p>
       <w:r>
-        <w:t>Use W2: Trace an update for Lists and indexing. Record the answer once; the lesson and workbook refer to the same attempt.</w:t>
+        <w:t>Complete the supported Lists and indexing trace and record the first step you can explain without help.</w:t>
+      </w:r>
+    </w:p>
+    <w:p>
+      <w:pPr>
+        <w:spacing w:line="336" w:lineRule="auto" w:after="180"/>
+      </w:pPr>
+      <w:r>
+        <w:rPr>
+          <w:b w:val="0"/>
+        </w:rPr>
+        <w:t xml:space="preserve">Use W2: Trace an update for </w:t>
+      </w:r>
+      <w:r>
+        <w:rPr>
+          <w:b/>
+        </w:rPr>
+        <w:t>List</w:t>
+      </w:r>
+      <w:r>
+        <w:rPr>
+          <w:b w:val="0"/>
+        </w:rPr>
+        <w:t xml:space="preserve">s and </w:t>
+      </w:r>
+      <w:r>
+        <w:rPr>
+          <w:b/>
+        </w:rPr>
+        <w:t>index</w:t>
+      </w:r>
+      <w:r>
+        <w:rPr>
+          <w:b w:val="0"/>
+        </w:rPr>
+        <w:t>ing. Record the answer once; the lesson and workbook refer to the same attempt.</w:t>
       </w:r>
     </w:p>
     <w:tbl>
@@ -279,7 +343,77 @@
     </w:p>
     <w:p>
       <w:r>
-        <w:t>Use the worked case for Lists and indexing. Proposed explanation: “Length is the last nonnegative index”. Decide whether this explanation is supported. Point to the step or supplied fact that decides; explain your repair if needed.</w:t>
+        <w:t>Check the proposed Lists and indexing explanation against the supplied facts before discussing it.</w:t>
+      </w:r>
+    </w:p>
+    <w:p>
+      <w:pPr>
+        <w:spacing w:line="336" w:lineRule="auto" w:after="180"/>
+      </w:pPr>
+      <w:r>
+        <w:rPr>
+          <w:b w:val="0"/>
+        </w:rPr>
+        <w:t xml:space="preserve">Use the worked case for </w:t>
+      </w:r>
+      <w:r>
+        <w:rPr>
+          <w:b/>
+        </w:rPr>
+        <w:t>List</w:t>
+      </w:r>
+      <w:r>
+        <w:rPr>
+          <w:b w:val="0"/>
+        </w:rPr>
+        <w:t xml:space="preserve">s and </w:t>
+      </w:r>
+      <w:r>
+        <w:rPr>
+          <w:b/>
+        </w:rPr>
+        <w:t>index</w:t>
+      </w:r>
+      <w:r>
+        <w:rPr>
+          <w:b w:val="0"/>
+        </w:rPr>
+        <w:t>ing. Proposed explanation: “</w:t>
+      </w:r>
+      <w:r>
+        <w:rPr>
+          <w:b/>
+        </w:rPr>
+        <w:t>Length</w:t>
+      </w:r>
+      <w:r>
+        <w:rPr>
+          <w:b w:val="0"/>
+        </w:rPr>
+        <w:t xml:space="preserve"> is the last nonnegative </w:t>
+      </w:r>
+      <w:r>
+        <w:rPr>
+          <w:b/>
+        </w:rPr>
+        <w:t>index</w:t>
+      </w:r>
+      <w:r>
+        <w:rPr>
+          <w:b w:val="0"/>
+        </w:rPr>
+        <w:t>”. Decide whether this explanation is supported.</w:t>
+      </w:r>
+    </w:p>
+    <w:p>
+      <w:pPr>
+        <w:spacing w:line="336" w:lineRule="auto" w:after="180"/>
+      </w:pPr>
+      <w:r>
+        <w:rPr>
+          <w:b w:val="0"/>
+        </w:rPr>
+        <w:t>Point to the step or supplied fact that decides; explain your repair if needed.</w:t>
       </w:r>
     </w:p>
     <w:p>
@@ -319,6 +453,11 @@
       </w:r>
     </w:p>
     <w:p>
+      <w:r>
+        <w:t>Write one first attempt at the reserved independent case before feedback. Repeated copies of that case refer to the same recorded attempt.</w:t>
+      </w:r>
+    </w:p>
+    <w:p>
       <w:pPr>
         <w:pStyle w:val="Heading3"/>
       </w:pPr>
@@ -327,8 +466,39 @@
       </w:r>
     </w:p>
     <w:p>
-      <w:r>
-        <w:t>Predict the three outputs. If the second print uses values[3] instead, where does execution stop and which later output is not produced?</w:t>
+      <w:pPr>
+        <w:spacing w:line="336" w:lineRule="auto" w:after="180"/>
+        <w:shd w:fill="F5F1FB"/>
+      </w:pPr>
+      <w:r>
+        <w:rPr>
+          <w:b w:val="0"/>
+        </w:rPr>
+        <w:t xml:space="preserve">Predict the three </w:t>
+      </w:r>
+      <w:r>
+        <w:rPr>
+          <w:b/>
+        </w:rPr>
+        <w:t>output</w:t>
+      </w:r>
+      <w:r>
+        <w:rPr>
+          <w:b w:val="0"/>
+        </w:rPr>
+        <w:t xml:space="preserve">s. If the second print uses values[3] instead, where does execution stop and which later </w:t>
+      </w:r>
+      <w:r>
+        <w:rPr>
+          <w:b/>
+        </w:rPr>
+        <w:t>output</w:t>
+      </w:r>
+      <w:r>
+        <w:rPr>
+          <w:b w:val="0"/>
+        </w:rPr>
+        <w:t xml:space="preserve"> is not produced?</w:t>
       </w:r>
     </w:p>
     <w:p>
@@ -391,7 +561,13 @@
       </w:r>
     </w:p>
     <w:p>
-      <w:r>
+      <w:pPr>
+        <w:spacing w:line="336" w:lineRule="auto" w:after="180"/>
+      </w:pPr>
+      <w:r>
+        <w:rPr>
+          <w:b w:val="0"/>
+        </w:rPr>
         <w:t>Attempt this case before feedback. Record any help. Earlier examples below are further practice; a case already practised with feedback cannot establish fresh transfer.</w:t>
       </w:r>
     </w:p>
@@ -405,7 +581,54 @@
     </w:p>
     <w:p>
       <w:r>
-        <w:t>For counts = [4, 7, 4], give the length, valid nonnegative indices and value at index 1. Explain how the two items with value 4 differ.</w:t>
+        <w:t>Separate index and value. Apply the supplied Lists and indexing facts and keep your reasoning.</w:t>
+      </w:r>
+    </w:p>
+    <w:p>
+      <w:pPr>
+        <w:spacing w:line="336" w:lineRule="auto" w:after="180"/>
+      </w:pPr>
+      <w:r>
+        <w:rPr>
+          <w:b w:val="0"/>
+        </w:rPr>
+        <w:t xml:space="preserve">For counts = [4, 7, 4], give the </w:t>
+      </w:r>
+      <w:r>
+        <w:rPr>
+          <w:b/>
+        </w:rPr>
+        <w:t>length</w:t>
+      </w:r>
+      <w:r>
+        <w:rPr>
+          <w:b w:val="0"/>
+        </w:rPr>
+        <w:t xml:space="preserve">, valid nonnegative indices and value at </w:t>
+      </w:r>
+      <w:r>
+        <w:rPr>
+          <w:b/>
+        </w:rPr>
+        <w:t>index</w:t>
+      </w:r>
+      <w:r>
+        <w:rPr>
+          <w:b w:val="0"/>
+        </w:rPr>
+        <w:t xml:space="preserve"> 1. Explain how the two </w:t>
+      </w:r>
+      <w:r>
+        <w:rPr>
+          <w:b/>
+        </w:rPr>
+        <w:t>item</w:t>
+      </w:r>
+      <w:r>
+        <w:rPr>
+          <w:b w:val="0"/>
+        </w:rPr>
+        <w:t>s with value 4 differ.</w:t>
       </w:r>
     </w:p>
     <w:p>
@@ -456,7 +679,54 @@
     </w:p>
     <w:p>
       <w:r>
-        <w:t>Start with counts = [4, 7, 4]. Run counts[0] = 6. Write the resulting list, its length and the value at index 2. Predict before running.</w:t>
+        <w:t>Trace an update. Apply the supplied Lists and indexing facts and keep your reasoning.</w:t>
+      </w:r>
+    </w:p>
+    <w:p>
+      <w:pPr>
+        <w:spacing w:line="336" w:lineRule="auto" w:after="180"/>
+      </w:pPr>
+      <w:r>
+        <w:rPr>
+          <w:b w:val="0"/>
+        </w:rPr>
+        <w:t xml:space="preserve">Start with counts = [4, 7, 4]. Run counts[0] = 6. Write the resulting </w:t>
+      </w:r>
+      <w:r>
+        <w:rPr>
+          <w:b/>
+        </w:rPr>
+        <w:t>list</w:t>
+      </w:r>
+      <w:r>
+        <w:rPr>
+          <w:b w:val="0"/>
+        </w:rPr>
+        <w:t xml:space="preserve">, its </w:t>
+      </w:r>
+      <w:r>
+        <w:rPr>
+          <w:b/>
+        </w:rPr>
+        <w:t>length</w:t>
+      </w:r>
+      <w:r>
+        <w:rPr>
+          <w:b w:val="0"/>
+        </w:rPr>
+        <w:t xml:space="preserve"> and the value at </w:t>
+      </w:r>
+      <w:r>
+        <w:rPr>
+          <w:b/>
+        </w:rPr>
+        <w:t>index</w:t>
+      </w:r>
+      <w:r>
+        <w:rPr>
+          <w:b w:val="0"/>
+        </w:rPr>
+        <w:t xml:space="preserve"> 2. Predict before running.</w:t>
       </w:r>
     </w:p>
     <w:p>
@@ -507,7 +777,30 @@
     </w:p>
     <w:p>
       <w:r>
-        <w:t>A learner loops with for count in counts and tries to read counts[count] for counts = [4, 7, 4]. Identify the first attempted index and error. Explain how to print each value directly.</w:t>
+        <w:t>Repair a position mistake. Apply the supplied Lists and indexing facts and keep your reasoning.</w:t>
+      </w:r>
+    </w:p>
+    <w:p>
+      <w:pPr>
+        <w:spacing w:line="336" w:lineRule="auto" w:after="180"/>
+      </w:pPr>
+      <w:r>
+        <w:rPr>
+          <w:b w:val="0"/>
+        </w:rPr>
+        <w:t xml:space="preserve">A learner loops with for count in counts and tries to read counts[count] for counts = [4, 7, 4]. Identify the first attempted </w:t>
+      </w:r>
+      <w:r>
+        <w:rPr>
+          <w:b/>
+        </w:rPr>
+        <w:t>index</w:t>
+      </w:r>
+      <w:r>
+        <w:rPr>
+          <w:b w:val="0"/>
+        </w:rPr>
+        <w:t xml:space="preserve"> and error. Explain how to print each value directly.</w:t>
       </w:r>
     </w:p>
     <w:p>
@@ -558,7 +851,53 @@
     </w:p>
     <w:p>
       <w:r>
-        <w:t>Start with readings = [3, 0, 3, 2]. Replace the second item with 5 using its index. Write a loop that adds all updated readings and prints one final total. Trace every update of the total. Then test the summing part alone on [] and [6].</w:t>
+        <w:t>Attempt before feedback. If this repeats the selected independent case, reuse that first attempt; otherwise keep a separate record. Process new data independently. Apply the supplied Lists and indexing facts and keep your reasoning.</w:t>
+      </w:r>
+    </w:p>
+    <w:p>
+      <w:pPr>
+        <w:spacing w:line="336" w:lineRule="auto" w:after="180"/>
+      </w:pPr>
+      <w:r>
+        <w:rPr>
+          <w:b w:val="0"/>
+        </w:rPr>
+        <w:t xml:space="preserve">Start with readings = [3, 0, 3, 2]. Replace the second </w:t>
+      </w:r>
+      <w:r>
+        <w:rPr>
+          <w:b/>
+        </w:rPr>
+        <w:t>item</w:t>
+      </w:r>
+      <w:r>
+        <w:rPr>
+          <w:b w:val="0"/>
+        </w:rPr>
+        <w:t xml:space="preserve"> with 5 using its </w:t>
+      </w:r>
+      <w:r>
+        <w:rPr>
+          <w:b/>
+        </w:rPr>
+        <w:t>index</w:t>
+      </w:r>
+      <w:r>
+        <w:rPr>
+          <w:b w:val="0"/>
+        </w:rPr>
+        <w:t>. Write a loop that adds all updated readings and prints one final total. Trace every update of the total.</w:t>
+      </w:r>
+    </w:p>
+    <w:p>
+      <w:pPr>
+        <w:spacing w:line="336" w:lineRule="auto" w:after="180"/>
+      </w:pPr>
+      <w:r>
+        <w:rPr>
+          <w:b w:val="0"/>
+        </w:rPr>
+        <w:t>Then test the summing part alone on [] and [6].</w:t>
       </w:r>
     </w:p>
     <w:p>
@@ -619,7 +958,42 @@
     </w:p>
     <w:p>
       <w:r>
-        <w:t>Compare [1, 5, 2] and [5, 1, 2]. State their totals and first items. Would storing only the total answer which first item was larger? Explain.</w:t>
+        <w:t>Keep the information you need. Apply the supplied Lists and indexing facts and keep your reasoning.</w:t>
+      </w:r>
+    </w:p>
+    <w:p>
+      <w:pPr>
+        <w:spacing w:line="336" w:lineRule="auto" w:after="180"/>
+      </w:pPr>
+      <w:r>
+        <w:rPr>
+          <w:b w:val="0"/>
+        </w:rPr>
+        <w:t xml:space="preserve">Compare [1, 5, 2] and [5, 1, 2]. State their totals and first </w:t>
+      </w:r>
+      <w:r>
+        <w:rPr>
+          <w:b/>
+        </w:rPr>
+        <w:t>item</w:t>
+      </w:r>
+      <w:r>
+        <w:rPr>
+          <w:b w:val="0"/>
+        </w:rPr>
+        <w:t xml:space="preserve">s. Would storing only the total answer which first </w:t>
+      </w:r>
+      <w:r>
+        <w:rPr>
+          <w:b/>
+        </w:rPr>
+        <w:t>item</w:t>
+      </w:r>
+      <w:r>
+        <w:rPr>
+          <w:b w:val="0"/>
+        </w:rPr>
+        <w:t xml:space="preserve"> was larger? Explain.</w:t>
       </w:r>
     </w:p>
     <w:p>
@@ -670,7 +1044,113 @@
     </w:p>
     <w:p>
       <w:r>
-        <w:t>Add a labelled lists and indexing evidence sheet to Python readiness portfolio. Show how you can distinguish a list index from the value stored at that position. Use the supplied fictional case and keep its inputs, intermediate steps, calculation or prediction, and limitation. Connect this record to last week’s record; a matching answer without a trace is insufficient.</w:t>
+        <w:t>Connect Lists and indexing to Python readiness portfolio, identify a limit and choose the next useful test.</w:t>
+      </w:r>
+    </w:p>
+    <w:p>
+      <w:pPr>
+        <w:spacing w:line="336" w:lineRule="auto" w:after="180"/>
+      </w:pPr>
+      <w:r>
+        <w:rPr>
+          <w:b w:val="0"/>
+        </w:rPr>
+        <w:t xml:space="preserve">Add a labelled </w:t>
+      </w:r>
+      <w:r>
+        <w:rPr>
+          <w:b/>
+        </w:rPr>
+        <w:t>list</w:t>
+      </w:r>
+      <w:r>
+        <w:rPr>
+          <w:b w:val="0"/>
+        </w:rPr>
+        <w:t xml:space="preserve">s and </w:t>
+      </w:r>
+      <w:r>
+        <w:rPr>
+          <w:b/>
+        </w:rPr>
+        <w:t>index</w:t>
+      </w:r>
+      <w:r>
+        <w:rPr>
+          <w:b w:val="0"/>
+        </w:rPr>
+        <w:t xml:space="preserve">ing </w:t>
+      </w:r>
+      <w:r>
+        <w:rPr>
+          <w:b/>
+        </w:rPr>
+        <w:t>evidence</w:t>
+      </w:r>
+      <w:r>
+        <w:rPr>
+          <w:b w:val="0"/>
+        </w:rPr>
+        <w:t xml:space="preserve"> sheet to Python readiness portfolio. Show how you can distinguish a </w:t>
+      </w:r>
+      <w:r>
+        <w:rPr>
+          <w:b/>
+        </w:rPr>
+        <w:t>list</w:t>
+      </w:r>
+      <w:r>
+        <w:rPr>
+          <w:b w:val="0"/>
+        </w:rPr>
+        <w:t xml:space="preserve"> </w:t>
+      </w:r>
+      <w:r>
+        <w:rPr>
+          <w:b/>
+        </w:rPr>
+        <w:t>index</w:t>
+      </w:r>
+      <w:r>
+        <w:rPr>
+          <w:b w:val="0"/>
+        </w:rPr>
+        <w:t xml:space="preserve"> from the value stored at that position.</w:t>
+      </w:r>
+    </w:p>
+    <w:p>
+      <w:pPr>
+        <w:spacing w:line="336" w:lineRule="auto" w:after="180"/>
+      </w:pPr>
+      <w:r>
+        <w:rPr>
+          <w:b w:val="0"/>
+        </w:rPr>
+        <w:t xml:space="preserve">Use the supplied fictional case and keep its </w:t>
+      </w:r>
+      <w:r>
+        <w:rPr>
+          <w:b/>
+        </w:rPr>
+        <w:t>input</w:t>
+      </w:r>
+      <w:r>
+        <w:rPr>
+          <w:b w:val="0"/>
+        </w:rPr>
+        <w:t xml:space="preserve">s, intermediate steps, calculation or </w:t>
+      </w:r>
+      <w:r>
+        <w:rPr>
+          <w:b/>
+        </w:rPr>
+        <w:t>prediction</w:t>
+      </w:r>
+      <w:r>
+        <w:rPr>
+          <w:b w:val="0"/>
+        </w:rPr>
+        <w:t>, and limitation. Connect this record to last week’s record; a matching answer without a trace is insufficient.</w:t>
       </w:r>
     </w:p>
     <w:p>
@@ -717,6 +1197,11 @@
       </w:pPr>
       <w:r>
         <w:t>11. Feedback, return check and learning record</w:t>
+      </w:r>
+    </w:p>
+    <w:p>
+      <w:r>
+        <w:t>Record the first repaired step and a different case to revisit after a delay.</w:t>
       </w:r>
     </w:p>
     <w:tbl>
@@ -856,7 +1341,13 @@
       </w:tr>
     </w:tbl>
     <w:p>
-      <w:r>
+      <w:pPr>
+        <w:spacing w:line="336" w:lineRule="auto" w:after="180"/>
+      </w:pPr>
+      <w:r>
+        <w:rPr>
+          <w:b w:val="0"/>
+        </w:rPr>
         <w:t>Revisit this idea with your teacher after a delay. Familiarity is different from explaining and using it on a changed case.</w:t>
       </w:r>
     </w:p>
@@ -870,11 +1361,46 @@
     </w:p>
     <w:p>
       <w:r>
-        <w:t>Indexes are positions, not values. A list of shelf counts is read by position.</w:t>
+        <w:t>Indexes are positions, not values. A list of shelf counts is read by position. Explain the labelled step before checking the changed condition.</w:t>
       </w:r>
     </w:p>
     <w:p>
-      <w:r>
+      <w:pPr>
+        <w:spacing w:line="336" w:lineRule="auto" w:after="180"/>
+      </w:pPr>
+      <w:r>
+        <w:rPr>
+          <w:b/>
+        </w:rPr>
+        <w:t>Index</w:t>
+      </w:r>
+      <w:r>
+        <w:rPr>
+          <w:b w:val="0"/>
+        </w:rPr>
+        <w:t xml:space="preserve">es are positions, not values. A </w:t>
+      </w:r>
+      <w:r>
+        <w:rPr>
+          <w:b/>
+        </w:rPr>
+        <w:t>list</w:t>
+      </w:r>
+      <w:r>
+        <w:rPr>
+          <w:b w:val="0"/>
+        </w:rPr>
+        <w:t xml:space="preserve"> of shelf counts is read by position.</w:t>
+      </w:r>
+    </w:p>
+    <w:p>
+      <w:pPr>
+        <w:spacing w:line="336" w:lineRule="auto" w:after="180"/>
+      </w:pPr>
+      <w:r>
+        <w:rPr>
+          <w:b w:val="0"/>
+        </w:rPr>
         <w:t>Python 3: counts=[6,1,8]; print(counts[0]); print(counts[-1]); print(len(counts)).</w:t>
       </w:r>
     </w:p>
@@ -951,8 +1477,62 @@
       </w:r>
     </w:p>
     <w:p>
-      <w:r>
-        <w:t>Label the three index positions. Predict all original outputs, then name the first output and stopping point after using index 3.</w:t>
+      <w:pPr>
+        <w:spacing w:line="336" w:lineRule="auto" w:after="180"/>
+      </w:pPr>
+      <w:r>
+        <w:rPr>
+          <w:b w:val="0"/>
+        </w:rPr>
+        <w:t xml:space="preserve">Label the three </w:t>
+      </w:r>
+      <w:r>
+        <w:rPr>
+          <w:b/>
+        </w:rPr>
+        <w:t>index</w:t>
+      </w:r>
+      <w:r>
+        <w:rPr>
+          <w:b w:val="0"/>
+        </w:rPr>
+        <w:t xml:space="preserve"> positions. Predict all original </w:t>
+      </w:r>
+      <w:r>
+        <w:rPr>
+          <w:b/>
+        </w:rPr>
+        <w:t>output</w:t>
+      </w:r>
+      <w:r>
+        <w:rPr>
+          <w:b w:val="0"/>
+        </w:rPr>
+        <w:t xml:space="preserve">s, then name the first </w:t>
+      </w:r>
+      <w:r>
+        <w:rPr>
+          <w:b/>
+        </w:rPr>
+        <w:t>output</w:t>
+      </w:r>
+      <w:r>
+        <w:rPr>
+          <w:b w:val="0"/>
+        </w:rPr>
+        <w:t xml:space="preserve"> and stopping point after using </w:t>
+      </w:r>
+      <w:r>
+        <w:rPr>
+          <w:b/>
+        </w:rPr>
+        <w:t>index</w:t>
+      </w:r>
+      <w:r>
+        <w:rPr>
+          <w:b w:val="0"/>
+        </w:rPr>
+        <w:t xml:space="preserve"> 3.</w:t>
       </w:r>
     </w:p>
     <w:p>
@@ -994,13 +1574,81 @@
       </w:r>
     </w:p>
     <w:p>
-      <w:r>
-        <w:t>Support used: alone / hint / worked example. This record is practice evidence.</w:t>
+      <w:pPr>
+        <w:pStyle w:val="Heading3"/>
+      </w:pPr>
+      <w:r>
+        <w:t>Record the help used</w:t>
       </w:r>
     </w:p>
     <w:p>
-      <w:r>
-        <w:t>Project connection: For Python readiness before the Responsible Plant Classifier, retain a trace of the values, the predicted outputs and the changed-case explanation. Use actual Python 3 results to check the prediction after reasoning first.</w:t>
+      <w:pPr>
+        <w:spacing w:line="336" w:lineRule="auto" w:after="180"/>
+        <w:shd w:fill="F1F6F8"/>
+      </w:pPr>
+      <w:r>
+        <w:rPr>
+          <w:b w:val="0"/>
+        </w:rPr>
+        <w:t xml:space="preserve">Support used: alone / hint / worked example. This record is practice </w:t>
+      </w:r>
+      <w:r>
+        <w:rPr>
+          <w:b/>
+        </w:rPr>
+        <w:t>evidence</w:t>
+      </w:r>
+      <w:r>
+        <w:rPr>
+          <w:b w:val="0"/>
+        </w:rPr>
+        <w:t>.</w:t>
+      </w:r>
+    </w:p>
+    <w:p>
+      <w:pPr>
+        <w:spacing w:line="336" w:lineRule="auto" w:after="180"/>
+      </w:pPr>
+      <w:r>
+        <w:rPr>
+          <w:b w:val="0"/>
+        </w:rPr>
+        <w:t xml:space="preserve">Project connection: For Python readiness before the Responsible Plant Classifier, retain a trace of the values, the predicted </w:t>
+      </w:r>
+      <w:r>
+        <w:rPr>
+          <w:b/>
+        </w:rPr>
+        <w:t>output</w:t>
+      </w:r>
+      <w:r>
+        <w:rPr>
+          <w:b w:val="0"/>
+        </w:rPr>
+        <w:t>s and the changed-case explanation.</w:t>
+      </w:r>
+    </w:p>
+    <w:p>
+      <w:pPr>
+        <w:spacing w:line="336" w:lineRule="auto" w:after="180"/>
+      </w:pPr>
+      <w:r>
+        <w:rPr>
+          <w:b w:val="0"/>
+        </w:rPr>
+        <w:t xml:space="preserve">Use actual Python 3 results to check the </w:t>
+      </w:r>
+      <w:r>
+        <w:rPr>
+          <w:b/>
+        </w:rPr>
+        <w:t>prediction</w:t>
+      </w:r>
+      <w:r>
+        <w:rPr>
+          <w:b w:val="0"/>
+        </w:rPr>
+        <w:t xml:space="preserve"> after reasoning first.</w:t>
       </w:r>
     </w:p>
     <w:p>
@@ -1013,17 +1661,100 @@
     </w:p>
     <w:p>
       <w:r>
-        <w:t>Project: Python readiness portfolio</w:t>
+        <w:t>Keep this week’s input, deciding step, result and limit together in the Python readiness portfolio record.</w:t>
       </w:r>
     </w:p>
     <w:p>
-      <w:r>
-        <w:t>Current milestone: Python readiness portfolio. Keep runnable code, predictions, actual outputs, one repaired error and an explanation of a function on changed inputs.</w:t>
+      <w:pPr>
+        <w:spacing w:line="336" w:lineRule="auto" w:after="180"/>
+      </w:pPr>
+      <w:r>
+        <w:rPr>
+          <w:b w:val="0"/>
+        </w:rPr>
+        <w:t>Project: Python readiness portfolio</w:t>
       </w:r>
     </w:p>
     <w:p>
-      <w:r>
-        <w:t>For Python readiness before the Responsible Plant Classifier, retain a trace of the values, the predicted outputs and the changed-case explanation. Use actual Python 3 results to check the prediction after reasoning first.</w:t>
+      <w:pPr>
+        <w:spacing w:line="336" w:lineRule="auto" w:after="180"/>
+      </w:pPr>
+      <w:r>
+        <w:rPr>
+          <w:b w:val="0"/>
+        </w:rPr>
+        <w:t xml:space="preserve">Current milestone: Python readiness portfolio. Keep runnable code, </w:t>
+      </w:r>
+      <w:r>
+        <w:rPr>
+          <w:b/>
+        </w:rPr>
+        <w:t>prediction</w:t>
+      </w:r>
+      <w:r>
+        <w:rPr>
+          <w:b w:val="0"/>
+        </w:rPr>
+        <w:t xml:space="preserve">s, actual </w:t>
+      </w:r>
+      <w:r>
+        <w:rPr>
+          <w:b/>
+        </w:rPr>
+        <w:t>output</w:t>
+      </w:r>
+      <w:r>
+        <w:rPr>
+          <w:b w:val="0"/>
+        </w:rPr>
+        <w:t xml:space="preserve">s, one repaired error and an explanation of a function on changed </w:t>
+      </w:r>
+      <w:r>
+        <w:rPr>
+          <w:b/>
+        </w:rPr>
+        <w:t>input</w:t>
+      </w:r>
+      <w:r>
+        <w:rPr>
+          <w:b w:val="0"/>
+        </w:rPr>
+        <w:t>s.</w:t>
+      </w:r>
+    </w:p>
+    <w:p>
+      <w:pPr>
+        <w:spacing w:line="336" w:lineRule="auto" w:after="180"/>
+      </w:pPr>
+      <w:r>
+        <w:rPr>
+          <w:b w:val="0"/>
+        </w:rPr>
+        <w:t xml:space="preserve">For Python readiness before the Responsible Plant Classifier, retain a trace of the values, the predicted </w:t>
+      </w:r>
+      <w:r>
+        <w:rPr>
+          <w:b/>
+        </w:rPr>
+        <w:t>output</w:t>
+      </w:r>
+      <w:r>
+        <w:rPr>
+          <w:b w:val="0"/>
+        </w:rPr>
+        <w:t xml:space="preserve">s and the changed-case explanation. Use actual Python 3 results to check the </w:t>
+      </w:r>
+      <w:r>
+        <w:rPr>
+          <w:b/>
+        </w:rPr>
+        <w:t>prediction</w:t>
+      </w:r>
+      <w:r>
+        <w:rPr>
+          <w:b w:val="0"/>
+        </w:rPr>
+        <w:t xml:space="preserve"> after reasoning first.</w:t>
       </w:r>
     </w:p>
     <w:tbl>
@@ -1185,12 +1916,47 @@
     </w:p>
     <w:p>
       <w:r>
-        <w:t>Use this supported practice once, in the browser or on paper. Keep the reserved independent assessment for a separate first attempt before teacher feedback.</w:t>
+        <w:t>Try the supported questions before comparing with hints and feedback. Record what you repaired and the evidence you retained.</w:t>
       </w:r>
     </w:p>
     <w:p>
-      <w:r>
-        <w:t>Indexes are positions, not values. A list of shelf counts is read by position.</w:t>
+      <w:pPr>
+        <w:spacing w:line="336" w:lineRule="auto" w:after="180"/>
+      </w:pPr>
+      <w:r>
+        <w:rPr>
+          <w:b w:val="0"/>
+        </w:rPr>
+        <w:t>Use this supported practice once, in the browser or on paper. Keep the reserved independent assessment for a separate first attempt before teacher feedback.</w:t>
+      </w:r>
+    </w:p>
+    <w:p>
+      <w:pPr>
+        <w:spacing w:line="336" w:lineRule="auto" w:after="180"/>
+      </w:pPr>
+      <w:r>
+        <w:rPr>
+          <w:b/>
+        </w:rPr>
+        <w:t>Index</w:t>
+      </w:r>
+      <w:r>
+        <w:rPr>
+          <w:b w:val="0"/>
+        </w:rPr>
+        <w:t xml:space="preserve">es are positions, not values. A </w:t>
+      </w:r>
+      <w:r>
+        <w:rPr>
+          <w:b/>
+        </w:rPr>
+        <w:t>list</w:t>
+      </w:r>
+      <w:r>
+        <w:rPr>
+          <w:b w:val="0"/>
+        </w:rPr>
+        <w:t xml:space="preserve"> of shelf counts is read by position.</w:t>
       </w:r>
     </w:p>
     <w:p>
@@ -1202,22 +1968,97 @@
       </w:r>
     </w:p>
     <w:p>
-      <w:r>
-        <w:t>Which labelled step matches this detail? Length is 3, but index 3 is beyond the final valid positive index 2.</w:t>
+      <w:pPr>
+        <w:spacing w:line="336" w:lineRule="auto" w:after="180"/>
+      </w:pPr>
+      <w:r>
+        <w:rPr>
+          <w:b w:val="0"/>
+        </w:rPr>
+        <w:t xml:space="preserve">Which labelled step matches this detail? </w:t>
+      </w:r>
+      <w:r>
+        <w:rPr>
+          <w:b/>
+        </w:rPr>
+        <w:t>Length</w:t>
+      </w:r>
+      <w:r>
+        <w:rPr>
+          <w:b w:val="0"/>
+        </w:rPr>
+        <w:t xml:space="preserve"> is 3, but </w:t>
+      </w:r>
+      <w:r>
+        <w:rPr>
+          <w:b/>
+        </w:rPr>
+        <w:t>index</w:t>
+      </w:r>
+      <w:r>
+        <w:rPr>
+          <w:b w:val="0"/>
+        </w:rPr>
+        <w:t xml:space="preserve"> 3 is beyond the final valid positive </w:t>
+      </w:r>
+      <w:r>
+        <w:rPr>
+          <w:b/>
+        </w:rPr>
+        <w:t>index</w:t>
+      </w:r>
+      <w:r>
+        <w:rPr>
+          <w:b w:val="0"/>
+        </w:rPr>
+        <w:t xml:space="preserve"> 2.</w:t>
       </w:r>
     </w:p>
     <w:p>
-      <w:r>
+      <w:pPr>
+        <w:spacing w:line="336" w:lineRule="auto" w:after="180"/>
+        <w:shd w:fill="F4F9FC"/>
+      </w:pPr>
+      <w:r>
+        <w:rPr>
+          <w:b w:val="0"/>
+        </w:rPr>
         <w:t>1. Read two positions</w:t>
       </w:r>
     </w:p>
     <w:p>
-      <w:r>
-        <w:t>2. Check length boundary</w:t>
+      <w:pPr>
+        <w:spacing w:line="336" w:lineRule="auto" w:after="180"/>
+        <w:shd w:fill="F4F9FC"/>
+      </w:pPr>
+      <w:r>
+        <w:rPr>
+          <w:b w:val="0"/>
+        </w:rPr>
+        <w:t xml:space="preserve">2. Check </w:t>
+      </w:r>
+      <w:r>
+        <w:rPr>
+          <w:b/>
+        </w:rPr>
+        <w:t>length</w:t>
+      </w:r>
+      <w:r>
+        <w:rPr>
+          <w:b w:val="0"/>
+        </w:rPr>
+        <w:t xml:space="preserve"> boundary</w:t>
       </w:r>
     </w:p>
     <w:p>
-      <w:r>
+      <w:pPr>
+        <w:spacing w:line="336" w:lineRule="auto" w:after="180"/>
+        <w:shd w:fill="F4F9FC"/>
+      </w:pPr>
+      <w:r>
+        <w:rPr>
+          <w:b w:val="0"/>
+        </w:rPr>
         <w:t>3. Draw positions</w:t>
       </w:r>
     </w:p>
@@ -1255,13 +2096,23 @@
       </w:r>
     </w:p>
     <w:p>
-      <w:r>
-        <w:t>Hint if needed: Read the steps in the pictorial case. Match the supplied detail to the stage that performs or records it.</w:t>
+      <w:pPr>
+        <w:pStyle w:val="Heading3"/>
+      </w:pPr>
+      <w:r>
+        <w:t>Hint · try first</w:t>
       </w:r>
     </w:p>
     <w:p>
-      <w:r>
-        <w:t>After your attempt, compare with the supported explanation: Check length boundary Length is 3, but index 3 is beyond the final valid positive index 2. List positions begin at zero. A negative index counts from the end; the list length counts entries and is not itself a valid positive index for the final entry.</w:t>
+      <w:pPr>
+        <w:spacing w:line="336" w:lineRule="auto" w:after="180"/>
+        <w:shd w:fill="F1F6F8"/>
+      </w:pPr>
+      <w:r>
+        <w:rPr>
+          <w:b w:val="0"/>
+        </w:rPr>
+        <w:t>Hint if needed: Read the steps in the pictorial case. Match the supplied detail to the stage that performs or records it.</w:t>
       </w:r>
     </w:p>
     <w:p>
@@ -1269,27 +2120,139 @@
         <w:pStyle w:val="Heading3"/>
       </w:pPr>
       <w:r>
-        <w:t>Practice 2: explain the deciding evidence</w:t>
+        <w:t>Feedback · compare after trying</w:t>
       </w:r>
     </w:p>
     <w:p>
-      <w:r>
-        <w:t>Changed-case practice: Replace the second print with print(counts[3]). Which conclusion is supported by the supplied facts?</w:t>
+      <w:pPr>
+        <w:spacing w:line="336" w:lineRule="auto" w:after="180"/>
+        <w:shd w:fill="F1F6FC"/>
+      </w:pPr>
+      <w:r>
+        <w:rPr>
+          <w:b w:val="0"/>
+        </w:rPr>
+        <w:t xml:space="preserve">After your attempt, compare with the supported explanation: Check </w:t>
+      </w:r>
+      <w:r>
+        <w:rPr>
+          <w:b/>
+        </w:rPr>
+        <w:t>length</w:t>
+      </w:r>
+      <w:r>
+        <w:rPr>
+          <w:b w:val="0"/>
+        </w:rPr>
+        <w:t xml:space="preserve"> boundary </w:t>
+      </w:r>
+      <w:r>
+        <w:rPr>
+          <w:b/>
+        </w:rPr>
+        <w:t>Length</w:t>
+      </w:r>
+      <w:r>
+        <w:rPr>
+          <w:b w:val="0"/>
+        </w:rPr>
+        <w:t xml:space="preserve"> is 3, but </w:t>
+      </w:r>
+      <w:r>
+        <w:rPr>
+          <w:b/>
+        </w:rPr>
+        <w:t>index</w:t>
+      </w:r>
+      <w:r>
+        <w:rPr>
+          <w:b w:val="0"/>
+        </w:rPr>
+        <w:t xml:space="preserve"> 3 is beyond the final valid positive </w:t>
+      </w:r>
+      <w:r>
+        <w:rPr>
+          <w:b/>
+        </w:rPr>
+        <w:t>index</w:t>
+      </w:r>
+      <w:r>
+        <w:rPr>
+          <w:b w:val="0"/>
+        </w:rPr>
+        <w:t xml:space="preserve"> 2. </w:t>
+      </w:r>
+      <w:r>
+        <w:rPr>
+          <w:b/>
+        </w:rPr>
+        <w:t>List</w:t>
+      </w:r>
+      <w:r>
+        <w:rPr>
+          <w:b w:val="0"/>
+        </w:rPr>
+        <w:t xml:space="preserve"> positions begin at zero.</w:t>
       </w:r>
     </w:p>
     <w:p>
-      <w:r>
-        <w:t>1. The first print shows 6, then IndexError stops the script before the length print.</w:t>
-      </w:r>
-    </w:p>
-    <w:p>
-      <w:r>
-        <w:t>2. We can decide the result without examining the changed input or the procedure.</w:t>
-      </w:r>
-    </w:p>
-    <w:p>
-      <w:r>
-        <w:t>3. This one example guarantees correct results for every future input.</w:t>
+      <w:pPr>
+        <w:spacing w:line="336" w:lineRule="auto" w:after="180"/>
+        <w:shd w:fill="F1F6FC"/>
+      </w:pPr>
+      <w:r>
+        <w:rPr>
+          <w:b w:val="0"/>
+        </w:rPr>
+        <w:t xml:space="preserve">A negative </w:t>
+      </w:r>
+      <w:r>
+        <w:rPr>
+          <w:b/>
+        </w:rPr>
+        <w:t>index</w:t>
+      </w:r>
+      <w:r>
+        <w:rPr>
+          <w:b w:val="0"/>
+        </w:rPr>
+        <w:t xml:space="preserve"> counts from the end; the </w:t>
+      </w:r>
+      <w:r>
+        <w:rPr>
+          <w:b/>
+        </w:rPr>
+        <w:t>list</w:t>
+      </w:r>
+      <w:r>
+        <w:rPr>
+          <w:b w:val="0"/>
+        </w:rPr>
+        <w:t xml:space="preserve"> </w:t>
+      </w:r>
+      <w:r>
+        <w:rPr>
+          <w:b/>
+        </w:rPr>
+        <w:t>length</w:t>
+      </w:r>
+      <w:r>
+        <w:rPr>
+          <w:b w:val="0"/>
+        </w:rPr>
+        <w:t xml:space="preserve"> counts entries and is not itself a valid positive </w:t>
+      </w:r>
+      <w:r>
+        <w:rPr>
+          <w:b/>
+        </w:rPr>
+        <w:t>index</w:t>
+      </w:r>
+      <w:r>
+        <w:rPr>
+          <w:b w:val="0"/>
+        </w:rPr>
+        <w:t xml:space="preserve"> for the final entry.</w:t>
       </w:r>
     </w:p>
     <w:p>
@@ -1297,42 +2260,7 @@
         <w:pStyle w:val="Heading3"/>
       </w:pPr>
       <w:r>
-        <w:t>My selected conclusion, deciding fact and explanation</w:t>
-      </w:r>
-    </w:p>
-    <w:p>
-      <w:r>
-        <w:t>________________________________________________________________</w:t>
-      </w:r>
-    </w:p>
-    <w:p>
-      <w:r>
-        <w:t>________________________________________________________________</w:t>
-      </w:r>
-    </w:p>
-    <w:p>
-      <w:r>
-        <w:t>________________________________________________________________</w:t>
-      </w:r>
-    </w:p>
-    <w:p>
-      <w:r>
-        <w:t>________________________________________________________________</w:t>
-      </w:r>
-    </w:p>
-    <w:p>
-      <w:r>
-        <w:t>________________________________________________________________</w:t>
-      </w:r>
-    </w:p>
-    <w:p>
-      <w:r>
-        <w:t>Hint if needed: Use the changed condition and the deciding step in the pictorial trace. The answer must say what follows from those facts.</w:t>
-      </w:r>
-    </w:p>
-    <w:p>
-      <w:r>
-        <w:t>After your attempt, compare with the supported explanation: The first print shows 6, then IndexError stops the script before the length print. The attempted position does not exist.</w:t>
+        <w:t>Practice 2: explain the deciding evidence</w:t>
       </w:r>
     </w:p>
     <w:p>
@@ -1340,22 +2268,103 @@
         <w:pStyle w:val="Heading3"/>
       </w:pPr>
       <w:r>
-        <w:t>Repair a missing building block</w:t>
+        <w:t>Changed case · predict first</w:t>
       </w:r>
     </w:p>
     <w:p>
-      <w:r>
-        <w:t>Review Loops and trace tables (python-bridge/6). Goal: Trace variable values before and after each loop iteration. Short practice: List the four visited values and their running totals. Explain why 5 is absent and what prints for range(1,1).. Return to this week and explain what you changed.</w:t>
+      <w:pPr>
+        <w:spacing w:line="336" w:lineRule="auto" w:after="180"/>
+        <w:shd w:fill="F5F1FB"/>
+      </w:pPr>
+      <w:r>
+        <w:rPr>
+          <w:b w:val="0"/>
+        </w:rPr>
+        <w:t>Changed-case practice: Replace the second print with print(counts[3]). Which conclusion is supported by the supplied facts?</w:t>
       </w:r>
     </w:p>
     <w:p>
-      <w:r>
-        <w:t>Review Boolean conditions (python-bridge/4). Goal: Translate stated requirements into comparisons. Short practice: Give both comparison results for ages 11, 15 and 16. Which comparison rejects each outside value, and why does and matter?. Return to this week and explain what you changed.</w:t>
+      <w:pPr>
+        <w:spacing w:line="336" w:lineRule="auto" w:after="180"/>
+        <w:shd w:fill="F4F9FC"/>
+      </w:pPr>
+      <w:r>
+        <w:rPr>
+          <w:b w:val="0"/>
+        </w:rPr>
+        <w:t xml:space="preserve">1. The first print shows 6, then </w:t>
+      </w:r>
+      <w:r>
+        <w:rPr>
+          <w:b/>
+        </w:rPr>
+        <w:t>IndexError</w:t>
+      </w:r>
+      <w:r>
+        <w:rPr>
+          <w:b w:val="0"/>
+        </w:rPr>
+        <w:t xml:space="preserve"> stops the script before the </w:t>
+      </w:r>
+      <w:r>
+        <w:rPr>
+          <w:b/>
+        </w:rPr>
+        <w:t>length</w:t>
+      </w:r>
+      <w:r>
+        <w:rPr>
+          <w:b w:val="0"/>
+        </w:rPr>
+        <w:t xml:space="preserve"> print.</w:t>
       </w:r>
     </w:p>
     <w:p>
-      <w:r>
-        <w:t>Review From a paper algorithm to Python (python-bridge/1). Goal: Translate a short paper calculation into a Python script. Short practice: Match each paper quantity to its Python name. Why does the spare count get added once, and what prints when spare is five?. Return to this week and explain what you changed.</w:t>
+      <w:pPr>
+        <w:spacing w:line="336" w:lineRule="auto" w:after="180"/>
+        <w:shd w:fill="F4F9FC"/>
+      </w:pPr>
+      <w:r>
+        <w:rPr>
+          <w:b w:val="0"/>
+        </w:rPr>
+        <w:t xml:space="preserve">2. We can decide the result without examining the changed </w:t>
+      </w:r>
+      <w:r>
+        <w:rPr>
+          <w:b/>
+        </w:rPr>
+        <w:t>input</w:t>
+      </w:r>
+      <w:r>
+        <w:rPr>
+          <w:b w:val="0"/>
+        </w:rPr>
+        <w:t xml:space="preserve"> or the procedure.</w:t>
+      </w:r>
+    </w:p>
+    <w:p>
+      <w:pPr>
+        <w:spacing w:line="336" w:lineRule="auto" w:after="180"/>
+        <w:shd w:fill="F4F9FC"/>
+      </w:pPr>
+      <w:r>
+        <w:rPr>
+          <w:b w:val="0"/>
+        </w:rPr>
+        <w:t xml:space="preserve">3. This one example guarantees correct results for every future </w:t>
+      </w:r>
+      <w:r>
+        <w:rPr>
+          <w:b/>
+        </w:rPr>
+        <w:t>input</w:t>
+      </w:r>
+      <w:r>
+        <w:rPr>
+          <w:b w:val="0"/>
+        </w:rPr>
+        <w:t>.</w:t>
       </w:r>
     </w:p>
     <w:p>
@@ -1363,12 +2372,32 @@
         <w:pStyle w:val="Heading3"/>
       </w:pPr>
       <w:r>
-        <w:t>Predict, run and debug</w:t>
+        <w:t>My selected conclusion, deciding fact and explanation</w:t>
       </w:r>
     </w:p>
     <w:p>
       <w:r>
-        <w:t>The browser lab lets you edit the supported Python examples already included in this lesson. Predict first, run, inspect the actual output or error, change one input, then run again. Keep code, predictions, actual results and a reasoned revision together. On paper, label your result as a trace rather than an execution.</w:t>
+        <w:t>________________________________________________________________</w:t>
+      </w:r>
+    </w:p>
+    <w:p>
+      <w:r>
+        <w:t>________________________________________________________________</w:t>
+      </w:r>
+    </w:p>
+    <w:p>
+      <w:r>
+        <w:t>________________________________________________________________</w:t>
+      </w:r>
+    </w:p>
+    <w:p>
+      <w:r>
+        <w:t>________________________________________________________________</w:t>
+      </w:r>
+    </w:p>
+    <w:p>
+      <w:r>
+        <w:t>________________________________________________________________</w:t>
       </w:r>
     </w:p>
     <w:p>
@@ -1376,12 +2405,19 @@
         <w:pStyle w:val="Heading3"/>
       </w:pPr>
       <w:r>
-        <w:t>Keep your completed work</w:t>
+        <w:t>Hint · try first</w:t>
       </w:r>
     </w:p>
     <w:p>
-      <w:r>
-        <w:t>Use Download completed work in the hosted lesson to export your answers, reflections, practice feedback and code-run evidence. Open the HTML copy to read or print it. Drafts stay in this browser when storage is available; clear drafts on a shared device.</w:t>
+      <w:pPr>
+        <w:spacing w:line="336" w:lineRule="auto" w:after="180"/>
+        <w:shd w:fill="F1F6F8"/>
+      </w:pPr>
+      <w:r>
+        <w:rPr>
+          <w:b w:val="0"/>
+        </w:rPr>
+        <w:t>Hint if needed: Use the changed condition and the deciding step in the pictorial trace. The answer must say what follows from those facts.</w:t>
       </w:r>
     </w:p>
     <w:p>
@@ -1389,12 +2425,1250 @@
         <w:pStyle w:val="Heading3"/>
       </w:pPr>
       <w:r>
-        <w:t>What I repaired, the evidence I kept and the next test</w:t>
+        <w:t>Feedback · compare after trying</w:t>
       </w:r>
     </w:p>
     <w:p>
+      <w:pPr>
+        <w:spacing w:line="336" w:lineRule="auto" w:after="180"/>
+        <w:shd w:fill="F1F6FC"/>
+      </w:pPr>
+      <w:r>
+        <w:rPr>
+          <w:b w:val="0"/>
+        </w:rPr>
+        <w:t xml:space="preserve">After your attempt, compare with the supported explanation: The first print shows 6, then </w:t>
+      </w:r>
+      <w:r>
+        <w:rPr>
+          <w:b/>
+        </w:rPr>
+        <w:t>IndexError</w:t>
+      </w:r>
+      <w:r>
+        <w:rPr>
+          <w:b w:val="0"/>
+        </w:rPr>
+        <w:t xml:space="preserve"> stops the script before the </w:t>
+      </w:r>
+      <w:r>
+        <w:rPr>
+          <w:b/>
+        </w:rPr>
+        <w:t>length</w:t>
+      </w:r>
+      <w:r>
+        <w:rPr>
+          <w:b w:val="0"/>
+        </w:rPr>
+        <w:t xml:space="preserve"> print. The attempted position does not exist.</w:t>
+      </w:r>
+    </w:p>
+    <w:p>
+      <w:pPr>
+        <w:pStyle w:val="Heading3"/>
+      </w:pPr>
+      <w:r>
+        <w:t>Repair a missing building block</w:t>
+      </w:r>
+    </w:p>
+    <w:p>
+      <w:pPr>
+        <w:spacing w:line="336" w:lineRule="auto" w:after="180"/>
+      </w:pPr>
+      <w:r>
+        <w:rPr>
+          <w:b w:val="0"/>
+        </w:rPr>
+        <w:t xml:space="preserve">Review Loops and trace tables (python-bridge/6). Goal: Trace variable values before and after each loop iteration. Short practice: </w:t>
+      </w:r>
+      <w:r>
+        <w:rPr>
+          <w:b/>
+        </w:rPr>
+        <w:t>List</w:t>
+      </w:r>
+      <w:r>
+        <w:rPr>
+          <w:b w:val="0"/>
+        </w:rPr>
+        <w:t xml:space="preserve"> the four visited values and their running totals.</w:t>
+      </w:r>
+    </w:p>
+    <w:p>
+      <w:pPr>
+        <w:spacing w:line="336" w:lineRule="auto" w:after="180"/>
+      </w:pPr>
+      <w:r>
+        <w:rPr>
+          <w:b w:val="0"/>
+        </w:rPr>
+        <w:t>Explain why 5 is absent and what prints for range(1,1).. Return to this week and explain what you changed.</w:t>
+      </w:r>
+    </w:p>
+    <w:p>
+      <w:pPr>
+        <w:spacing w:line="336" w:lineRule="auto" w:after="180"/>
+      </w:pPr>
+      <w:r>
+        <w:rPr>
+          <w:b w:val="0"/>
+        </w:rPr>
+        <w:t>Review Boolean conditions (python-bridge/4). Goal: Translate stated requirements into comparisons. Short practice: Give both comparison results for ages 11, 15 and 16.</w:t>
+      </w:r>
+    </w:p>
+    <w:p>
+      <w:pPr>
+        <w:spacing w:line="336" w:lineRule="auto" w:after="180"/>
+      </w:pPr>
+      <w:r>
+        <w:rPr>
+          <w:b w:val="0"/>
+        </w:rPr>
+        <w:t>Which comparison rejects each outside value, and why does and matter?. Return to this week and explain what you changed.</w:t>
+      </w:r>
+    </w:p>
+    <w:p>
+      <w:pPr>
+        <w:spacing w:line="336" w:lineRule="auto" w:after="180"/>
+      </w:pPr>
+      <w:r>
+        <w:rPr>
+          <w:b w:val="0"/>
+        </w:rPr>
+        <w:t>Review From a paper algorithm to Python (python-bridge/1). Goal: Translate a short paper calculation into a Python script. Short practice: Match each paper quantity to its Python name.</w:t>
+      </w:r>
+    </w:p>
+    <w:p>
+      <w:pPr>
+        <w:spacing w:line="336" w:lineRule="auto" w:after="180"/>
+      </w:pPr>
+      <w:r>
+        <w:rPr>
+          <w:b w:val="0"/>
+        </w:rPr>
+        <w:t>Why does the spare count get added once, and what prints when spare is five?. Return to this week and explain what you changed.</w:t>
+      </w:r>
+    </w:p>
+    <w:p>
+      <w:pPr>
+        <w:pStyle w:val="Heading3"/>
+      </w:pPr>
+      <w:r>
+        <w:t>Predict, run and debug</w:t>
+      </w:r>
+    </w:p>
+    <w:p>
+      <w:pPr>
+        <w:spacing w:line="336" w:lineRule="auto" w:after="180"/>
+      </w:pPr>
+      <w:r>
+        <w:rPr>
+          <w:b w:val="0"/>
+        </w:rPr>
+        <w:t xml:space="preserve">The browser lab lets you edit the supported Python examples already included in this lesson. Predict first, run, inspect the actual </w:t>
+      </w:r>
+      <w:r>
+        <w:rPr>
+          <w:b/>
+        </w:rPr>
+        <w:t>output</w:t>
+      </w:r>
+      <w:r>
+        <w:rPr>
+          <w:b w:val="0"/>
+        </w:rPr>
+        <w:t xml:space="preserve"> or error, change one </w:t>
+      </w:r>
+      <w:r>
+        <w:rPr>
+          <w:b/>
+        </w:rPr>
+        <w:t>input</w:t>
+      </w:r>
+      <w:r>
+        <w:rPr>
+          <w:b w:val="0"/>
+        </w:rPr>
+        <w:t>, then run again.</w:t>
+      </w:r>
+    </w:p>
+    <w:p>
+      <w:pPr>
+        <w:spacing w:line="336" w:lineRule="auto" w:after="180"/>
+      </w:pPr>
+      <w:r>
+        <w:rPr>
+          <w:b w:val="0"/>
+        </w:rPr>
+        <w:t xml:space="preserve">Keep code, </w:t>
+      </w:r>
+      <w:r>
+        <w:rPr>
+          <w:b/>
+        </w:rPr>
+        <w:t>prediction</w:t>
+      </w:r>
+      <w:r>
+        <w:rPr>
+          <w:b w:val="0"/>
+        </w:rPr>
+        <w:t>s, actual results and a reasoned revision together. On paper, label your result as a trace rather than an execution.</w:t>
+      </w:r>
+    </w:p>
+    <w:p>
+      <w:pPr>
+        <w:pStyle w:val="Heading3"/>
+      </w:pPr>
+      <w:r>
+        <w:t>Keep your completed work</w:t>
+      </w:r>
+    </w:p>
+    <w:p>
+      <w:pPr>
+        <w:spacing w:line="336" w:lineRule="auto" w:after="180"/>
+      </w:pPr>
+      <w:r>
+        <w:rPr>
+          <w:b w:val="0"/>
+        </w:rPr>
+        <w:t xml:space="preserve">Use Download completed work in the hosted lesson to export your answers, reflections, practice feedback and code-run </w:t>
+      </w:r>
+      <w:r>
+        <w:rPr>
+          <w:b/>
+        </w:rPr>
+        <w:t>evidence</w:t>
+      </w:r>
+      <w:r>
+        <w:rPr>
+          <w:b w:val="0"/>
+        </w:rPr>
+        <w:t>. Open the HTML copy to read or print it.</w:t>
+      </w:r>
+    </w:p>
+    <w:p>
+      <w:pPr>
+        <w:spacing w:line="336" w:lineRule="auto" w:after="180"/>
+      </w:pPr>
+      <w:r>
+        <w:rPr>
+          <w:b w:val="0"/>
+        </w:rPr>
+        <w:t>Drafts stay in this browser when storage is available; clear drafts on a shared device.</w:t>
+      </w:r>
+    </w:p>
+    <w:p>
+      <w:pPr>
+        <w:pStyle w:val="Heading3"/>
+      </w:pPr>
+      <w:r>
+        <w:t>What I repaired, the evidence I kept and the next test</w:t>
+      </w:r>
+    </w:p>
+    <w:p>
       <w:r>
         <w:t>________________________________________________________________</w:t>
+      </w:r>
+    </w:p>
+    <w:p>
+      <w:r>
+        <w:t>________________________________________________________________</w:t>
+      </w:r>
+    </w:p>
+    <w:p>
+      <w:r>
+        <w:t>________________________________________________________________</w:t>
+      </w:r>
+    </w:p>
+    <w:p>
+      <w:r>
+        <w:t>________________________________________________________________</w:t>
+      </w:r>
+    </w:p>
+    <w:p>
+      <w:r>
+        <w:t>________________________________________________________________</w:t>
+      </w:r>
+    </w:p>
+    <w:p>
+      <w:pPr>
+        <w:pStyle w:val="Heading1"/>
+      </w:pPr>
+      <w:r>
+        <w:t>15. Visual concept journey</w:t>
+      </w:r>
+    </w:p>
+    <w:p>
+      <w:r>
+        <w:t>Explain each Lists and indexing picture from its labels, then record a relevant limit.</w:t>
+      </w:r>
+    </w:p>
+    <w:p>
+      <w:pPr>
+        <w:pStyle w:val="Heading3"/>
+      </w:pPr>
+      <w:r>
+        <w:t>01. Lists and indexing: the case</w:t>
+      </w:r>
+    </w:p>
+    <w:p>
+      <w:r>
+        <w:drawing>
+          <wp:inline xmlns:a="http://schemas.openxmlformats.org/drawingml/2006/main" xmlns:pic="http://schemas.openxmlformats.org/drawingml/2006/picture">
+            <wp:extent cx="5486400" cy="2834640"/>
+            <wp:docPr id="3" name="Picture 3" descr="Indexes are positions, not values. A list of shelf counts is read by position. Supplied facts: Python 3: counts=[6,1,8]; print(counts[0]); print(counts[-1]); print(len(counts))."/>
+            <wp:cNvGraphicFramePr>
+              <a:graphicFrameLocks noChangeAspect="1"/>
+            </wp:cNvGraphicFramePr>
+            <a:graphic>
+              <a:graphicData uri="http://schemas.openxmlformats.org/drawingml/2006/picture">
+                <pic:pic>
+                  <pic:nvPicPr>
+                    <pic:cNvPr id="0" name="academy-story-python-bridge-7-01.png"/>
+                    <pic:cNvPicPr/>
+                  </pic:nvPicPr>
+                  <pic:blipFill>
+                    <a:blip r:embed="rId11"/>
+                    <a:stretch>
+                      <a:fillRect/>
+                    </a:stretch>
+                  </pic:blipFill>
+                  <pic:spPr>
+                    <a:xfrm>
+                      <a:off x="0" y="0"/>
+                      <a:ext cx="5486400" cy="2834640"/>
+                    </a:xfrm>
+                    <a:prstGeom prst="rect"/>
+                  </pic:spPr>
+                </pic:pic>
+              </a:graphicData>
+            </a:graphic>
+          </wp:inline>
+        </w:drawing>
+      </w:r>
+    </w:p>
+    <w:p>
+      <w:pPr>
+        <w:spacing w:line="336" w:lineRule="auto" w:after="180"/>
+      </w:pPr>
+      <w:r>
+        <w:rPr>
+          <w:b/>
+        </w:rPr>
+        <w:t>Index</w:t>
+      </w:r>
+      <w:r>
+        <w:rPr>
+          <w:b w:val="0"/>
+        </w:rPr>
+        <w:t xml:space="preserve">es are positions, not values. A </w:t>
+      </w:r>
+      <w:r>
+        <w:rPr>
+          <w:b/>
+        </w:rPr>
+        <w:t>list</w:t>
+      </w:r>
+      <w:r>
+        <w:rPr>
+          <w:b w:val="0"/>
+        </w:rPr>
+        <w:t xml:space="preserve"> of shelf counts is read by position. Supplied facts: Python 3: counts=[6,1,8]; print(counts[0]); print(counts[-1]); print(len(counts)).</w:t>
+      </w:r>
+    </w:p>
+    <w:p>
+      <w:pPr>
+        <w:spacing w:line="336" w:lineRule="auto" w:after="180"/>
+        <w:shd w:fill="F5F1FB"/>
+      </w:pPr>
+      <w:r>
+        <w:rPr>
+          <w:b w:val="0"/>
+        </w:rPr>
+        <w:t>Point to the given fact that matters most. Explain why it matters.</w:t>
+      </w:r>
+    </w:p>
+    <w:p>
+      <w:pPr>
+        <w:pStyle w:val="Heading3"/>
+      </w:pPr>
+      <w:r>
+        <w:t>My picture explanation, deciding evidence and one limit</w:t>
+      </w:r>
+    </w:p>
+    <w:p>
+      <w:r>
+        <w:t>________________________________________________________________</w:t>
+      </w:r>
+    </w:p>
+    <w:p>
+      <w:r>
+        <w:t>________________________________________________________________</w:t>
+      </w:r>
+    </w:p>
+    <w:p>
+      <w:r>
+        <w:t>________________________________________________________________</w:t>
+      </w:r>
+    </w:p>
+    <w:p>
+      <w:r>
+        <w:t>________________________________________________________________</w:t>
+      </w:r>
+    </w:p>
+    <w:p>
+      <w:pPr>
+        <w:pStyle w:val="Heading3"/>
+      </w:pPr>
+      <w:r>
+        <w:t>02. Follow the deciding steps</w:t>
+      </w:r>
+    </w:p>
+    <w:p>
+      <w:r>
+        <w:drawing>
+          <wp:inline xmlns:a="http://schemas.openxmlformats.org/drawingml/2006/main" xmlns:pic="http://schemas.openxmlformats.org/drawingml/2006/picture">
+            <wp:extent cx="5486400" cy="3182112"/>
+            <wp:docPr id="4" name="Picture 4" descr="Draw positions: Indexes 0,1,2 contain 6,1,8 respectively. → Read two positions: Index 0 returns 6; index -1 returns the final value 8. → Check length boundary: Length is 3, but index 3 is beyond the final valid positive index 2."/>
+            <wp:cNvGraphicFramePr>
+              <a:graphicFrameLocks noChangeAspect="1"/>
+            </wp:cNvGraphicFramePr>
+            <a:graphic>
+              <a:graphicData uri="http://schemas.openxmlformats.org/drawingml/2006/picture">
+                <pic:pic>
+                  <pic:nvPicPr>
+                    <pic:cNvPr id="0" name="academy-story-python-bridge-7-02.png"/>
+                    <pic:cNvPicPr/>
+                  </pic:nvPicPr>
+                  <pic:blipFill>
+                    <a:blip r:embed="rId12"/>
+                    <a:stretch>
+                      <a:fillRect/>
+                    </a:stretch>
+                  </pic:blipFill>
+                  <pic:spPr>
+                    <a:xfrm>
+                      <a:off x="0" y="0"/>
+                      <a:ext cx="5486400" cy="3182112"/>
+                    </a:xfrm>
+                    <a:prstGeom prst="rect"/>
+                  </pic:spPr>
+                </pic:pic>
+              </a:graphicData>
+            </a:graphic>
+          </wp:inline>
+        </w:drawing>
+      </w:r>
+    </w:p>
+    <w:p>
+      <w:pPr>
+        <w:spacing w:line="336" w:lineRule="auto" w:after="180"/>
+      </w:pPr>
+      <w:r>
+        <w:rPr>
+          <w:b w:val="0"/>
+        </w:rPr>
+        <w:t xml:space="preserve">Draw positions: </w:t>
+      </w:r>
+      <w:r>
+        <w:rPr>
+          <w:b/>
+        </w:rPr>
+        <w:t>Index</w:t>
+      </w:r>
+      <w:r>
+        <w:rPr>
+          <w:b w:val="0"/>
+        </w:rPr>
+        <w:t xml:space="preserve">es 0,1,2 contain 6,1,8 respectively. → Read two positions: </w:t>
+      </w:r>
+      <w:r>
+        <w:rPr>
+          <w:b/>
+        </w:rPr>
+        <w:t>Index</w:t>
+      </w:r>
+      <w:r>
+        <w:rPr>
+          <w:b w:val="0"/>
+        </w:rPr>
+        <w:t xml:space="preserve"> 0 returns 6; </w:t>
+      </w:r>
+      <w:r>
+        <w:rPr>
+          <w:b/>
+        </w:rPr>
+        <w:t>index</w:t>
+      </w:r>
+      <w:r>
+        <w:rPr>
+          <w:b w:val="0"/>
+        </w:rPr>
+        <w:t xml:space="preserve"> -1 returns the final value 8. → Check </w:t>
+      </w:r>
+      <w:r>
+        <w:rPr>
+          <w:b/>
+        </w:rPr>
+        <w:t>length</w:t>
+      </w:r>
+      <w:r>
+        <w:rPr>
+          <w:b w:val="0"/>
+        </w:rPr>
+        <w:t xml:space="preserve"> boundary: </w:t>
+      </w:r>
+      <w:r>
+        <w:rPr>
+          <w:b/>
+        </w:rPr>
+        <w:t>Length</w:t>
+      </w:r>
+      <w:r>
+        <w:rPr>
+          <w:b w:val="0"/>
+        </w:rPr>
+        <w:t xml:space="preserve"> is 3, but </w:t>
+      </w:r>
+      <w:r>
+        <w:rPr>
+          <w:b/>
+        </w:rPr>
+        <w:t>index</w:t>
+      </w:r>
+      <w:r>
+        <w:rPr>
+          <w:b w:val="0"/>
+        </w:rPr>
+        <w:t xml:space="preserve"> 3 is beyond the final valid positive </w:t>
+      </w:r>
+      <w:r>
+        <w:rPr>
+          <w:b/>
+        </w:rPr>
+        <w:t>index</w:t>
+      </w:r>
+      <w:r>
+        <w:rPr>
+          <w:b w:val="0"/>
+        </w:rPr>
+        <w:t xml:space="preserve"> 2.</w:t>
+      </w:r>
+    </w:p>
+    <w:p>
+      <w:pPr>
+        <w:spacing w:line="336" w:lineRule="auto" w:after="180"/>
+        <w:shd w:fill="F5F1FB"/>
+      </w:pPr>
+      <w:r>
+        <w:rPr>
+          <w:b w:val="0"/>
+        </w:rPr>
+        <w:t xml:space="preserve">Point to each numbered stage and explain which recorded </w:t>
+      </w:r>
+      <w:r>
+        <w:rPr>
+          <w:b/>
+        </w:rPr>
+        <w:t>input</w:t>
+      </w:r>
+      <w:r>
+        <w:rPr>
+          <w:b w:val="0"/>
+        </w:rPr>
+        <w:t xml:space="preserve"> it uses.</w:t>
+      </w:r>
+    </w:p>
+    <w:p>
+      <w:pPr>
+        <w:pStyle w:val="Heading3"/>
+      </w:pPr>
+      <w:r>
+        <w:t>My picture explanation, deciding evidence and one limit</w:t>
+      </w:r>
+    </w:p>
+    <w:p>
+      <w:r>
+        <w:t>________________________________________________________________</w:t>
+      </w:r>
+    </w:p>
+    <w:p>
+      <w:r>
+        <w:t>________________________________________________________________</w:t>
+      </w:r>
+    </w:p>
+    <w:p>
+      <w:r>
+        <w:t>________________________________________________________________</w:t>
+      </w:r>
+    </w:p>
+    <w:p>
+      <w:r>
+        <w:t>________________________________________________________________</w:t>
+      </w:r>
+    </w:p>
+    <w:p>
+      <w:pPr>
+        <w:pStyle w:val="Heading3"/>
+      </w:pPr>
+      <w:r>
+        <w:t>03. Zero-based list positions</w:t>
+      </w:r>
+    </w:p>
+    <w:p>
+      <w:r>
+        <w:drawing>
+          <wp:inline xmlns:a="http://schemas.openxmlformats.org/drawingml/2006/main" xmlns:pic="http://schemas.openxmlformats.org/drawingml/2006/picture">
+            <wp:extent cx="5486400" cy="2834640"/>
+            <wp:docPr id="5" name="Picture 5" descr="Zero-based list positions. Stored counts: Index 0 = 6, Index 1 = 1, Index 2 = 8."/>
+            <wp:cNvGraphicFramePr>
+              <a:graphicFrameLocks noChangeAspect="1"/>
+            </wp:cNvGraphicFramePr>
+            <a:graphic>
+              <a:graphicData uri="http://schemas.openxmlformats.org/drawingml/2006/picture">
+                <pic:pic>
+                  <pic:nvPicPr>
+                    <pic:cNvPr id="0" name="academy-story-python-bridge-7-03.png"/>
+                    <pic:cNvPicPr/>
+                  </pic:nvPicPr>
+                  <pic:blipFill>
+                    <a:blip r:embed="rId13"/>
+                    <a:stretch>
+                      <a:fillRect/>
+                    </a:stretch>
+                  </pic:blipFill>
+                  <pic:spPr>
+                    <a:xfrm>
+                      <a:off x="0" y="0"/>
+                      <a:ext cx="5486400" cy="2834640"/>
+                    </a:xfrm>
+                    <a:prstGeom prst="rect"/>
+                  </pic:spPr>
+                </pic:pic>
+              </a:graphicData>
+            </a:graphic>
+          </wp:inline>
+        </w:drawing>
+      </w:r>
+    </w:p>
+    <w:p>
+      <w:pPr>
+        <w:spacing w:line="336" w:lineRule="auto" w:after="180"/>
+      </w:pPr>
+      <w:r>
+        <w:rPr>
+          <w:b w:val="0"/>
+        </w:rPr>
+        <w:t xml:space="preserve">Zero-based </w:t>
+      </w:r>
+      <w:r>
+        <w:rPr>
+          <w:b/>
+        </w:rPr>
+        <w:t>list</w:t>
+      </w:r>
+      <w:r>
+        <w:rPr>
+          <w:b w:val="0"/>
+        </w:rPr>
+        <w:t xml:space="preserve"> positions. Stored counts: </w:t>
+      </w:r>
+      <w:r>
+        <w:rPr>
+          <w:b/>
+        </w:rPr>
+        <w:t>Index</w:t>
+      </w:r>
+      <w:r>
+        <w:rPr>
+          <w:b w:val="0"/>
+        </w:rPr>
+        <w:t xml:space="preserve"> 0 = 6, </w:t>
+      </w:r>
+      <w:r>
+        <w:rPr>
+          <w:b/>
+        </w:rPr>
+        <w:t>Index</w:t>
+      </w:r>
+      <w:r>
+        <w:rPr>
+          <w:b w:val="0"/>
+        </w:rPr>
+        <w:t xml:space="preserve"> 1 = 1, </w:t>
+      </w:r>
+      <w:r>
+        <w:rPr>
+          <w:b/>
+        </w:rPr>
+        <w:t>Index</w:t>
+      </w:r>
+      <w:r>
+        <w:rPr>
+          <w:b w:val="0"/>
+        </w:rPr>
+        <w:t xml:space="preserve"> 2 = 8.</w:t>
+      </w:r>
+    </w:p>
+    <w:p>
+      <w:pPr>
+        <w:spacing w:line="336" w:lineRule="auto" w:after="180"/>
+        <w:shd w:fill="F5F1FB"/>
+      </w:pPr>
+      <w:r>
+        <w:rPr>
+          <w:b w:val="0"/>
+        </w:rPr>
+        <w:t>Read the labels and values. Explain the relationship the model shows.</w:t>
+      </w:r>
+    </w:p>
+    <w:p>
+      <w:pPr>
+        <w:pStyle w:val="Heading3"/>
+      </w:pPr>
+      <w:r>
+        <w:t>My picture explanation, deciding evidence and one limit</w:t>
+      </w:r>
+    </w:p>
+    <w:p>
+      <w:r>
+        <w:t>________________________________________________________________</w:t>
+      </w:r>
+    </w:p>
+    <w:p>
+      <w:r>
+        <w:t>________________________________________________________________</w:t>
+      </w:r>
+    </w:p>
+    <w:p>
+      <w:r>
+        <w:t>________________________________________________________________</w:t>
+      </w:r>
+    </w:p>
+    <w:p>
+      <w:r>
+        <w:t>________________________________________________________________</w:t>
+      </w:r>
+    </w:p>
+    <w:p>
+      <w:pPr>
+        <w:pStyle w:val="Heading3"/>
+      </w:pPr>
+      <w:r>
+        <w:t>04. Change one thing. Trace what follows.</w:t>
+      </w:r>
+    </w:p>
+    <w:p>
+      <w:r>
+        <w:drawing>
+          <wp:inline xmlns:a="http://schemas.openxmlformats.org/drawingml/2006/main" xmlns:pic="http://schemas.openxmlformats.org/drawingml/2006/picture">
+            <wp:extent cx="5486400" cy="3026664"/>
+            <wp:docPr id="6" name="Picture 6" descr="Original case: Length is 3, but index 3 is beyond the final valid positive index 2. Changed condition: Replace the second print with print(counts[3]). Expected result: The first print shows 6, then IndexError stops the script before the length print. Reason: The attempted position does not exist."/>
+            <wp:cNvGraphicFramePr>
+              <a:graphicFrameLocks noChangeAspect="1"/>
+            </wp:cNvGraphicFramePr>
+            <a:graphic>
+              <a:graphicData uri="http://schemas.openxmlformats.org/drawingml/2006/picture">
+                <pic:pic>
+                  <pic:nvPicPr>
+                    <pic:cNvPr id="0" name="academy-story-python-bridge-7-04.png"/>
+                    <pic:cNvPicPr/>
+                  </pic:nvPicPr>
+                  <pic:blipFill>
+                    <a:blip r:embed="rId14"/>
+                    <a:stretch>
+                      <a:fillRect/>
+                    </a:stretch>
+                  </pic:blipFill>
+                  <pic:spPr>
+                    <a:xfrm>
+                      <a:off x="0" y="0"/>
+                      <a:ext cx="5486400" cy="3026664"/>
+                    </a:xfrm>
+                    <a:prstGeom prst="rect"/>
+                  </pic:spPr>
+                </pic:pic>
+              </a:graphicData>
+            </a:graphic>
+          </wp:inline>
+        </w:drawing>
+      </w:r>
+    </w:p>
+    <w:p>
+      <w:pPr>
+        <w:spacing w:line="336" w:lineRule="auto" w:after="180"/>
+      </w:pPr>
+      <w:r>
+        <w:rPr>
+          <w:b w:val="0"/>
+        </w:rPr>
+        <w:t xml:space="preserve">Original case: </w:t>
+      </w:r>
+      <w:r>
+        <w:rPr>
+          <w:b/>
+        </w:rPr>
+        <w:t>Length</w:t>
+      </w:r>
+      <w:r>
+        <w:rPr>
+          <w:b w:val="0"/>
+        </w:rPr>
+        <w:t xml:space="preserve"> is 3, but </w:t>
+      </w:r>
+      <w:r>
+        <w:rPr>
+          <w:b/>
+        </w:rPr>
+        <w:t>index</w:t>
+      </w:r>
+      <w:r>
+        <w:rPr>
+          <w:b w:val="0"/>
+        </w:rPr>
+        <w:t xml:space="preserve"> 3 is beyond the final valid positive </w:t>
+      </w:r>
+      <w:r>
+        <w:rPr>
+          <w:b/>
+        </w:rPr>
+        <w:t>index</w:t>
+      </w:r>
+      <w:r>
+        <w:rPr>
+          <w:b w:val="0"/>
+        </w:rPr>
+        <w:t xml:space="preserve"> 2. Changed condition: Replace the second print with print(counts[3]).</w:t>
+      </w:r>
+    </w:p>
+    <w:p>
+      <w:pPr>
+        <w:spacing w:line="336" w:lineRule="auto" w:after="180"/>
+      </w:pPr>
+      <w:r>
+        <w:rPr>
+          <w:b w:val="0"/>
+        </w:rPr>
+        <w:t xml:space="preserve">Expected result: The first print shows 6, then </w:t>
+      </w:r>
+      <w:r>
+        <w:rPr>
+          <w:b/>
+        </w:rPr>
+        <w:t>IndexError</w:t>
+      </w:r>
+      <w:r>
+        <w:rPr>
+          <w:b w:val="0"/>
+        </w:rPr>
+        <w:t xml:space="preserve"> stops the script before the </w:t>
+      </w:r>
+      <w:r>
+        <w:rPr>
+          <w:b/>
+        </w:rPr>
+        <w:t>length</w:t>
+      </w:r>
+      <w:r>
+        <w:rPr>
+          <w:b w:val="0"/>
+        </w:rPr>
+        <w:t xml:space="preserve"> print. Reason: The attempted position does not exist.</w:t>
+      </w:r>
+    </w:p>
+    <w:p>
+      <w:pPr>
+        <w:spacing w:line="336" w:lineRule="auto" w:after="180"/>
+        <w:shd w:fill="F5F1FB"/>
+      </w:pPr>
+      <w:r>
+        <w:rPr>
+          <w:b w:val="0"/>
+        </w:rPr>
+        <w:t>Predict before checking the worked changed-case result. Name what changed and what the supplied facts allow you to conclude.</w:t>
+      </w:r>
+    </w:p>
+    <w:p>
+      <w:pPr>
+        <w:pStyle w:val="Heading3"/>
+      </w:pPr>
+      <w:r>
+        <w:t>My picture explanation, deciding evidence and one limit</w:t>
+      </w:r>
+    </w:p>
+    <w:p>
+      <w:r>
+        <w:t>________________________________________________________________</w:t>
+      </w:r>
+    </w:p>
+    <w:p>
+      <w:r>
+        <w:t>________________________________________________________________</w:t>
+      </w:r>
+    </w:p>
+    <w:p>
+      <w:r>
+        <w:t>________________________________________________________________</w:t>
+      </w:r>
+    </w:p>
+    <w:p>
+      <w:r>
+        <w:t>________________________________________________________________</w:t>
+      </w:r>
+    </w:p>
+    <w:p>
+      <w:pPr>
+        <w:pStyle w:val="Heading3"/>
+      </w:pPr>
+      <w:r>
+        <w:t>05. Connect the explanation to its limit</w:t>
+      </w:r>
+    </w:p>
+    <w:p>
+      <w:r>
+        <w:drawing>
+          <wp:inline xmlns:a="http://schemas.openxmlformats.org/drawingml/2006/main" xmlns:pic="http://schemas.openxmlformats.org/drawingml/2006/picture">
+            <wp:extent cx="5486400" cy="2834640"/>
+            <wp:docPr id="7" name="Picture 7" descr="List positions begin at zero. A negative index counts from the end; the list length counts entries and is not itself a valid positive index for the final entry. Limit: A valid position does not establish that the stored count is accurate; empty lists also have no final element to read."/>
+            <wp:cNvGraphicFramePr>
+              <a:graphicFrameLocks noChangeAspect="1"/>
+            </wp:cNvGraphicFramePr>
+            <a:graphic>
+              <a:graphicData uri="http://schemas.openxmlformats.org/drawingml/2006/picture">
+                <pic:pic>
+                  <pic:nvPicPr>
+                    <pic:cNvPr id="0" name="academy-story-python-bridge-7-05.png"/>
+                    <pic:cNvPicPr/>
+                  </pic:nvPicPr>
+                  <pic:blipFill>
+                    <a:blip r:embed="rId15"/>
+                    <a:stretch>
+                      <a:fillRect/>
+                    </a:stretch>
+                  </pic:blipFill>
+                  <pic:spPr>
+                    <a:xfrm>
+                      <a:off x="0" y="0"/>
+                      <a:ext cx="5486400" cy="2834640"/>
+                    </a:xfrm>
+                    <a:prstGeom prst="rect"/>
+                  </pic:spPr>
+                </pic:pic>
+              </a:graphicData>
+            </a:graphic>
+          </wp:inline>
+        </w:drawing>
+      </w:r>
+    </w:p>
+    <w:p>
+      <w:pPr>
+        <w:spacing w:line="336" w:lineRule="auto" w:after="180"/>
+      </w:pPr>
+      <w:r>
+        <w:rPr>
+          <w:b/>
+        </w:rPr>
+        <w:t>List</w:t>
+      </w:r>
+      <w:r>
+        <w:rPr>
+          <w:b w:val="0"/>
+        </w:rPr>
+        <w:t xml:space="preserve"> positions begin at zero. A negative </w:t>
+      </w:r>
+      <w:r>
+        <w:rPr>
+          <w:b/>
+        </w:rPr>
+        <w:t>index</w:t>
+      </w:r>
+      <w:r>
+        <w:rPr>
+          <w:b w:val="0"/>
+        </w:rPr>
+        <w:t xml:space="preserve"> counts from the end; the </w:t>
+      </w:r>
+      <w:r>
+        <w:rPr>
+          <w:b/>
+        </w:rPr>
+        <w:t>list</w:t>
+      </w:r>
+      <w:r>
+        <w:rPr>
+          <w:b w:val="0"/>
+        </w:rPr>
+        <w:t xml:space="preserve"> </w:t>
+      </w:r>
+      <w:r>
+        <w:rPr>
+          <w:b/>
+        </w:rPr>
+        <w:t>length</w:t>
+      </w:r>
+      <w:r>
+        <w:rPr>
+          <w:b w:val="0"/>
+        </w:rPr>
+        <w:t xml:space="preserve"> counts entries and is not itself a valid positive </w:t>
+      </w:r>
+      <w:r>
+        <w:rPr>
+          <w:b/>
+        </w:rPr>
+        <w:t>index</w:t>
+      </w:r>
+      <w:r>
+        <w:rPr>
+          <w:b w:val="0"/>
+        </w:rPr>
+        <w:t xml:space="preserve"> for the final entry.</w:t>
+      </w:r>
+    </w:p>
+    <w:p>
+      <w:pPr>
+        <w:spacing w:line="336" w:lineRule="auto" w:after="180"/>
+      </w:pPr>
+      <w:r>
+        <w:rPr>
+          <w:b w:val="0"/>
+        </w:rPr>
+        <w:t xml:space="preserve">Limit: A valid position does not establish that the stored count is accurate; empty </w:t>
+      </w:r>
+      <w:r>
+        <w:rPr>
+          <w:b/>
+        </w:rPr>
+        <w:t>list</w:t>
+      </w:r>
+      <w:r>
+        <w:rPr>
+          <w:b w:val="0"/>
+        </w:rPr>
+        <w:t>s also have no final element to read.</w:t>
+      </w:r>
+    </w:p>
+    <w:p>
+      <w:pPr>
+        <w:spacing w:line="336" w:lineRule="auto" w:after="180"/>
+        <w:shd w:fill="F5F1FB"/>
+      </w:pPr>
+      <w:r>
+        <w:rPr>
+          <w:b w:val="0"/>
+        </w:rPr>
+        <w:t>Explain the case, then point to a limit on the claim.</w:t>
+      </w:r>
+    </w:p>
+    <w:p>
+      <w:pPr>
+        <w:pStyle w:val="Heading3"/>
+      </w:pPr>
+      <w:r>
+        <w:t>My picture explanation, deciding evidence and one limit</w:t>
+      </w:r>
+    </w:p>
+    <w:p>
+      <w:r>
+        <w:t>________________________________________________________________</w:t>
+      </w:r>
+    </w:p>
+    <w:p>
+      <w:r>
+        <w:t>________________________________________________________________</w:t>
+      </w:r>
+    </w:p>
+    <w:p>
+      <w:r>
+        <w:t>________________________________________________________________</w:t>
+      </w:r>
+    </w:p>
+    <w:p>
+      <w:r>
+        <w:t>________________________________________________________________</w:t>
+      </w:r>
+    </w:p>
+    <w:p>
+      <w:pPr>
+        <w:pStyle w:val="Heading3"/>
+      </w:pPr>
+      <w:r>
+        <w:t>06. Make the idea visible in your project</w:t>
+      </w:r>
+    </w:p>
+    <w:p>
+      <w:r>
+        <w:drawing>
+          <wp:inline xmlns:a="http://schemas.openxmlformats.org/drawingml/2006/main" xmlns:pic="http://schemas.openxmlformats.org/drawingml/2006/picture">
+            <wp:extent cx="5486400" cy="3681984"/>
+            <wp:docPr id="8" name="Picture 8" descr="For Python readiness before the Responsible Plant Classifier, retain a trace of the values, the predicted outputs and the changed-case explanation. Use actual Python 3 results to check the prediction after reasoning first. Draw your input, deciding step, result and limit. Supported question: Label the three index positions. Predict all original outputs, then name the first output and stopping point after using index 3."/>
+            <wp:cNvGraphicFramePr>
+              <a:graphicFrameLocks noChangeAspect="1"/>
+            </wp:cNvGraphicFramePr>
+            <a:graphic>
+              <a:graphicData uri="http://schemas.openxmlformats.org/drawingml/2006/picture">
+                <pic:pic>
+                  <pic:nvPicPr>
+                    <pic:cNvPr id="0" name="academy-story-python-bridge-7-06.png"/>
+                    <pic:cNvPicPr/>
+                  </pic:nvPicPr>
+                  <pic:blipFill>
+                    <a:blip r:embed="rId16"/>
+                    <a:stretch>
+                      <a:fillRect/>
+                    </a:stretch>
+                  </pic:blipFill>
+                  <pic:spPr>
+                    <a:xfrm>
+                      <a:off x="0" y="0"/>
+                      <a:ext cx="5486400" cy="3681984"/>
+                    </a:xfrm>
+                    <a:prstGeom prst="rect"/>
+                  </pic:spPr>
+                </pic:pic>
+              </a:graphicData>
+            </a:graphic>
+          </wp:inline>
+        </w:drawing>
+      </w:r>
+    </w:p>
+    <w:p>
+      <w:pPr>
+        <w:spacing w:line="336" w:lineRule="auto" w:after="180"/>
+      </w:pPr>
+      <w:r>
+        <w:rPr>
+          <w:b w:val="0"/>
+        </w:rPr>
+        <w:t xml:space="preserve">For Python readiness before the Responsible Plant Classifier, retain a trace of the values, the predicted </w:t>
+      </w:r>
+      <w:r>
+        <w:rPr>
+          <w:b/>
+        </w:rPr>
+        <w:t>output</w:t>
+      </w:r>
+      <w:r>
+        <w:rPr>
+          <w:b w:val="0"/>
+        </w:rPr>
+        <w:t xml:space="preserve">s and the changed-case explanation. Use actual Python 3 results to check the </w:t>
+      </w:r>
+      <w:r>
+        <w:rPr>
+          <w:b/>
+        </w:rPr>
+        <w:t>prediction</w:t>
+      </w:r>
+      <w:r>
+        <w:rPr>
+          <w:b w:val="0"/>
+        </w:rPr>
+        <w:t xml:space="preserve"> after reasoning first.</w:t>
+      </w:r>
+    </w:p>
+    <w:p>
+      <w:pPr>
+        <w:spacing w:line="336" w:lineRule="auto" w:after="180"/>
+      </w:pPr>
+      <w:r>
+        <w:rPr>
+          <w:b w:val="0"/>
+        </w:rPr>
+        <w:t xml:space="preserve">Draw your </w:t>
+      </w:r>
+      <w:r>
+        <w:rPr>
+          <w:b/>
+        </w:rPr>
+        <w:t>input</w:t>
+      </w:r>
+      <w:r>
+        <w:rPr>
+          <w:b w:val="0"/>
+        </w:rPr>
+        <w:t xml:space="preserve">, deciding step, result and limit. Supported question: Label the three </w:t>
+      </w:r>
+      <w:r>
+        <w:rPr>
+          <w:b/>
+        </w:rPr>
+        <w:t>index</w:t>
+      </w:r>
+      <w:r>
+        <w:rPr>
+          <w:b w:val="0"/>
+        </w:rPr>
+        <w:t xml:space="preserve"> positions. Predict all original </w:t>
+      </w:r>
+      <w:r>
+        <w:rPr>
+          <w:b/>
+        </w:rPr>
+        <w:t>output</w:t>
+      </w:r>
+      <w:r>
+        <w:rPr>
+          <w:b w:val="0"/>
+        </w:rPr>
+        <w:t xml:space="preserve">s, then name the first </w:t>
+      </w:r>
+      <w:r>
+        <w:rPr>
+          <w:b/>
+        </w:rPr>
+        <w:t>output</w:t>
+      </w:r>
+      <w:r>
+        <w:rPr>
+          <w:b w:val="0"/>
+        </w:rPr>
+        <w:t xml:space="preserve"> and stopping point after using </w:t>
+      </w:r>
+      <w:r>
+        <w:rPr>
+          <w:b/>
+        </w:rPr>
+        <w:t>index</w:t>
+      </w:r>
+      <w:r>
+        <w:rPr>
+          <w:b w:val="0"/>
+        </w:rPr>
+        <w:t xml:space="preserve"> 3.</w:t>
+      </w:r>
+    </w:p>
+    <w:p>
+      <w:pPr>
+        <w:spacing w:line="336" w:lineRule="auto" w:after="180"/>
+        <w:shd w:fill="F5F1FB"/>
+      </w:pPr>
+      <w:r>
+        <w:rPr>
+          <w:b w:val="0"/>
+        </w:rPr>
+        <w:t xml:space="preserve">Draw your project trace and justify the deciding step using </w:t>
+      </w:r>
+      <w:r>
+        <w:rPr>
+          <w:b/>
+        </w:rPr>
+        <w:t>evidence</w:t>
+      </w:r>
+      <w:r>
+        <w:rPr>
+          <w:b w:val="0"/>
+        </w:rPr>
+        <w:t>.</w:t>
+      </w:r>
+    </w:p>
+    <w:p>
+      <w:pPr>
+        <w:pStyle w:val="Heading3"/>
+      </w:pPr>
+      <w:r>
+        <w:t>My picture explanation, deciding evidence and one limit</w:t>
       </w:r>
     </w:p>
     <w:p>

--- a/downloads/workbook/bridge-week-07.docx
+++ b/downloads/workbook/bridge-week-07.docx
@@ -25,22 +25,45 @@
         <w:pStyle w:val="Heading1"/>
       </w:pPr>
       <w:r>
-        <w:t>01. Recall and choose your starting point</w:t>
-      </w:r>
-    </w:p>
-    <w:p>
-      <w:r>
-        <w:t>Record your starting explanation for Lists and indexing before opening notes. Show any later correction separately.</w:t>
-      </w:r>
-    </w:p>
-    <w:p>
-      <w:pPr>
-        <w:spacing w:line="336" w:lineRule="auto" w:after="180"/>
-      </w:pPr>
-      <w:r>
-        <w:rPr>
-          <w:b w:val="0"/>
-        </w:rPr>
+        <w:t>One connected list-and-index record.</w:t>
+      </w:r>
+    </w:p>
+    <w:p>
+      <w:r>
+        <w:t>Explain positions, trace an update, diagnose an invalid access and guard an empty list.</w:t>
+      </w:r>
+    </w:p>
+    <w:p>
+      <w:r>
+        <w:t>Keep initial values, mutation, valid indices, length, output order and source limits together.</w:t>
+      </w:r>
+    </w:p>
+    <w:p>
+      <w:pPr>
+        <w:pStyle w:val="Heading1"/>
+      </w:pPr>
+      <w:r>
+        <w:t>01. Recall · Retrieve before notes</w:t>
+      </w:r>
+    </w:p>
+    <w:p>
+      <w:r>
+        <w:t>Keep the stated task, its own code/values and support record together.</w:t>
+      </w:r>
+    </w:p>
+    <w:p>
+      <w:pPr>
+        <w:pStyle w:val="Heading2"/>
+      </w:pPr>
+      <w:r>
+        <w:t>Task and evidence record</w:t>
+      </w:r>
+    </w:p>
+    <w:p>
+      <w:pPr>
+        <w:pStyle w:val="ListBullet"/>
+      </w:pPr>
+      <w:r>
         <w:t>Try the recall before opening notes. Then use a different colour or a labelled second line to correct your explanation.</w:t>
       </w:r>
     </w:p>
@@ -54,12 +77,9 @@
     </w:p>
     <w:p>
       <w:pPr>
-        <w:spacing w:line="336" w:lineRule="auto" w:after="180"/>
-      </w:pPr>
-      <w:r>
-        <w:rPr>
-          <w:b w:val="0"/>
-        </w:rPr>
+        <w:pStyle w:val="ListBullet"/>
+      </w:pPr>
+      <w:r>
         <w:t>Without opening the old lesson, explain one key idea from Loops and trace tables. Give an example and a mistake that the idea helps you avoid.</w:t>
       </w:r>
     </w:p>
@@ -96,12 +116,9 @@
     </w:p>
     <w:p>
       <w:pPr>
-        <w:spacing w:line="336" w:lineRule="auto" w:after="180"/>
-      </w:pPr>
-      <w:r>
-        <w:rPr>
-          <w:b w:val="0"/>
-        </w:rPr>
+        <w:pStyle w:val="ListBullet"/>
+      </w:pPr>
+      <w:r>
         <w:t>Without opening the old lesson, explain one key idea from Boolean conditions. Give an example and a mistake that the idea helps you avoid.</w:t>
       </w:r>
     </w:p>
@@ -138,12 +155,9 @@
     </w:p>
     <w:p>
       <w:pPr>
-        <w:spacing w:line="336" w:lineRule="auto" w:after="180"/>
-      </w:pPr>
-      <w:r>
-        <w:rPr>
-          <w:b w:val="0"/>
-        </w:rPr>
+        <w:pStyle w:val="ListBullet"/>
+      </w:pPr>
+      <w:r>
         <w:t>Without opening the old lesson, explain one key idea from From a paper algorithm to Python. Give an example and a mistake that the idea helps you avoid.</w:t>
       </w:r>
     </w:p>
@@ -175,147 +189,44 @@
         <w:pStyle w:val="Heading1"/>
       </w:pPr>
       <w:r>
-        <w:t>02. Practise with fading help</w:t>
-      </w:r>
-    </w:p>
-    <w:p>
-      <w:r>
-        <w:t>Complete the supported Lists and indexing trace and record the first step you can explain without help.</w:t>
-      </w:r>
-    </w:p>
-    <w:p>
-      <w:pPr>
-        <w:spacing w:line="336" w:lineRule="auto" w:after="180"/>
-      </w:pPr>
-      <w:r>
-        <w:rPr>
-          <w:b w:val="0"/>
-        </w:rPr>
-        <w:t xml:space="preserve">Use W2: Trace an update for </w:t>
-      </w:r>
-      <w:r>
-        <w:rPr>
-          <w:b/>
-        </w:rPr>
-        <w:t>List</w:t>
-      </w:r>
-      <w:r>
-        <w:rPr>
-          <w:b w:val="0"/>
-        </w:rPr>
-        <w:t xml:space="preserve">s and </w:t>
-      </w:r>
-      <w:r>
-        <w:rPr>
-          <w:b/>
-        </w:rPr>
-        <w:t>index</w:t>
-      </w:r>
-      <w:r>
-        <w:rPr>
-          <w:b w:val="0"/>
-        </w:rPr>
-        <w:t>ing. Record the answer once; the lesson and workbook refer to the same attempt.</w:t>
-      </w:r>
-    </w:p>
-    <w:tbl>
-      <w:tblPr>
-        <w:tblStyle w:val="LightShading-Accent1"/>
-        <w:tblW w:type="auto" w:w="0"/>
-        <w:tblLook w:firstColumn="1" w:firstRow="1" w:lastColumn="0" w:lastRow="0" w:noHBand="0" w:noVBand="1" w:val="04A0"/>
-      </w:tblPr>
-      <w:tblGrid>
-        <w:gridCol w:w="2556"/>
-        <w:gridCol w:w="2556"/>
-        <w:gridCol w:w="2556"/>
-        <w:gridCol w:w="2556"/>
-      </w:tblGrid>
-      <w:tr>
-        <w:trPr>
-          <w:tblHeader/>
-        </w:trPr>
-        <w:tc>
-          <w:tcPr>
-            <w:tcW w:type="dxa" w:w="2556"/>
-          </w:tcPr>
-          <w:p>
-            <w:r>
-              <w:t>Given inputs</w:t>
-            </w:r>
-          </w:p>
-        </w:tc>
-        <w:tc>
-          <w:tcPr>
-            <w:tcW w:type="dxa" w:w="2556"/>
-          </w:tcPr>
-          <w:p>
-            <w:r>
-              <w:t>Procedure I chose</w:t>
-            </w:r>
-          </w:p>
-        </w:tc>
-        <w:tc>
-          <w:tcPr>
-            <w:tcW w:type="dxa" w:w="2556"/>
-          </w:tcPr>
-          <w:p>
-            <w:r>
-              <w:t>Middle steps</w:t>
-            </w:r>
-          </w:p>
-        </w:tc>
-        <w:tc>
-          <w:tcPr>
-            <w:tcW w:type="dxa" w:w="2556"/>
-          </w:tcPr>
-          <w:p>
-            <w:r>
-              <w:t>Result and check</w:t>
-            </w:r>
-          </w:p>
-        </w:tc>
-      </w:tr>
-      <w:tr>
-        <w:tc>
-          <w:tcPr>
-            <w:tcW w:type="dxa" w:w="2556"/>
-          </w:tcPr>
-          <w:p>
-            <w:r/>
-          </w:p>
-        </w:tc>
-        <w:tc>
-          <w:tcPr>
-            <w:tcW w:type="dxa" w:w="2556"/>
-          </w:tcPr>
-          <w:p>
-            <w:r/>
-          </w:p>
-        </w:tc>
-        <w:tc>
-          <w:tcPr>
-            <w:tcW w:type="dxa" w:w="2556"/>
-          </w:tcPr>
-          <w:p>
-            <w:r/>
-          </w:p>
-        </w:tc>
-        <w:tc>
-          <w:tcPr>
-            <w:tcW w:type="dxa" w:w="2556"/>
-          </w:tcPr>
-          <w:p>
-            <w:r/>
-          </w:p>
-        </w:tc>
-      </w:tr>
-    </w:tbl>
+        <w:t>05. W1 · Explain the procedure</w:t>
+      </w:r>
+    </w:p>
+    <w:p>
+      <w:r>
+        <w:t>Keep the stated task, its own code/values and support record together.</w:t>
+      </w:r>
+    </w:p>
+    <w:p>
+      <w:pPr>
+        <w:pStyle w:val="Heading2"/>
+      </w:pPr>
+      <w:r>
+        <w:t>Task and evidence record</w:t>
+      </w:r>
+    </w:p>
+    <w:p>
+      <w:pPr>
+        <w:pStyle w:val="ListBullet"/>
+      </w:pPr>
+      <w:r>
+        <w:t>Independent initial lists matter. Main index 1 update:[4,7,4]→[4,9,4]; W2 index 0 update:[4,7,4]→[6,7,4], length3,index 2 still 4. Fresh sum[4,7,4]→15; []→0 and [7]→7. Pictured [6,1,8] prints 6,8,3 using indices 0,-1 and length; index 3then raises IndexError after first 6. Empty list has no final item; [0] has a real zero item. Never treat a loop’s item value as its index automatically.</w:t>
+      </w:r>
+    </w:p>
+    <w:p>
+      <w:pPr>
+        <w:pStyle w:val="ListBullet"/>
+      </w:pPr>
+      <w:r>
+        <w:t>For counts = [4, 7, 4], give the length, valid nonnegative indices and value at index 1. Explain how the two items with value 4 differ.</w:t>
+      </w:r>
+    </w:p>
     <w:p>
       <w:pPr>
         <w:pStyle w:val="Heading3"/>
       </w:pPr>
       <w:r>
-        <w:t>The step I completed without help, and the hint I needed</w:t>
+        <w:t>My reasoning and evidence</w:t>
       </w:r>
     </w:p>
     <w:p>
@@ -334,86 +245,55 @@
       </w:r>
     </w:p>
     <w:p>
+      <w:r>
+        <w:t>________________________________________________________________</w:t>
+      </w:r>
+    </w:p>
+    <w:p>
+      <w:r>
+        <w:t>________________________________________________________________</w:t>
+      </w:r>
+    </w:p>
+    <w:p>
+      <w:r>
+        <w:t>________________________________________________________________</w:t>
+      </w:r>
+    </w:p>
+    <w:p>
       <w:pPr>
         <w:pStyle w:val="Heading1"/>
       </w:pPr>
       <w:r>
-        <w:t>03. Individual reasoning check</w:t>
-      </w:r>
-    </w:p>
-    <w:p>
-      <w:r>
-        <w:t>Check the proposed Lists and indexing explanation against the supplied facts before discussing it.</w:t>
-      </w:r>
-    </w:p>
-    <w:p>
-      <w:pPr>
-        <w:spacing w:line="336" w:lineRule="auto" w:after="180"/>
-      </w:pPr>
-      <w:r>
-        <w:rPr>
-          <w:b w:val="0"/>
-        </w:rPr>
-        <w:t xml:space="preserve">Use the worked case for </w:t>
-      </w:r>
-      <w:r>
-        <w:rPr>
-          <w:b/>
-        </w:rPr>
-        <w:t>List</w:t>
-      </w:r>
-      <w:r>
-        <w:rPr>
-          <w:b w:val="0"/>
-        </w:rPr>
-        <w:t xml:space="preserve">s and </w:t>
-      </w:r>
-      <w:r>
-        <w:rPr>
-          <w:b/>
-        </w:rPr>
-        <w:t>index</w:t>
-      </w:r>
-      <w:r>
-        <w:rPr>
-          <w:b w:val="0"/>
-        </w:rPr>
-        <w:t>ing. Proposed explanation: “</w:t>
-      </w:r>
-      <w:r>
-        <w:rPr>
-          <w:b/>
-        </w:rPr>
-        <w:t>Length</w:t>
-      </w:r>
-      <w:r>
-        <w:rPr>
-          <w:b w:val="0"/>
-        </w:rPr>
-        <w:t xml:space="preserve"> is the last nonnegative </w:t>
-      </w:r>
-      <w:r>
-        <w:rPr>
-          <w:b/>
-        </w:rPr>
-        <w:t>index</w:t>
-      </w:r>
-      <w:r>
-        <w:rPr>
-          <w:b w:val="0"/>
-        </w:rPr>
-        <w:t>”. Decide whether this explanation is supported.</w:t>
-      </w:r>
-    </w:p>
-    <w:p>
-      <w:pPr>
-        <w:spacing w:line="336" w:lineRule="auto" w:after="180"/>
-      </w:pPr>
-      <w:r>
-        <w:rPr>
-          <w:b w:val="0"/>
-        </w:rPr>
-        <w:t>Point to the step or supplied fact that decides; explain your repair if needed.</w:t>
+        <w:t>06. W2 · Predict, trace and observe</w:t>
+      </w:r>
+    </w:p>
+    <w:p>
+      <w:r>
+        <w:t>Keep the stated task, its own code/values and support record together.</w:t>
+      </w:r>
+    </w:p>
+    <w:p>
+      <w:pPr>
+        <w:pStyle w:val="Heading2"/>
+      </w:pPr>
+      <w:r>
+        <w:t>Task and evidence record</w:t>
+      </w:r>
+    </w:p>
+    <w:p>
+      <w:pPr>
+        <w:pStyle w:val="ListBullet"/>
+      </w:pPr>
+      <w:r>
+        <w:t>Independent initial lists matter. Main index 1 update:[4,7,4]→[4,9,4]; W2 index 0 update:[4,7,4]→[6,7,4], length3,index 2 still 4. Fresh sum[4,7,4]→15; []→0 and [7]→7. Pictured [6,1,8] prints 6,8,3 using indices 0,-1 and length; index 3then raises IndexError after first 6. Empty list has no final item; [0] has a real zero item. Never treat a loop’s item value as its index automatically.</w:t>
+      </w:r>
+    </w:p>
+    <w:p>
+      <w:pPr>
+        <w:pStyle w:val="ListBullet"/>
+      </w:pPr>
+      <w:r>
+        <w:t>Start with counts = [4, 7, 4]. Run counts[0] = 6. Write the resulting list, its length and the value at index 2. Predict before running.</w:t>
       </w:r>
     </w:p>
     <w:p>
@@ -421,7 +301,7 @@
         <w:pStyle w:val="Heading3"/>
       </w:pPr>
       <w:r>
-        <w:t>My explanation before partner discussion</w:t>
+        <w:t>My reasoning and evidence</w:t>
       </w:r>
     </w:p>
     <w:p>
@@ -445,16 +325,50 @@
       </w:r>
     </w:p>
     <w:p>
+      <w:r>
+        <w:t>________________________________________________________________</w:t>
+      </w:r>
+    </w:p>
+    <w:p>
+      <w:r>
+        <w:t>________________________________________________________________</w:t>
+      </w:r>
+    </w:p>
+    <w:p>
       <w:pPr>
         <w:pStyle w:val="Heading1"/>
       </w:pPr>
       <w:r>
-        <w:t>04. Independent transfer case</w:t>
-      </w:r>
-    </w:p>
-    <w:p>
-      <w:r>
-        <w:t>Write one first attempt at the reserved independent case before feedback. Repeated copies of that case refer to the same recorded attempt.</w:t>
+        <w:t>07. W3 · Find the first error</w:t>
+      </w:r>
+    </w:p>
+    <w:p>
+      <w:r>
+        <w:t>Keep the stated task, its own code/values and support record together.</w:t>
+      </w:r>
+    </w:p>
+    <w:p>
+      <w:pPr>
+        <w:pStyle w:val="Heading2"/>
+      </w:pPr>
+      <w:r>
+        <w:t>Task and evidence record</w:t>
+      </w:r>
+    </w:p>
+    <w:p>
+      <w:pPr>
+        <w:pStyle w:val="ListBullet"/>
+      </w:pPr>
+      <w:r>
+        <w:t>Independent initial lists matter. Main index 1 update:[4,7,4]→[4,9,4]; W2 index 0 update:[4,7,4]→[6,7,4], length3,index 2 still 4. Fresh sum[4,7,4]→15; []→0 and [7]→7. Pictured [6,1,8] prints 6,8,3 using indices 0,-1 and length; index 3then raises IndexError after first 6. Empty list has no final item; [0] has a real zero item. Never treat a loop’s item value as its index automatically.</w:t>
+      </w:r>
+    </w:p>
+    <w:p>
+      <w:pPr>
+        <w:pStyle w:val="ListBullet"/>
+      </w:pPr>
+      <w:r>
+        <w:t>A learner loops with for count in counts and tries to read counts[count] for counts = [4, 7, 4]. Identify the first attempted index and error. Explain how to print each value directly.</w:t>
       </w:r>
     </w:p>
     <w:p>
@@ -462,43 +376,149 @@
         <w:pStyle w:val="Heading3"/>
       </w:pPr>
       <w:r>
+        <w:t>My reasoning and evidence</w:t>
+      </w:r>
+    </w:p>
+    <w:p>
+      <w:r>
+        <w:t>________________________________________________________________</w:t>
+      </w:r>
+    </w:p>
+    <w:p>
+      <w:r>
+        <w:t>________________________________________________________________</w:t>
+      </w:r>
+    </w:p>
+    <w:p>
+      <w:r>
+        <w:t>________________________________________________________________</w:t>
+      </w:r>
+    </w:p>
+    <w:p>
+      <w:r>
+        <w:t>________________________________________________________________</w:t>
+      </w:r>
+    </w:p>
+    <w:p>
+      <w:r>
+        <w:t>________________________________________________________________</w:t>
+      </w:r>
+    </w:p>
+    <w:p>
+      <w:r>
+        <w:t>________________________________________________________________</w:t>
+      </w:r>
+    </w:p>
+    <w:p>
+      <w:pPr>
+        <w:pStyle w:val="Heading1"/>
+      </w:pPr>
+      <w:r>
+        <w:t>09. W5 · State an honest limit</w:t>
+      </w:r>
+    </w:p>
+    <w:p>
+      <w:r>
+        <w:t>Keep the stated task, its own code/values and support record together.</w:t>
+      </w:r>
+    </w:p>
+    <w:p>
+      <w:pPr>
+        <w:pStyle w:val="Heading2"/>
+      </w:pPr>
+      <w:r>
+        <w:t>Task and evidence record</w:t>
+      </w:r>
+    </w:p>
+    <w:p>
+      <w:pPr>
+        <w:pStyle w:val="ListBullet"/>
+      </w:pPr>
+      <w:r>
+        <w:t>Independent initial lists matter. Main index 1 update:[4,7,4]→[4,9,4]; W2 index 0 update:[4,7,4]→[6,7,4], length3,index 2 still 4. Fresh sum[4,7,4]→15; []→0 and [7]→7. Pictured [6,1,8] prints 6,8,3 using indices 0,-1 and length; index 3then raises IndexError after first 6. Empty list has no final item; [0] has a real zero item. Never treat a loop’s item value as its index automatically.</w:t>
+      </w:r>
+    </w:p>
+    <w:p>
+      <w:pPr>
+        <w:pStyle w:val="ListBullet"/>
+      </w:pPr>
+      <w:r>
+        <w:t>Compare [1, 5, 2] and [5, 1, 2]. State their totals and first items. Would storing only the total answer which first item was larger? Explain.</w:t>
+      </w:r>
+    </w:p>
+    <w:p>
+      <w:pPr>
+        <w:pStyle w:val="Heading3"/>
+      </w:pPr>
+      <w:r>
+        <w:t>My reasoning and evidence</w:t>
+      </w:r>
+    </w:p>
+    <w:p>
+      <w:r>
+        <w:t>________________________________________________________________</w:t>
+      </w:r>
+    </w:p>
+    <w:p>
+      <w:r>
+        <w:t>________________________________________________________________</w:t>
+      </w:r>
+    </w:p>
+    <w:p>
+      <w:r>
+        <w:t>________________________________________________________________</w:t>
+      </w:r>
+    </w:p>
+    <w:p>
+      <w:r>
+        <w:t>________________________________________________________________</w:t>
+      </w:r>
+    </w:p>
+    <w:p>
+      <w:r>
+        <w:t>________________________________________________________________</w:t>
+      </w:r>
+    </w:p>
+    <w:p>
+      <w:r>
+        <w:t>________________________________________________________________</w:t>
+      </w:r>
+    </w:p>
+    <w:p>
+      <w:pPr>
+        <w:pStyle w:val="Heading1"/>
+      </w:pPr>
+      <w:r>
+        <w:t>04. Try alone · Selected independent task</w:t>
+      </w:r>
+    </w:p>
+    <w:p>
+      <w:r>
+        <w:t>Keep the stated task, its own code/values and support record together.</w:t>
+      </w:r>
+    </w:p>
+    <w:p>
+      <w:pPr>
+        <w:pStyle w:val="Heading2"/>
+      </w:pPr>
+      <w:r>
+        <w:t>Task and evidence record</w:t>
+      </w:r>
+    </w:p>
+    <w:p>
+      <w:pPr>
+        <w:pStyle w:val="Heading3"/>
+      </w:pPr>
+      <w:r>
         <w:t>Independent case: Distinguish a value from an index</w:t>
       </w:r>
     </w:p>
     <w:p>
       <w:pPr>
-        <w:spacing w:line="336" w:lineRule="auto" w:after="180"/>
-        <w:shd w:fill="F5F1FB"/>
-      </w:pPr>
-      <w:r>
-        <w:rPr>
-          <w:b w:val="0"/>
-        </w:rPr>
-        <w:t xml:space="preserve">Predict the three </w:t>
-      </w:r>
-      <w:r>
-        <w:rPr>
-          <w:b/>
-        </w:rPr>
-        <w:t>output</w:t>
-      </w:r>
-      <w:r>
-        <w:rPr>
-          <w:b w:val="0"/>
-        </w:rPr>
-        <w:t xml:space="preserve">s. If the second print uses values[3] instead, where does execution stop and which later </w:t>
-      </w:r>
-      <w:r>
-        <w:rPr>
-          <w:b/>
-        </w:rPr>
-        <w:t>output</w:t>
-      </w:r>
-      <w:r>
-        <w:rPr>
-          <w:b w:val="0"/>
-        </w:rPr>
-        <w:t xml:space="preserve"> is not produced?</w:t>
+        <w:pStyle w:val="ListBullet"/>
+      </w:pPr>
+      <w:r>
+        <w:t>Predict the three outputs. If the second print uses values[3] instead, where does execution stop and which later output is not produced?</w:t>
       </w:r>
     </w:p>
     <w:p>
@@ -562,12 +582,9 @@
     </w:p>
     <w:p>
       <w:pPr>
-        <w:spacing w:line="336" w:lineRule="auto" w:after="180"/>
-      </w:pPr>
-      <w:r>
-        <w:rPr>
-          <w:b w:val="0"/>
-        </w:rPr>
+        <w:pStyle w:val="ListBullet"/>
+      </w:pPr>
+      <w:r>
         <w:t>Attempt this case before feedback. Record any help. Earlier examples below are further practice; a case already practised with feedback cannot establish fresh transfer.</w:t>
       </w:r>
     </w:p>
@@ -576,59 +593,28 @@
         <w:pStyle w:val="Heading1"/>
       </w:pPr>
       <w:r>
-        <w:t>05. W1 Separate index and value</w:t>
-      </w:r>
-    </w:p>
-    <w:p>
-      <w:r>
-        <w:t>Separate index and value. Apply the supplied Lists and indexing facts and keep your reasoning.</w:t>
-      </w:r>
-    </w:p>
-    <w:p>
-      <w:pPr>
-        <w:spacing w:line="336" w:lineRule="auto" w:after="180"/>
-      </w:pPr>
-      <w:r>
-        <w:rPr>
-          <w:b w:val="0"/>
-        </w:rPr>
-        <w:t xml:space="preserve">For counts = [4, 7, 4], give the </w:t>
-      </w:r>
-      <w:r>
-        <w:rPr>
-          <w:b/>
-        </w:rPr>
-        <w:t>length</w:t>
-      </w:r>
-      <w:r>
-        <w:rPr>
-          <w:b w:val="0"/>
-        </w:rPr>
-        <w:t xml:space="preserve">, valid nonnegative indices and value at </w:t>
-      </w:r>
-      <w:r>
-        <w:rPr>
-          <w:b/>
-        </w:rPr>
-        <w:t>index</w:t>
-      </w:r>
-      <w:r>
-        <w:rPr>
-          <w:b w:val="0"/>
-        </w:rPr>
-        <w:t xml:space="preserve"> 1. Explain how the two </w:t>
-      </w:r>
-      <w:r>
-        <w:rPr>
-          <w:b/>
-        </w:rPr>
-        <w:t>item</w:t>
-      </w:r>
-      <w:r>
-        <w:rPr>
-          <w:b w:val="0"/>
-        </w:rPr>
-        <w:t>s with value 4 differ.</w:t>
+        <w:t>10. Project · Keep code and evidence</w:t>
+      </w:r>
+    </w:p>
+    <w:p>
+      <w:r>
+        <w:t>Keep the stated task, its own code/values and support record together.</w:t>
+      </w:r>
+    </w:p>
+    <w:p>
+      <w:pPr>
+        <w:pStyle w:val="Heading2"/>
+      </w:pPr>
+      <w:r>
+        <w:t>Task and evidence record</w:t>
+      </w:r>
+    </w:p>
+    <w:p>
+      <w:pPr>
+        <w:pStyle w:val="ListBullet"/>
+      </w:pPr>
+      <w:r>
+        <w:t>Add a labelled lists and indexing evidence sheet to Python readiness portfolio. Show how you can distinguish a list index from the value stored at that position. Use the supplied fictional case and keep its inputs, intermediate steps, calculation or prediction, and limitation. Connect this record to last week’s record; a matching answer without a trace is insufficient.</w:t>
       </w:r>
     </w:p>
     <w:p>
@@ -636,7 +622,7 @@
         <w:pStyle w:val="Heading3"/>
       </w:pPr>
       <w:r>
-        <w:t>My reasoning and evidence</w:t>
+        <w:t>My project change, supporting evidence and remaining limit</w:t>
       </w:r>
     </w:p>
     <w:p>
@@ -674,534 +660,20 @@
         <w:pStyle w:val="Heading1"/>
       </w:pPr>
       <w:r>
-        <w:t>06. W2 Trace an update</w:t>
-      </w:r>
-    </w:p>
-    <w:p>
-      <w:r>
-        <w:t>Trace an update. Apply the supplied Lists and indexing facts and keep your reasoning.</w:t>
-      </w:r>
-    </w:p>
-    <w:p>
-      <w:pPr>
-        <w:spacing w:line="336" w:lineRule="auto" w:after="180"/>
-      </w:pPr>
-      <w:r>
-        <w:rPr>
-          <w:b w:val="0"/>
-        </w:rPr>
-        <w:t xml:space="preserve">Start with counts = [4, 7, 4]. Run counts[0] = 6. Write the resulting </w:t>
-      </w:r>
-      <w:r>
-        <w:rPr>
-          <w:b/>
-        </w:rPr>
-        <w:t>list</w:t>
-      </w:r>
-      <w:r>
-        <w:rPr>
-          <w:b w:val="0"/>
-        </w:rPr>
-        <w:t xml:space="preserve">, its </w:t>
-      </w:r>
-      <w:r>
-        <w:rPr>
-          <w:b/>
-        </w:rPr>
-        <w:t>length</w:t>
-      </w:r>
-      <w:r>
-        <w:rPr>
-          <w:b w:val="0"/>
-        </w:rPr>
-        <w:t xml:space="preserve"> and the value at </w:t>
-      </w:r>
-      <w:r>
-        <w:rPr>
-          <w:b/>
-        </w:rPr>
-        <w:t>index</w:t>
-      </w:r>
-      <w:r>
-        <w:rPr>
-          <w:b w:val="0"/>
-        </w:rPr>
-        <w:t xml:space="preserve"> 2. Predict before running.</w:t>
-      </w:r>
-    </w:p>
-    <w:p>
-      <w:pPr>
-        <w:pStyle w:val="Heading3"/>
-      </w:pPr>
-      <w:r>
-        <w:t>My reasoning and evidence</w:t>
-      </w:r>
-    </w:p>
-    <w:p>
-      <w:r>
-        <w:t>________________________________________________________________</w:t>
-      </w:r>
-    </w:p>
-    <w:p>
-      <w:r>
-        <w:t>________________________________________________________________</w:t>
-      </w:r>
-    </w:p>
-    <w:p>
-      <w:r>
-        <w:t>________________________________________________________________</w:t>
-      </w:r>
-    </w:p>
-    <w:p>
-      <w:r>
-        <w:t>________________________________________________________________</w:t>
-      </w:r>
-    </w:p>
-    <w:p>
-      <w:r>
-        <w:t>________________________________________________________________</w:t>
-      </w:r>
-    </w:p>
-    <w:p>
-      <w:r>
-        <w:t>________________________________________________________________</w:t>
-      </w:r>
-    </w:p>
-    <w:p>
-      <w:pPr>
-        <w:pStyle w:val="Heading1"/>
-      </w:pPr>
-      <w:r>
-        <w:t>07. W3 Repair a position mistake</w:t>
-      </w:r>
-    </w:p>
-    <w:p>
-      <w:r>
-        <w:t>Repair a position mistake. Apply the supplied Lists and indexing facts and keep your reasoning.</w:t>
-      </w:r>
-    </w:p>
-    <w:p>
-      <w:pPr>
-        <w:spacing w:line="336" w:lineRule="auto" w:after="180"/>
-      </w:pPr>
-      <w:r>
-        <w:rPr>
-          <w:b w:val="0"/>
-        </w:rPr>
-        <w:t xml:space="preserve">A learner loops with for count in counts and tries to read counts[count] for counts = [4, 7, 4]. Identify the first attempted </w:t>
-      </w:r>
-      <w:r>
-        <w:rPr>
-          <w:b/>
-        </w:rPr>
-        <w:t>index</w:t>
-      </w:r>
-      <w:r>
-        <w:rPr>
-          <w:b w:val="0"/>
-        </w:rPr>
-        <w:t xml:space="preserve"> and error. Explain how to print each value directly.</w:t>
-      </w:r>
-    </w:p>
-    <w:p>
-      <w:pPr>
-        <w:pStyle w:val="Heading3"/>
-      </w:pPr>
-      <w:r>
-        <w:t>My reasoning and evidence</w:t>
-      </w:r>
-    </w:p>
-    <w:p>
-      <w:r>
-        <w:t>________________________________________________________________</w:t>
-      </w:r>
-    </w:p>
-    <w:p>
-      <w:r>
-        <w:t>________________________________________________________________</w:t>
-      </w:r>
-    </w:p>
-    <w:p>
-      <w:r>
-        <w:t>________________________________________________________________</w:t>
-      </w:r>
-    </w:p>
-    <w:p>
-      <w:r>
-        <w:t>________________________________________________________________</w:t>
-      </w:r>
-    </w:p>
-    <w:p>
-      <w:r>
-        <w:t>________________________________________________________________</w:t>
-      </w:r>
-    </w:p>
-    <w:p>
-      <w:r>
-        <w:t>________________________________________________________________</w:t>
-      </w:r>
-    </w:p>
-    <w:p>
-      <w:pPr>
-        <w:pStyle w:val="Heading1"/>
-      </w:pPr>
-      <w:r>
-        <w:t>08. W4 Process new data independently</w:t>
-      </w:r>
-    </w:p>
-    <w:p>
-      <w:r>
-        <w:t>Attempt before feedback. If this repeats the selected independent case, reuse that first attempt; otherwise keep a separate record. Process new data independently. Apply the supplied Lists and indexing facts and keep your reasoning.</w:t>
-      </w:r>
-    </w:p>
-    <w:p>
-      <w:pPr>
-        <w:spacing w:line="336" w:lineRule="auto" w:after="180"/>
-      </w:pPr>
-      <w:r>
-        <w:rPr>
-          <w:b w:val="0"/>
-        </w:rPr>
-        <w:t xml:space="preserve">Start with readings = [3, 0, 3, 2]. Replace the second </w:t>
-      </w:r>
-      <w:r>
-        <w:rPr>
-          <w:b/>
-        </w:rPr>
-        <w:t>item</w:t>
-      </w:r>
-      <w:r>
-        <w:rPr>
-          <w:b w:val="0"/>
-        </w:rPr>
-        <w:t xml:space="preserve"> with 5 using its </w:t>
-      </w:r>
-      <w:r>
-        <w:rPr>
-          <w:b/>
-        </w:rPr>
-        <w:t>index</w:t>
-      </w:r>
-      <w:r>
-        <w:rPr>
-          <w:b w:val="0"/>
-        </w:rPr>
-        <w:t>. Write a loop that adds all updated readings and prints one final total. Trace every update of the total.</w:t>
-      </w:r>
-    </w:p>
-    <w:p>
-      <w:pPr>
-        <w:spacing w:line="336" w:lineRule="auto" w:after="180"/>
-      </w:pPr>
-      <w:r>
-        <w:rPr>
-          <w:b w:val="0"/>
-        </w:rPr>
-        <w:t>Then test the summing part alone on [] and [6].</w:t>
-      </w:r>
-    </w:p>
-    <w:p>
-      <w:pPr>
-        <w:pStyle w:val="Heading3"/>
-      </w:pPr>
-      <w:r>
-        <w:t>My reasoning and evidence</w:t>
-      </w:r>
-    </w:p>
-    <w:p>
-      <w:r>
-        <w:t>________________________________________________________________</w:t>
-      </w:r>
-    </w:p>
-    <w:p>
-      <w:r>
-        <w:t>________________________________________________________________</w:t>
-      </w:r>
-    </w:p>
-    <w:p>
-      <w:r>
-        <w:t>________________________________________________________________</w:t>
-      </w:r>
-    </w:p>
-    <w:p>
-      <w:r>
-        <w:t>________________________________________________________________</w:t>
-      </w:r>
-    </w:p>
-    <w:p>
-      <w:r>
-        <w:t>________________________________________________________________</w:t>
-      </w:r>
-    </w:p>
-    <w:p>
-      <w:r>
-        <w:t>________________________________________________________________</w:t>
-      </w:r>
-    </w:p>
-    <w:p>
-      <w:r>
-        <w:t>________________________________________________________________</w:t>
-      </w:r>
-    </w:p>
-    <w:p>
-      <w:r>
-        <w:t>________________________________________________________________</w:t>
-      </w:r>
-    </w:p>
-    <w:p>
-      <w:pPr>
-        <w:pStyle w:val="Heading1"/>
-      </w:pPr>
-      <w:r>
-        <w:t>09. W5 Keep the information you need</w:t>
-      </w:r>
-    </w:p>
-    <w:p>
-      <w:r>
-        <w:t>Keep the information you need. Apply the supplied Lists and indexing facts and keep your reasoning.</w:t>
-      </w:r>
-    </w:p>
-    <w:p>
-      <w:pPr>
-        <w:spacing w:line="336" w:lineRule="auto" w:after="180"/>
-      </w:pPr>
-      <w:r>
-        <w:rPr>
-          <w:b w:val="0"/>
-        </w:rPr>
-        <w:t xml:space="preserve">Compare [1, 5, 2] and [5, 1, 2]. State their totals and first </w:t>
-      </w:r>
-      <w:r>
-        <w:rPr>
-          <w:b/>
-        </w:rPr>
-        <w:t>item</w:t>
-      </w:r>
-      <w:r>
-        <w:rPr>
-          <w:b w:val="0"/>
-        </w:rPr>
-        <w:t xml:space="preserve">s. Would storing only the total answer which first </w:t>
-      </w:r>
-      <w:r>
-        <w:rPr>
-          <w:b/>
-        </w:rPr>
-        <w:t>item</w:t>
-      </w:r>
-      <w:r>
-        <w:rPr>
-          <w:b w:val="0"/>
-        </w:rPr>
-        <w:t xml:space="preserve"> was larger? Explain.</w:t>
-      </w:r>
-    </w:p>
-    <w:p>
-      <w:pPr>
-        <w:pStyle w:val="Heading3"/>
-      </w:pPr>
-      <w:r>
-        <w:t>My reasoning and evidence</w:t>
-      </w:r>
-    </w:p>
-    <w:p>
-      <w:r>
-        <w:t>________________________________________________________________</w:t>
-      </w:r>
-    </w:p>
-    <w:p>
-      <w:r>
-        <w:t>________________________________________________________________</w:t>
-      </w:r>
-    </w:p>
-    <w:p>
-      <w:r>
-        <w:t>________________________________________________________________</w:t>
-      </w:r>
-    </w:p>
-    <w:p>
-      <w:r>
-        <w:t>________________________________________________________________</w:t>
-      </w:r>
-    </w:p>
-    <w:p>
-      <w:r>
-        <w:t>________________________________________________________________</w:t>
-      </w:r>
-    </w:p>
-    <w:p>
-      <w:r>
-        <w:t>________________________________________________________________</w:t>
-      </w:r>
-    </w:p>
-    <w:p>
-      <w:pPr>
-        <w:pStyle w:val="Heading1"/>
-      </w:pPr>
-      <w:r>
-        <w:t>10. Project checkpoint and reflection</w:t>
-      </w:r>
-    </w:p>
-    <w:p>
-      <w:r>
-        <w:t>Connect Lists and indexing to Python readiness portfolio, identify a limit and choose the next useful test.</w:t>
-      </w:r>
-    </w:p>
-    <w:p>
-      <w:pPr>
-        <w:spacing w:line="336" w:lineRule="auto" w:after="180"/>
-      </w:pPr>
-      <w:r>
-        <w:rPr>
-          <w:b w:val="0"/>
-        </w:rPr>
-        <w:t xml:space="preserve">Add a labelled </w:t>
-      </w:r>
-      <w:r>
-        <w:rPr>
-          <w:b/>
-        </w:rPr>
-        <w:t>list</w:t>
-      </w:r>
-      <w:r>
-        <w:rPr>
-          <w:b w:val="0"/>
-        </w:rPr>
-        <w:t xml:space="preserve">s and </w:t>
-      </w:r>
-      <w:r>
-        <w:rPr>
-          <w:b/>
-        </w:rPr>
-        <w:t>index</w:t>
-      </w:r>
-      <w:r>
-        <w:rPr>
-          <w:b w:val="0"/>
-        </w:rPr>
-        <w:t xml:space="preserve">ing </w:t>
-      </w:r>
-      <w:r>
-        <w:rPr>
-          <w:b/>
-        </w:rPr>
-        <w:t>evidence</w:t>
-      </w:r>
-      <w:r>
-        <w:rPr>
-          <w:b w:val="0"/>
-        </w:rPr>
-        <w:t xml:space="preserve"> sheet to Python readiness portfolio. Show how you can distinguish a </w:t>
-      </w:r>
-      <w:r>
-        <w:rPr>
-          <w:b/>
-        </w:rPr>
-        <w:t>list</w:t>
-      </w:r>
-      <w:r>
-        <w:rPr>
-          <w:b w:val="0"/>
-        </w:rPr>
-        <w:t xml:space="preserve"> </w:t>
-      </w:r>
-      <w:r>
-        <w:rPr>
-          <w:b/>
-        </w:rPr>
-        <w:t>index</w:t>
-      </w:r>
-      <w:r>
-        <w:rPr>
-          <w:b w:val="0"/>
-        </w:rPr>
-        <w:t xml:space="preserve"> from the value stored at that position.</w:t>
-      </w:r>
-    </w:p>
-    <w:p>
-      <w:pPr>
-        <w:spacing w:line="336" w:lineRule="auto" w:after="180"/>
-      </w:pPr>
-      <w:r>
-        <w:rPr>
-          <w:b w:val="0"/>
-        </w:rPr>
-        <w:t xml:space="preserve">Use the supplied fictional case and keep its </w:t>
-      </w:r>
-      <w:r>
-        <w:rPr>
-          <w:b/>
-        </w:rPr>
-        <w:t>input</w:t>
-      </w:r>
-      <w:r>
-        <w:rPr>
-          <w:b w:val="0"/>
-        </w:rPr>
-        <w:t xml:space="preserve">s, intermediate steps, calculation or </w:t>
-      </w:r>
-      <w:r>
-        <w:rPr>
-          <w:b/>
-        </w:rPr>
-        <w:t>prediction</w:t>
-      </w:r>
-      <w:r>
-        <w:rPr>
-          <w:b w:val="0"/>
-        </w:rPr>
-        <w:t>, and limitation. Connect this record to last week’s record; a matching answer without a trace is insufficient.</w:t>
-      </w:r>
-    </w:p>
-    <w:p>
-      <w:pPr>
-        <w:pStyle w:val="Heading3"/>
-      </w:pPr>
-      <w:r>
-        <w:t>My project change, supporting evidence and remaining limit</w:t>
-      </w:r>
-    </w:p>
-    <w:p>
-      <w:r>
-        <w:t>________________________________________________________________</w:t>
-      </w:r>
-    </w:p>
-    <w:p>
-      <w:r>
-        <w:t>________________________________________________________________</w:t>
-      </w:r>
-    </w:p>
-    <w:p>
-      <w:r>
-        <w:t>________________________________________________________________</w:t>
-      </w:r>
-    </w:p>
-    <w:p>
-      <w:r>
-        <w:t>________________________________________________________________</w:t>
-      </w:r>
-    </w:p>
-    <w:p>
-      <w:r>
-        <w:t>________________________________________________________________</w:t>
-      </w:r>
-    </w:p>
-    <w:p>
-      <w:r>
-        <w:t>________________________________________________________________</w:t>
-      </w:r>
-    </w:p>
-    <w:p>
-      <w:pPr>
-        <w:pStyle w:val="Heading1"/>
-      </w:pPr>
-      <w:r>
-        <w:t>11. Feedback, return check and learning record</w:t>
-      </w:r>
-    </w:p>
-    <w:p>
-      <w:r>
-        <w:t>Record the first repaired step and a different case to revisit after a delay.</w:t>
+        <w:t>11. Feedback · Repair and return</w:t>
+      </w:r>
+    </w:p>
+    <w:p>
+      <w:r>
+        <w:t>Keep the stated task, its own code/values and support record together.</w:t>
+      </w:r>
+    </w:p>
+    <w:p>
+      <w:pPr>
+        <w:pStyle w:val="Heading2"/>
+      </w:pPr>
+      <w:r>
+        <w:t>Task and evidence record</w:t>
       </w:r>
     </w:p>
     <w:tbl>
@@ -1342,12 +814,9 @@
     </w:tbl>
     <w:p>
       <w:pPr>
-        <w:spacing w:line="336" w:lineRule="auto" w:after="180"/>
-      </w:pPr>
-      <w:r>
-        <w:rPr>
-          <w:b w:val="0"/>
-        </w:rPr>
+        <w:pStyle w:val="ListBullet"/>
+      </w:pPr>
+      <w:r>
         <w:t>Revisit this idea with your teacher after a delay. Familiarity is different from explaining and using it on a changed case.</w:t>
       </w:r>
     </w:p>
@@ -1356,51 +825,321 @@
         <w:pStyle w:val="Heading1"/>
       </w:pPr>
       <w:r>
-        <w:t>12. Pictorial case practice: Lists and indexing</w:t>
-      </w:r>
-    </w:p>
-    <w:p>
-      <w:r>
-        <w:t>Indexes are positions, not values. A list of shelf counts is read by position. Explain the labelled step before checking the changed condition.</w:t>
-      </w:r>
-    </w:p>
-    <w:p>
-      <w:pPr>
-        <w:spacing w:line="336" w:lineRule="auto" w:after="180"/>
-      </w:pPr>
-      <w:r>
-        <w:rPr>
-          <w:b/>
-        </w:rPr>
-        <w:t>Index</w:t>
-      </w:r>
-      <w:r>
-        <w:rPr>
-          <w:b w:val="0"/>
-        </w:rPr>
-        <w:t xml:space="preserve">es are positions, not values. A </w:t>
-      </w:r>
-      <w:r>
-        <w:rPr>
-          <w:b/>
-        </w:rPr>
-        <w:t>list</w:t>
-      </w:r>
-      <w:r>
-        <w:rPr>
-          <w:b w:val="0"/>
-        </w:rPr>
-        <w:t xml:space="preserve"> of shelf counts is read by position.</w:t>
-      </w:r>
-    </w:p>
-    <w:p>
-      <w:pPr>
-        <w:spacing w:line="336" w:lineRule="auto" w:after="180"/>
-      </w:pPr>
-      <w:r>
-        <w:rPr>
-          <w:b w:val="0"/>
-        </w:rPr>
+        <w:t>Reference bank and extra practice</w:t>
+      </w:r>
+    </w:p>
+    <w:p>
+      <w:pPr>
+        <w:pStyle w:val="Heading1"/>
+      </w:pPr>
+      <w:r>
+        <w:t>02. Reference · Supported W2 record</w:t>
+      </w:r>
+    </w:p>
+    <w:p>
+      <w:r>
+        <w:t>Keep the stated task, its own code/values and support record together.</w:t>
+      </w:r>
+    </w:p>
+    <w:p>
+      <w:pPr>
+        <w:pStyle w:val="Heading2"/>
+      </w:pPr>
+      <w:r>
+        <w:t>Task and evidence record</w:t>
+      </w:r>
+    </w:p>
+    <w:p>
+      <w:pPr>
+        <w:pStyle w:val="ListBullet"/>
+      </w:pPr>
+      <w:r>
+        <w:t>Use W2: Trace an update for Lists and indexing. Record the answer once; the lesson and workbook refer to the same attempt.</w:t>
+      </w:r>
+    </w:p>
+    <w:tbl>
+      <w:tblPr>
+        <w:tblStyle w:val="LightShading-Accent1"/>
+        <w:tblW w:type="auto" w:w="0"/>
+        <w:tblLook w:firstColumn="1" w:firstRow="1" w:lastColumn="0" w:lastRow="0" w:noHBand="0" w:noVBand="1" w:val="04A0"/>
+      </w:tblPr>
+      <w:tblGrid>
+        <w:gridCol w:w="2556"/>
+        <w:gridCol w:w="2556"/>
+        <w:gridCol w:w="2556"/>
+        <w:gridCol w:w="2556"/>
+      </w:tblGrid>
+      <w:tr>
+        <w:trPr>
+          <w:tblHeader/>
+        </w:trPr>
+        <w:tc>
+          <w:tcPr>
+            <w:tcW w:type="dxa" w:w="2556"/>
+          </w:tcPr>
+          <w:p>
+            <w:r>
+              <w:t>Given inputs</w:t>
+            </w:r>
+          </w:p>
+        </w:tc>
+        <w:tc>
+          <w:tcPr>
+            <w:tcW w:type="dxa" w:w="2556"/>
+          </w:tcPr>
+          <w:p>
+            <w:r>
+              <w:t>Procedure I chose</w:t>
+            </w:r>
+          </w:p>
+        </w:tc>
+        <w:tc>
+          <w:tcPr>
+            <w:tcW w:type="dxa" w:w="2556"/>
+          </w:tcPr>
+          <w:p>
+            <w:r>
+              <w:t>Middle steps</w:t>
+            </w:r>
+          </w:p>
+        </w:tc>
+        <w:tc>
+          <w:tcPr>
+            <w:tcW w:type="dxa" w:w="2556"/>
+          </w:tcPr>
+          <w:p>
+            <w:r>
+              <w:t>Result and check</w:t>
+            </w:r>
+          </w:p>
+        </w:tc>
+      </w:tr>
+      <w:tr>
+        <w:tc>
+          <w:tcPr>
+            <w:tcW w:type="dxa" w:w="2556"/>
+          </w:tcPr>
+          <w:p>
+            <w:r/>
+          </w:p>
+        </w:tc>
+        <w:tc>
+          <w:tcPr>
+            <w:tcW w:type="dxa" w:w="2556"/>
+          </w:tcPr>
+          <w:p>
+            <w:r/>
+          </w:p>
+        </w:tc>
+        <w:tc>
+          <w:tcPr>
+            <w:tcW w:type="dxa" w:w="2556"/>
+          </w:tcPr>
+          <w:p>
+            <w:r/>
+          </w:p>
+        </w:tc>
+        <w:tc>
+          <w:tcPr>
+            <w:tcW w:type="dxa" w:w="2556"/>
+          </w:tcPr>
+          <w:p>
+            <w:r/>
+          </w:p>
+        </w:tc>
+      </w:tr>
+    </w:tbl>
+    <w:p>
+      <w:pPr>
+        <w:pStyle w:val="Heading3"/>
+      </w:pPr>
+      <w:r>
+        <w:t>The step I completed without help, and the hint I needed</w:t>
+      </w:r>
+    </w:p>
+    <w:p>
+      <w:r>
+        <w:t>________________________________________________________________</w:t>
+      </w:r>
+    </w:p>
+    <w:p>
+      <w:r>
+        <w:t>________________________________________________________________</w:t>
+      </w:r>
+    </w:p>
+    <w:p>
+      <w:r>
+        <w:t>________________________________________________________________</w:t>
+      </w:r>
+    </w:p>
+    <w:p>
+      <w:pPr>
+        <w:pStyle w:val="Heading1"/>
+      </w:pPr>
+      <w:r>
+        <w:t>03. Extra practice · Individual reasoning check</w:t>
+      </w:r>
+    </w:p>
+    <w:p>
+      <w:r>
+        <w:t>Keep the stated task, its own code/values and support record together.</w:t>
+      </w:r>
+    </w:p>
+    <w:p>
+      <w:pPr>
+        <w:pStyle w:val="Heading2"/>
+      </w:pPr>
+      <w:r>
+        <w:t>Task and evidence record</w:t>
+      </w:r>
+    </w:p>
+    <w:p>
+      <w:pPr>
+        <w:pStyle w:val="ListBullet"/>
+      </w:pPr>
+      <w:r>
+        <w:t>Use the worked case for Lists and indexing. Proposed explanation: “Length is the last nonnegative index”. Decide whether this explanation is supported. Point to the step or supplied fact that decides; explain your repair if needed.</w:t>
+      </w:r>
+    </w:p>
+    <w:p>
+      <w:pPr>
+        <w:pStyle w:val="Heading3"/>
+      </w:pPr>
+      <w:r>
+        <w:t>My explanation before partner discussion</w:t>
+      </w:r>
+    </w:p>
+    <w:p>
+      <w:r>
+        <w:t>________________________________________________________________</w:t>
+      </w:r>
+    </w:p>
+    <w:p>
+      <w:r>
+        <w:t>________________________________________________________________</w:t>
+      </w:r>
+    </w:p>
+    <w:p>
+      <w:r>
+        <w:t>________________________________________________________________</w:t>
+      </w:r>
+    </w:p>
+    <w:p>
+      <w:r>
+        <w:t>________________________________________________________________</w:t>
+      </w:r>
+    </w:p>
+    <w:p>
+      <w:pPr>
+        <w:pStyle w:val="Heading1"/>
+      </w:pPr>
+      <w:r>
+        <w:t>08. Additional practice · Earlier W4 transfer</w:t>
+      </w:r>
+    </w:p>
+    <w:p>
+      <w:r>
+        <w:t>Keep the stated task, its own code/values and support record together.</w:t>
+      </w:r>
+    </w:p>
+    <w:p>
+      <w:pPr>
+        <w:pStyle w:val="Heading2"/>
+      </w:pPr>
+      <w:r>
+        <w:t>Task and evidence record</w:t>
+      </w:r>
+    </w:p>
+    <w:p>
+      <w:pPr>
+        <w:pStyle w:val="ListBullet"/>
+      </w:pPr>
+      <w:r>
+        <w:t>Start with readings = [3, 0, 3, 2]. Replace the second item with 5 using its index. Write a loop that adds all updated readings and prints one final total. Trace every update of the total. Then test the summing part alone on [] and [6].</w:t>
+      </w:r>
+    </w:p>
+    <w:p>
+      <w:pPr>
+        <w:pStyle w:val="Heading3"/>
+      </w:pPr>
+      <w:r>
+        <w:t>My reasoning and evidence</w:t>
+      </w:r>
+    </w:p>
+    <w:p>
+      <w:r>
+        <w:t>________________________________________________________________</w:t>
+      </w:r>
+    </w:p>
+    <w:p>
+      <w:r>
+        <w:t>________________________________________________________________</w:t>
+      </w:r>
+    </w:p>
+    <w:p>
+      <w:r>
+        <w:t>________________________________________________________________</w:t>
+      </w:r>
+    </w:p>
+    <w:p>
+      <w:r>
+        <w:t>________________________________________________________________</w:t>
+      </w:r>
+    </w:p>
+    <w:p>
+      <w:r>
+        <w:t>________________________________________________________________</w:t>
+      </w:r>
+    </w:p>
+    <w:p>
+      <w:r>
+        <w:t>________________________________________________________________</w:t>
+      </w:r>
+    </w:p>
+    <w:p>
+      <w:r>
+        <w:t>________________________________________________________________</w:t>
+      </w:r>
+    </w:p>
+    <w:p>
+      <w:r>
+        <w:t>________________________________________________________________</w:t>
+      </w:r>
+    </w:p>
+    <w:p>
+      <w:pPr>
+        <w:pStyle w:val="Heading1"/>
+      </w:pPr>
+      <w:r>
+        <w:t>12. Extra practice · Pictured case</w:t>
+      </w:r>
+    </w:p>
+    <w:p>
+      <w:r>
+        <w:t>Keep the stated task, its own code/values and support record together.</w:t>
+      </w:r>
+    </w:p>
+    <w:p>
+      <w:pPr>
+        <w:pStyle w:val="Heading2"/>
+      </w:pPr>
+      <w:r>
+        <w:t>Task and evidence record</w:t>
+      </w:r>
+    </w:p>
+    <w:p>
+      <w:pPr>
+        <w:pStyle w:val="ListBullet"/>
+      </w:pPr>
+      <w:r>
+        <w:t>Indexes are positions, not values. A list of shelf counts is read by position.</w:t>
+      </w:r>
+    </w:p>
+    <w:p>
+      <w:pPr>
+        <w:pStyle w:val="ListBullet"/>
+      </w:pPr>
+      <w:r>
         <w:t>Python 3: counts=[6,1,8]; print(counts[0]); print(counts[-1]); print(len(counts)).</w:t>
       </w:r>
     </w:p>
@@ -1478,61 +1217,10 @@
     </w:p>
     <w:p>
       <w:pPr>
-        <w:spacing w:line="336" w:lineRule="auto" w:after="180"/>
-      </w:pPr>
-      <w:r>
-        <w:rPr>
-          <w:b w:val="0"/>
-        </w:rPr>
-        <w:t xml:space="preserve">Label the three </w:t>
-      </w:r>
-      <w:r>
-        <w:rPr>
-          <w:b/>
-        </w:rPr>
-        <w:t>index</w:t>
-      </w:r>
-      <w:r>
-        <w:rPr>
-          <w:b w:val="0"/>
-        </w:rPr>
-        <w:t xml:space="preserve"> positions. Predict all original </w:t>
-      </w:r>
-      <w:r>
-        <w:rPr>
-          <w:b/>
-        </w:rPr>
-        <w:t>output</w:t>
-      </w:r>
-      <w:r>
-        <w:rPr>
-          <w:b w:val="0"/>
-        </w:rPr>
-        <w:t xml:space="preserve">s, then name the first </w:t>
-      </w:r>
-      <w:r>
-        <w:rPr>
-          <w:b/>
-        </w:rPr>
-        <w:t>output</w:t>
-      </w:r>
-      <w:r>
-        <w:rPr>
-          <w:b w:val="0"/>
-        </w:rPr>
-        <w:t xml:space="preserve"> and stopping point after using </w:t>
-      </w:r>
-      <w:r>
-        <w:rPr>
-          <w:b/>
-        </w:rPr>
-        <w:t>index</w:t>
-      </w:r>
-      <w:r>
-        <w:rPr>
-          <w:b w:val="0"/>
-        </w:rPr>
-        <w:t xml:space="preserve"> 3.</w:t>
+        <w:pStyle w:val="ListBullet"/>
+      </w:pPr>
+      <w:r>
+        <w:t>Label the three index positions. Predict all original outputs, then name the first output and stopping point after using index 3.</w:t>
       </w:r>
     </w:p>
     <w:p>
@@ -1575,80 +1263,18 @@
     </w:p>
     <w:p>
       <w:pPr>
-        <w:pStyle w:val="Heading3"/>
-      </w:pPr>
-      <w:r>
-        <w:t>Record the help used</w:t>
-      </w:r>
-    </w:p>
-    <w:p>
-      <w:pPr>
-        <w:spacing w:line="336" w:lineRule="auto" w:after="180"/>
-        <w:shd w:fill="F1F6F8"/>
-      </w:pPr>
-      <w:r>
-        <w:rPr>
-          <w:b w:val="0"/>
-        </w:rPr>
-        <w:t xml:space="preserve">Support used: alone / hint / worked example. This record is practice </w:t>
-      </w:r>
-      <w:r>
-        <w:rPr>
-          <w:b/>
-        </w:rPr>
-        <w:t>evidence</w:t>
-      </w:r>
-      <w:r>
-        <w:rPr>
-          <w:b w:val="0"/>
-        </w:rPr>
-        <w:t>.</w:t>
-      </w:r>
-    </w:p>
-    <w:p>
-      <w:pPr>
-        <w:spacing w:line="336" w:lineRule="auto" w:after="180"/>
-      </w:pPr>
-      <w:r>
-        <w:rPr>
-          <w:b w:val="0"/>
-        </w:rPr>
-        <w:t xml:space="preserve">Project connection: For Python readiness before the Responsible Plant Classifier, retain a trace of the values, the predicted </w:t>
-      </w:r>
-      <w:r>
-        <w:rPr>
-          <w:b/>
-        </w:rPr>
-        <w:t>output</w:t>
-      </w:r>
-      <w:r>
-        <w:rPr>
-          <w:b w:val="0"/>
-        </w:rPr>
-        <w:t>s and the changed-case explanation.</w:t>
-      </w:r>
-    </w:p>
-    <w:p>
-      <w:pPr>
-        <w:spacing w:line="336" w:lineRule="auto" w:after="180"/>
-      </w:pPr>
-      <w:r>
-        <w:rPr>
-          <w:b w:val="0"/>
-        </w:rPr>
-        <w:t xml:space="preserve">Use actual Python 3 results to check the </w:t>
-      </w:r>
-      <w:r>
-        <w:rPr>
-          <w:b/>
-        </w:rPr>
-        <w:t>prediction</w:t>
-      </w:r>
-      <w:r>
-        <w:rPr>
-          <w:b w:val="0"/>
-        </w:rPr>
-        <w:t xml:space="preserve"> after reasoning first.</w:t>
+        <w:pStyle w:val="ListBullet"/>
+      </w:pPr>
+      <w:r>
+        <w:t>Support used: alone / hint / worked example. This record is practice evidence.</w:t>
+      </w:r>
+    </w:p>
+    <w:p>
+      <w:pPr>
+        <w:pStyle w:val="ListBullet"/>
+      </w:pPr>
+      <w:r>
+        <w:t>Project connection: For Python readiness before the Responsible Plant Classifier, retain a trace of the values, the predicted outputs and the changed-case explanation. Use actual Python 3 results to check the prediction after reasoning first.</w:t>
       </w:r>
     </w:p>
     <w:p>
@@ -1656,105 +1282,44 @@
         <w:pStyle w:val="Heading1"/>
       </w:pPr>
       <w:r>
-        <w:t>13. Project portfolio milestone</w:t>
-      </w:r>
-    </w:p>
-    <w:p>
-      <w:r>
-        <w:t>Keep this week’s input, deciding step, result and limit together in the Python readiness portfolio record.</w:t>
-      </w:r>
-    </w:p>
-    <w:p>
-      <w:pPr>
-        <w:spacing w:line="336" w:lineRule="auto" w:after="180"/>
-      </w:pPr>
-      <w:r>
-        <w:rPr>
-          <w:b w:val="0"/>
-        </w:rPr>
+        <w:t>13. Reference · Project portfolio milestone</w:t>
+      </w:r>
+    </w:p>
+    <w:p>
+      <w:r>
+        <w:t>Keep the stated task, its own code/values and support record together.</w:t>
+      </w:r>
+    </w:p>
+    <w:p>
+      <w:pPr>
+        <w:pStyle w:val="Heading2"/>
+      </w:pPr>
+      <w:r>
+        <w:t>Task and evidence record</w:t>
+      </w:r>
+    </w:p>
+    <w:p>
+      <w:pPr>
+        <w:pStyle w:val="ListBullet"/>
+      </w:pPr>
+      <w:r>
         <w:t>Project: Python readiness portfolio</w:t>
       </w:r>
     </w:p>
     <w:p>
       <w:pPr>
-        <w:spacing w:line="336" w:lineRule="auto" w:after="180"/>
-      </w:pPr>
-      <w:r>
-        <w:rPr>
-          <w:b w:val="0"/>
-        </w:rPr>
-        <w:t xml:space="preserve">Current milestone: Python readiness portfolio. Keep runnable code, </w:t>
-      </w:r>
-      <w:r>
-        <w:rPr>
-          <w:b/>
-        </w:rPr>
-        <w:t>prediction</w:t>
-      </w:r>
-      <w:r>
-        <w:rPr>
-          <w:b w:val="0"/>
-        </w:rPr>
-        <w:t xml:space="preserve">s, actual </w:t>
-      </w:r>
-      <w:r>
-        <w:rPr>
-          <w:b/>
-        </w:rPr>
-        <w:t>output</w:t>
-      </w:r>
-      <w:r>
-        <w:rPr>
-          <w:b w:val="0"/>
-        </w:rPr>
-        <w:t xml:space="preserve">s, one repaired error and an explanation of a function on changed </w:t>
-      </w:r>
-      <w:r>
-        <w:rPr>
-          <w:b/>
-        </w:rPr>
-        <w:t>input</w:t>
-      </w:r>
-      <w:r>
-        <w:rPr>
-          <w:b w:val="0"/>
-        </w:rPr>
-        <w:t>s.</w:t>
-      </w:r>
-    </w:p>
-    <w:p>
-      <w:pPr>
-        <w:spacing w:line="336" w:lineRule="auto" w:after="180"/>
-      </w:pPr>
-      <w:r>
-        <w:rPr>
-          <w:b w:val="0"/>
-        </w:rPr>
-        <w:t xml:space="preserve">For Python readiness before the Responsible Plant Classifier, retain a trace of the values, the predicted </w:t>
-      </w:r>
-      <w:r>
-        <w:rPr>
-          <w:b/>
-        </w:rPr>
-        <w:t>output</w:t>
-      </w:r>
-      <w:r>
-        <w:rPr>
-          <w:b w:val="0"/>
-        </w:rPr>
-        <w:t xml:space="preserve">s and the changed-case explanation. Use actual Python 3 results to check the </w:t>
-      </w:r>
-      <w:r>
-        <w:rPr>
-          <w:b/>
-        </w:rPr>
-        <w:t>prediction</w:t>
-      </w:r>
-      <w:r>
-        <w:rPr>
-          <w:b w:val="0"/>
-        </w:rPr>
-        <w:t xml:space="preserve"> after reasoning first.</w:t>
+        <w:pStyle w:val="ListBullet"/>
+      </w:pPr>
+      <w:r>
+        <w:t>Current milestone: Python readiness portfolio. Keep runnable code, predictions, actual outputs, one repaired error and an explanation of a function on changed inputs.</w:t>
+      </w:r>
+    </w:p>
+    <w:p>
+      <w:pPr>
+        <w:pStyle w:val="ListBullet"/>
+      </w:pPr>
+      <w:r>
+        <w:t>For Python readiness before the Responsible Plant Classifier, retain a trace of the values, the predicted outputs and the changed-case explanation. Use actual Python 3 results to check the prediction after reasoning first.</w:t>
       </w:r>
     </w:p>
     <w:tbl>
@@ -1911,12 +1476,598 @@
         <w:pStyle w:val="Heading1"/>
       </w:pPr>
       <w:r>
-        <w:t>14. Supported practice and learning evidence</w:t>
-      </w:r>
-    </w:p>
-    <w:p>
-      <w:r>
-        <w:t>Try the supported questions before comparing with hints and feedback. Record what you repaired and the evidence you retained.</w:t>
+        <w:t>14. Extra practice · Predict, check and repair</w:t>
+      </w:r>
+    </w:p>
+    <w:p>
+      <w:r>
+        <w:t>Use only after an attempt; keep the reserved assessment separate.</w:t>
+      </w:r>
+    </w:p>
+    <w:p>
+      <w:pPr>
+        <w:pStyle w:val="Heading2"/>
+      </w:pPr>
+      <w:r>
+        <w:t>First question and hint</w:t>
+      </w:r>
+    </w:p>
+    <w:p>
+      <w:pPr>
+        <w:pStyle w:val="ListBullet"/>
+      </w:pPr>
+      <w:r>
+        <w:t>Indexes are positions, not values. A list of shelf counts is read by position.</w:t>
+      </w:r>
+    </w:p>
+    <w:p>
+      <w:pPr>
+        <w:pStyle w:val="Heading3"/>
+      </w:pPr>
+      <w:r>
+        <w:t>Practice 1: explain the deciding evidence</w:t>
+      </w:r>
+    </w:p>
+    <w:p>
+      <w:pPr>
+        <w:pStyle w:val="ListBullet"/>
+      </w:pPr>
+      <w:r>
+        <w:t>Which labelled step matches this detail? Length is 3, but index 3 is beyond the final valid positive index 2.</w:t>
+      </w:r>
+    </w:p>
+    <w:p>
+      <w:pPr>
+        <w:pStyle w:val="ListBullet"/>
+      </w:pPr>
+      <w:r>
+        <w:t>1. Read two positions</w:t>
+      </w:r>
+    </w:p>
+    <w:p>
+      <w:pPr>
+        <w:pStyle w:val="ListBullet"/>
+      </w:pPr>
+      <w:r>
+        <w:t>2. Check length boundary</w:t>
+      </w:r>
+    </w:p>
+    <w:p>
+      <w:pPr>
+        <w:pStyle w:val="ListBullet"/>
+      </w:pPr>
+      <w:r>
+        <w:t>3. Draw positions</w:t>
+      </w:r>
+    </w:p>
+    <w:p>
+      <w:pPr>
+        <w:pStyle w:val="Heading3"/>
+      </w:pPr>
+      <w:r>
+        <w:t>My selected conclusion, deciding fact and explanation</w:t>
+      </w:r>
+    </w:p>
+    <w:p>
+      <w:r>
+        <w:t>________________________________________________________________</w:t>
+      </w:r>
+    </w:p>
+    <w:p>
+      <w:r>
+        <w:t>________________________________________________________________</w:t>
+      </w:r>
+    </w:p>
+    <w:p>
+      <w:r>
+        <w:t>________________________________________________________________</w:t>
+      </w:r>
+    </w:p>
+    <w:p>
+      <w:r>
+        <w:t>________________________________________________________________</w:t>
+      </w:r>
+    </w:p>
+    <w:p>
+      <w:r>
+        <w:t>________________________________________________________________</w:t>
+      </w:r>
+    </w:p>
+    <w:p>
+      <w:pPr>
+        <w:pStyle w:val="ListBullet"/>
+      </w:pPr>
+      <w:r>
+        <w:t>Hint if needed: Read the steps in the pictorial case. Match the supplied detail to the stage that performs or records it.</w:t>
+      </w:r>
+    </w:p>
+    <w:p>
+      <w:pPr>
+        <w:pStyle w:val="Heading2"/>
+      </w:pPr>
+      <w:r>
+        <w:t>Check the first explanation · reference / check after trying</w:t>
+      </w:r>
+    </w:p>
+    <w:p>
+      <w:pPr>
+        <w:spacing w:line="336" w:lineRule="auto" w:after="180"/>
+      </w:pPr>
+      <w:r>
+        <w:rPr>
+          <w:b w:val="0"/>
+        </w:rPr>
+        <w:t xml:space="preserve">After your attempt, compare with the supported explanation: Check </w:t>
+      </w:r>
+      <w:r>
+        <w:rPr>
+          <w:b/>
+        </w:rPr>
+        <w:t>length</w:t>
+      </w:r>
+      <w:r>
+        <w:rPr>
+          <w:b w:val="0"/>
+        </w:rPr>
+        <w:t xml:space="preserve"> boundary </w:t>
+      </w:r>
+      <w:r>
+        <w:rPr>
+          <w:b/>
+        </w:rPr>
+        <w:t>Length</w:t>
+      </w:r>
+      <w:r>
+        <w:rPr>
+          <w:b w:val="0"/>
+        </w:rPr>
+        <w:t xml:space="preserve"> is 3, but </w:t>
+      </w:r>
+      <w:r>
+        <w:rPr>
+          <w:b/>
+        </w:rPr>
+        <w:t>index</w:t>
+      </w:r>
+      <w:r>
+        <w:rPr>
+          <w:b w:val="0"/>
+        </w:rPr>
+        <w:t xml:space="preserve"> 3 is beyond the final valid positive </w:t>
+      </w:r>
+      <w:r>
+        <w:rPr>
+          <w:b/>
+        </w:rPr>
+        <w:t>index</w:t>
+      </w:r>
+      <w:r>
+        <w:rPr>
+          <w:b w:val="0"/>
+        </w:rPr>
+        <w:t xml:space="preserve"> 2. </w:t>
+      </w:r>
+      <w:r>
+        <w:rPr>
+          <w:b/>
+        </w:rPr>
+        <w:t>List</w:t>
+      </w:r>
+      <w:r>
+        <w:rPr>
+          <w:b w:val="0"/>
+        </w:rPr>
+        <w:t xml:space="preserve"> positions begin at zero.</w:t>
+      </w:r>
+    </w:p>
+    <w:p>
+      <w:pPr>
+        <w:spacing w:line="336" w:lineRule="auto" w:after="180"/>
+      </w:pPr>
+      <w:r>
+        <w:rPr>
+          <w:b w:val="0"/>
+        </w:rPr>
+        <w:t xml:space="preserve">A negative </w:t>
+      </w:r>
+      <w:r>
+        <w:rPr>
+          <w:b/>
+        </w:rPr>
+        <w:t>index</w:t>
+      </w:r>
+      <w:r>
+        <w:rPr>
+          <w:b w:val="0"/>
+        </w:rPr>
+        <w:t xml:space="preserve"> counts from the end; the </w:t>
+      </w:r>
+      <w:r>
+        <w:rPr>
+          <w:b/>
+        </w:rPr>
+        <w:t>list</w:t>
+      </w:r>
+      <w:r>
+        <w:rPr>
+          <w:b w:val="0"/>
+        </w:rPr>
+        <w:t xml:space="preserve"> </w:t>
+      </w:r>
+      <w:r>
+        <w:rPr>
+          <w:b/>
+        </w:rPr>
+        <w:t>length</w:t>
+      </w:r>
+      <w:r>
+        <w:rPr>
+          <w:b w:val="0"/>
+        </w:rPr>
+        <w:t xml:space="preserve"> counts entries and is not itself a valid positive </w:t>
+      </w:r>
+      <w:r>
+        <w:rPr>
+          <w:b/>
+        </w:rPr>
+        <w:t>index</w:t>
+      </w:r>
+      <w:r>
+        <w:rPr>
+          <w:b w:val="0"/>
+        </w:rPr>
+        <w:t xml:space="preserve"> for the final entry.</w:t>
+      </w:r>
+    </w:p>
+    <w:p>
+      <w:pPr>
+        <w:pStyle w:val="Heading2"/>
+      </w:pPr>
+      <w:r>
+        <w:t>Changed-case question and hint</w:t>
+      </w:r>
+    </w:p>
+    <w:p>
+      <w:pPr>
+        <w:pStyle w:val="Heading3"/>
+      </w:pPr>
+      <w:r>
+        <w:t>Practice 2: explain the deciding evidence</w:t>
+      </w:r>
+    </w:p>
+    <w:p>
+      <w:pPr>
+        <w:pStyle w:val="ListBullet"/>
+      </w:pPr>
+      <w:r>
+        <w:t>Changed-case practice: Replace the second print with print(counts[3]). Which conclusion is supported by the supplied facts?</w:t>
+      </w:r>
+    </w:p>
+    <w:p>
+      <w:pPr>
+        <w:pStyle w:val="ListBullet"/>
+      </w:pPr>
+      <w:r>
+        <w:t>1. The first print shows 6, then IndexError stops the script before the length print.</w:t>
+      </w:r>
+    </w:p>
+    <w:p>
+      <w:pPr>
+        <w:pStyle w:val="ListBullet"/>
+      </w:pPr>
+      <w:r>
+        <w:t>2. We can decide the result without examining the changed input or the procedure.</w:t>
+      </w:r>
+    </w:p>
+    <w:p>
+      <w:pPr>
+        <w:pStyle w:val="ListBullet"/>
+      </w:pPr>
+      <w:r>
+        <w:t>3. This one example guarantees correct results for every future input.</w:t>
+      </w:r>
+    </w:p>
+    <w:p>
+      <w:pPr>
+        <w:pStyle w:val="Heading3"/>
+      </w:pPr>
+      <w:r>
+        <w:t>My selected conclusion, deciding fact and explanation</w:t>
+      </w:r>
+    </w:p>
+    <w:p>
+      <w:r>
+        <w:t>________________________________________________________________</w:t>
+      </w:r>
+    </w:p>
+    <w:p>
+      <w:r>
+        <w:t>________________________________________________________________</w:t>
+      </w:r>
+    </w:p>
+    <w:p>
+      <w:r>
+        <w:t>________________________________________________________________</w:t>
+      </w:r>
+    </w:p>
+    <w:p>
+      <w:r>
+        <w:t>________________________________________________________________</w:t>
+      </w:r>
+    </w:p>
+    <w:p>
+      <w:r>
+        <w:t>________________________________________________________________</w:t>
+      </w:r>
+    </w:p>
+    <w:p>
+      <w:pPr>
+        <w:pStyle w:val="ListBullet"/>
+      </w:pPr>
+      <w:r>
+        <w:t>Hint if needed: Use the changed condition and the deciding step in the pictorial trace. The answer must say what follows from those facts.</w:t>
+      </w:r>
+    </w:p>
+    <w:p>
+      <w:pPr>
+        <w:pStyle w:val="Heading2"/>
+      </w:pPr>
+      <w:r>
+        <w:t>Check the changed explanation · reference / check after trying</w:t>
+      </w:r>
+    </w:p>
+    <w:p>
+      <w:pPr>
+        <w:spacing w:line="336" w:lineRule="auto" w:after="180"/>
+      </w:pPr>
+      <w:r>
+        <w:rPr>
+          <w:b w:val="0"/>
+        </w:rPr>
+        <w:t xml:space="preserve">After your attempt, compare with the supported explanation: The first print shows 6, then </w:t>
+      </w:r>
+      <w:r>
+        <w:rPr>
+          <w:b/>
+        </w:rPr>
+        <w:t>IndexError</w:t>
+      </w:r>
+      <w:r>
+        <w:rPr>
+          <w:b w:val="0"/>
+        </w:rPr>
+        <w:t xml:space="preserve"> stops the script before the </w:t>
+      </w:r>
+      <w:r>
+        <w:rPr>
+          <w:b/>
+        </w:rPr>
+        <w:t>length</w:t>
+      </w:r>
+      <w:r>
+        <w:rPr>
+          <w:b w:val="0"/>
+        </w:rPr>
+        <w:t xml:space="preserve"> print. The attempted position does not exist.</w:t>
+      </w:r>
+    </w:p>
+    <w:p>
+      <w:pPr>
+        <w:pStyle w:val="Heading2"/>
+      </w:pPr>
+      <w:r>
+        <w:t>Repair and keep the record</w:t>
+      </w:r>
+    </w:p>
+    <w:p>
+      <w:pPr>
+        <w:spacing w:line="336" w:lineRule="auto" w:after="180"/>
+      </w:pPr>
+      <w:r>
+        <w:rPr>
+          <w:b w:val="0"/>
+        </w:rPr>
+        <w:t xml:space="preserve">Review Loops and trace tables (python-bridge/6). Goal: Trace variable values before and after each loop iteration. Short practice: </w:t>
+      </w:r>
+      <w:r>
+        <w:rPr>
+          <w:b/>
+        </w:rPr>
+        <w:t>List</w:t>
+      </w:r>
+      <w:r>
+        <w:rPr>
+          <w:b w:val="0"/>
+        </w:rPr>
+        <w:t xml:space="preserve"> the four visited values and their running totals.</w:t>
+      </w:r>
+    </w:p>
+    <w:p>
+      <w:pPr>
+        <w:spacing w:line="336" w:lineRule="auto" w:after="180"/>
+      </w:pPr>
+      <w:r>
+        <w:rPr>
+          <w:b w:val="0"/>
+        </w:rPr>
+        <w:t>Explain why 5 is absent and what prints for range(1,1).. Return to this week and explain what you changed.</w:t>
+      </w:r>
+    </w:p>
+    <w:p>
+      <w:pPr>
+        <w:spacing w:line="336" w:lineRule="auto" w:after="180"/>
+      </w:pPr>
+      <w:r>
+        <w:rPr>
+          <w:b w:val="0"/>
+        </w:rPr>
+        <w:t>Review Boolean conditions (python-bridge/4). Goal: Translate stated requirements into comparisons. Short practice: Give both comparison results for ages 11, 15 and 16.</w:t>
+      </w:r>
+    </w:p>
+    <w:p>
+      <w:pPr>
+        <w:spacing w:line="336" w:lineRule="auto" w:after="180"/>
+      </w:pPr>
+      <w:r>
+        <w:rPr>
+          <w:b w:val="0"/>
+        </w:rPr>
+        <w:t>Which comparison rejects each outside value, and why does and matter?. Return to this week and explain what you changed.</w:t>
+      </w:r>
+    </w:p>
+    <w:p>
+      <w:pPr>
+        <w:spacing w:line="336" w:lineRule="auto" w:after="180"/>
+      </w:pPr>
+      <w:r>
+        <w:rPr>
+          <w:b w:val="0"/>
+        </w:rPr>
+        <w:t>Review From a paper algorithm to Python (python-bridge/1). Goal: Translate a short paper calculation into a Python script. Short practice: Match each paper quantity to its Python name.</w:t>
+      </w:r>
+    </w:p>
+    <w:p>
+      <w:pPr>
+        <w:spacing w:line="336" w:lineRule="auto" w:after="180"/>
+      </w:pPr>
+      <w:r>
+        <w:rPr>
+          <w:b w:val="0"/>
+        </w:rPr>
+        <w:t>Why does the spare count get added once, and what prints when spare is five?. Return to this week and explain what you changed.</w:t>
+      </w:r>
+    </w:p>
+    <w:p>
+      <w:pPr>
+        <w:spacing w:line="336" w:lineRule="auto" w:after="180"/>
+      </w:pPr>
+      <w:r>
+        <w:rPr>
+          <w:b w:val="0"/>
+        </w:rPr>
+        <w:t xml:space="preserve">The browser lab lets you edit the supported Python examples already included in this lesson. Predict first, run, inspect the actual </w:t>
+      </w:r>
+      <w:r>
+        <w:rPr>
+          <w:b/>
+        </w:rPr>
+        <w:t>output</w:t>
+      </w:r>
+      <w:r>
+        <w:rPr>
+          <w:b w:val="0"/>
+        </w:rPr>
+        <w:t xml:space="preserve"> or error, change one </w:t>
+      </w:r>
+      <w:r>
+        <w:rPr>
+          <w:b/>
+        </w:rPr>
+        <w:t>input</w:t>
+      </w:r>
+      <w:r>
+        <w:rPr>
+          <w:b w:val="0"/>
+        </w:rPr>
+        <w:t>, then run again.</w:t>
+      </w:r>
+    </w:p>
+    <w:p>
+      <w:pPr>
+        <w:spacing w:line="336" w:lineRule="auto" w:after="180"/>
+      </w:pPr>
+      <w:r>
+        <w:rPr>
+          <w:b w:val="0"/>
+        </w:rPr>
+        <w:t xml:space="preserve">Keep code, </w:t>
+      </w:r>
+      <w:r>
+        <w:rPr>
+          <w:b/>
+        </w:rPr>
+        <w:t>prediction</w:t>
+      </w:r>
+      <w:r>
+        <w:rPr>
+          <w:b w:val="0"/>
+        </w:rPr>
+        <w:t>s, actual results and a reasoned revision together. On paper, label your result as a trace rather than an execution.</w:t>
+      </w:r>
+    </w:p>
+    <w:p>
+      <w:pPr>
+        <w:spacing w:line="336" w:lineRule="auto" w:after="180"/>
+      </w:pPr>
+      <w:r>
+        <w:rPr>
+          <w:b w:val="0"/>
+        </w:rPr>
+        <w:t xml:space="preserve">Use Download completed work in the hosted lesson to export your answers, reflections, practice feedback and code-run </w:t>
+      </w:r>
+      <w:r>
+        <w:rPr>
+          <w:b/>
+        </w:rPr>
+        <w:t>evidence</w:t>
+      </w:r>
+      <w:r>
+        <w:rPr>
+          <w:b w:val="0"/>
+        </w:rPr>
+        <w:t>. Open the HTML copy to read or print it.</w:t>
+      </w:r>
+    </w:p>
+    <w:p>
+      <w:pPr>
+        <w:spacing w:line="336" w:lineRule="auto" w:after="180"/>
+      </w:pPr>
+      <w:r>
+        <w:rPr>
+          <w:b w:val="0"/>
+        </w:rPr>
+        <w:t>Drafts stay in this browser when storage is available; clear drafts on a shared device.</w:t>
+      </w:r>
+    </w:p>
+    <w:p>
+      <w:pPr>
+        <w:pStyle w:val="Heading3"/>
+      </w:pPr>
+      <w:r>
+        <w:t>What I repaired, the evidence I kept and the next test</w:t>
+      </w:r>
+    </w:p>
+    <w:p>
+      <w:r>
+        <w:t>________________________________________________________________</w:t>
+      </w:r>
+    </w:p>
+    <w:p>
+      <w:r>
+        <w:t>________________________________________________________________</w:t>
+      </w:r>
+    </w:p>
+    <w:p>
+      <w:r>
+        <w:t>________________________________________________________________</w:t>
+      </w:r>
+    </w:p>
+    <w:p>
+      <w:r>
+        <w:t>________________________________________________________________</w:t>
+      </w:r>
+    </w:p>
+    <w:p>
+      <w:r>
+        <w:t>________________________________________________________________</w:t>
+      </w:r>
+    </w:p>
+    <w:p>
+      <w:pPr>
+        <w:pStyle w:val="Heading2"/>
+      </w:pPr>
+      <w:r>
+        <w:t>Earlier wording, alternatives and picture transcripts · reference / check after trying</w:t>
       </w:r>
     </w:p>
     <w:p>
@@ -1932,134 +2083,10 @@
     </w:p>
     <w:p>
       <w:pPr>
-        <w:spacing w:line="336" w:lineRule="auto" w:after="180"/>
-      </w:pPr>
-      <w:r>
-        <w:rPr>
-          <w:b/>
-        </w:rPr>
-        <w:t>Index</w:t>
-      </w:r>
-      <w:r>
-        <w:rPr>
-          <w:b w:val="0"/>
-        </w:rPr>
-        <w:t xml:space="preserve">es are positions, not values. A </w:t>
-      </w:r>
-      <w:r>
-        <w:rPr>
-          <w:b/>
-        </w:rPr>
-        <w:t>list</w:t>
-      </w:r>
-      <w:r>
-        <w:rPr>
-          <w:b w:val="0"/>
-        </w:rPr>
-        <w:t xml:space="preserve"> of shelf counts is read by position.</w:t>
-      </w:r>
-    </w:p>
-    <w:p>
-      <w:pPr>
         <w:pStyle w:val="Heading3"/>
       </w:pPr>
       <w:r>
-        <w:t>Practice 1: explain the deciding evidence</w:t>
-      </w:r>
-    </w:p>
-    <w:p>
-      <w:pPr>
-        <w:spacing w:line="336" w:lineRule="auto" w:after="180"/>
-      </w:pPr>
-      <w:r>
-        <w:rPr>
-          <w:b w:val="0"/>
-        </w:rPr>
-        <w:t xml:space="preserve">Which labelled step matches this detail? </w:t>
-      </w:r>
-      <w:r>
-        <w:rPr>
-          <w:b/>
-        </w:rPr>
-        <w:t>Length</w:t>
-      </w:r>
-      <w:r>
-        <w:rPr>
-          <w:b w:val="0"/>
-        </w:rPr>
-        <w:t xml:space="preserve"> is 3, but </w:t>
-      </w:r>
-      <w:r>
-        <w:rPr>
-          <w:b/>
-        </w:rPr>
-        <w:t>index</w:t>
-      </w:r>
-      <w:r>
-        <w:rPr>
-          <w:b w:val="0"/>
-        </w:rPr>
-        <w:t xml:space="preserve"> 3 is beyond the final valid positive </w:t>
-      </w:r>
-      <w:r>
-        <w:rPr>
-          <w:b/>
-        </w:rPr>
-        <w:t>index</w:t>
-      </w:r>
-      <w:r>
-        <w:rPr>
-          <w:b w:val="0"/>
-        </w:rPr>
-        <w:t xml:space="preserve"> 2.</w:t>
-      </w:r>
-    </w:p>
-    <w:p>
-      <w:pPr>
-        <w:spacing w:line="336" w:lineRule="auto" w:after="180"/>
-        <w:shd w:fill="F4F9FC"/>
-      </w:pPr>
-      <w:r>
-        <w:rPr>
-          <w:b w:val="0"/>
-        </w:rPr>
-        <w:t>1. Read two positions</w:t>
-      </w:r>
-    </w:p>
-    <w:p>
-      <w:pPr>
-        <w:spacing w:line="336" w:lineRule="auto" w:after="180"/>
-        <w:shd w:fill="F4F9FC"/>
-      </w:pPr>
-      <w:r>
-        <w:rPr>
-          <w:b w:val="0"/>
-        </w:rPr>
-        <w:t xml:space="preserve">2. Check </w:t>
-      </w:r>
-      <w:r>
-        <w:rPr>
-          <w:b/>
-        </w:rPr>
-        <w:t>length</w:t>
-      </w:r>
-      <w:r>
-        <w:rPr>
-          <w:b w:val="0"/>
-        </w:rPr>
-        <w:t xml:space="preserve"> boundary</w:t>
-      </w:r>
-    </w:p>
-    <w:p>
-      <w:pPr>
-        <w:spacing w:line="336" w:lineRule="auto" w:after="180"/>
-        <w:shd w:fill="F4F9FC"/>
-      </w:pPr>
-      <w:r>
-        <w:rPr>
-          <w:b w:val="0"/>
-        </w:rPr>
-        <w:t>3. Draw positions</w:t>
+        <w:t>Repair a missing building block</w:t>
       </w:r>
     </w:p>
     <w:p>
@@ -2067,32 +2094,7 @@
         <w:pStyle w:val="Heading3"/>
       </w:pPr>
       <w:r>
-        <w:t>My selected conclusion, deciding fact and explanation</w:t>
-      </w:r>
-    </w:p>
-    <w:p>
-      <w:r>
-        <w:t>________________________________________________________________</w:t>
-      </w:r>
-    </w:p>
-    <w:p>
-      <w:r>
-        <w:t>________________________________________________________________</w:t>
-      </w:r>
-    </w:p>
-    <w:p>
-      <w:r>
-        <w:t>________________________________________________________________</w:t>
-      </w:r>
-    </w:p>
-    <w:p>
-      <w:r>
-        <w:t>________________________________________________________________</w:t>
-      </w:r>
-    </w:p>
-    <w:p>
-      <w:r>
-        <w:t>________________________________________________________________</w:t>
+        <w:t>Predict, run and debug</w:t>
       </w:r>
     </w:p>
     <w:p>
@@ -2100,613 +2102,25 @@
         <w:pStyle w:val="Heading3"/>
       </w:pPr>
       <w:r>
-        <w:t>Hint · try first</w:t>
-      </w:r>
-    </w:p>
-    <w:p>
-      <w:pPr>
-        <w:spacing w:line="336" w:lineRule="auto" w:after="180"/>
-        <w:shd w:fill="F1F6F8"/>
-      </w:pPr>
-      <w:r>
-        <w:rPr>
-          <w:b w:val="0"/>
-        </w:rPr>
-        <w:t>Hint if needed: Read the steps in the pictorial case. Match the supplied detail to the stage that performs or records it.</w:t>
-      </w:r>
-    </w:p>
-    <w:p>
-      <w:pPr>
-        <w:pStyle w:val="Heading3"/>
-      </w:pPr>
-      <w:r>
-        <w:t>Feedback · compare after trying</w:t>
-      </w:r>
-    </w:p>
-    <w:p>
-      <w:pPr>
-        <w:spacing w:line="336" w:lineRule="auto" w:after="180"/>
-        <w:shd w:fill="F1F6FC"/>
-      </w:pPr>
-      <w:r>
-        <w:rPr>
-          <w:b w:val="0"/>
-        </w:rPr>
-        <w:t xml:space="preserve">After your attempt, compare with the supported explanation: Check </w:t>
-      </w:r>
-      <w:r>
-        <w:rPr>
-          <w:b/>
-        </w:rPr>
-        <w:t>length</w:t>
-      </w:r>
-      <w:r>
-        <w:rPr>
-          <w:b w:val="0"/>
-        </w:rPr>
-        <w:t xml:space="preserve"> boundary </w:t>
-      </w:r>
-      <w:r>
-        <w:rPr>
-          <w:b/>
-        </w:rPr>
-        <w:t>Length</w:t>
-      </w:r>
-      <w:r>
-        <w:rPr>
-          <w:b w:val="0"/>
-        </w:rPr>
-        <w:t xml:space="preserve"> is 3, but </w:t>
-      </w:r>
-      <w:r>
-        <w:rPr>
-          <w:b/>
-        </w:rPr>
-        <w:t>index</w:t>
-      </w:r>
-      <w:r>
-        <w:rPr>
-          <w:b w:val="0"/>
-        </w:rPr>
-        <w:t xml:space="preserve"> 3 is beyond the final valid positive </w:t>
-      </w:r>
-      <w:r>
-        <w:rPr>
-          <w:b/>
-        </w:rPr>
-        <w:t>index</w:t>
-      </w:r>
-      <w:r>
-        <w:rPr>
-          <w:b w:val="0"/>
-        </w:rPr>
-        <w:t xml:space="preserve"> 2. </w:t>
-      </w:r>
-      <w:r>
-        <w:rPr>
-          <w:b/>
-        </w:rPr>
-        <w:t>List</w:t>
-      </w:r>
-      <w:r>
-        <w:rPr>
-          <w:b w:val="0"/>
-        </w:rPr>
-        <w:t xml:space="preserve"> positions begin at zero.</w:t>
-      </w:r>
-    </w:p>
-    <w:p>
-      <w:pPr>
-        <w:spacing w:line="336" w:lineRule="auto" w:after="180"/>
-        <w:shd w:fill="F1F6FC"/>
-      </w:pPr>
-      <w:r>
-        <w:rPr>
-          <w:b w:val="0"/>
-        </w:rPr>
-        <w:t xml:space="preserve">A negative </w:t>
-      </w:r>
-      <w:r>
-        <w:rPr>
-          <w:b/>
-        </w:rPr>
-        <w:t>index</w:t>
-      </w:r>
-      <w:r>
-        <w:rPr>
-          <w:b w:val="0"/>
-        </w:rPr>
-        <w:t xml:space="preserve"> counts from the end; the </w:t>
-      </w:r>
-      <w:r>
-        <w:rPr>
-          <w:b/>
-        </w:rPr>
-        <w:t>list</w:t>
-      </w:r>
-      <w:r>
-        <w:rPr>
-          <w:b w:val="0"/>
-        </w:rPr>
-        <w:t xml:space="preserve"> </w:t>
-      </w:r>
-      <w:r>
-        <w:rPr>
-          <w:b/>
-        </w:rPr>
-        <w:t>length</w:t>
-      </w:r>
-      <w:r>
-        <w:rPr>
-          <w:b w:val="0"/>
-        </w:rPr>
-        <w:t xml:space="preserve"> counts entries and is not itself a valid positive </w:t>
-      </w:r>
-      <w:r>
-        <w:rPr>
-          <w:b/>
-        </w:rPr>
-        <w:t>index</w:t>
-      </w:r>
-      <w:r>
-        <w:rPr>
-          <w:b w:val="0"/>
-        </w:rPr>
-        <w:t xml:space="preserve"> for the final entry.</w:t>
-      </w:r>
-    </w:p>
-    <w:p>
-      <w:pPr>
-        <w:pStyle w:val="Heading3"/>
-      </w:pPr>
-      <w:r>
-        <w:t>Practice 2: explain the deciding evidence</w:t>
-      </w:r>
-    </w:p>
-    <w:p>
-      <w:pPr>
-        <w:pStyle w:val="Heading3"/>
-      </w:pPr>
-      <w:r>
-        <w:t>Changed case · predict first</w:t>
-      </w:r>
-    </w:p>
-    <w:p>
-      <w:pPr>
-        <w:spacing w:line="336" w:lineRule="auto" w:after="180"/>
-        <w:shd w:fill="F5F1FB"/>
-      </w:pPr>
-      <w:r>
-        <w:rPr>
-          <w:b w:val="0"/>
-        </w:rPr>
-        <w:t>Changed-case practice: Replace the second print with print(counts[3]). Which conclusion is supported by the supplied facts?</w:t>
-      </w:r>
-    </w:p>
-    <w:p>
-      <w:pPr>
-        <w:spacing w:line="336" w:lineRule="auto" w:after="180"/>
-        <w:shd w:fill="F4F9FC"/>
-      </w:pPr>
-      <w:r>
-        <w:rPr>
-          <w:b w:val="0"/>
-        </w:rPr>
-        <w:t xml:space="preserve">1. The first print shows 6, then </w:t>
-      </w:r>
-      <w:r>
-        <w:rPr>
-          <w:b/>
-        </w:rPr>
-        <w:t>IndexError</w:t>
-      </w:r>
-      <w:r>
-        <w:rPr>
-          <w:b w:val="0"/>
-        </w:rPr>
-        <w:t xml:space="preserve"> stops the script before the </w:t>
-      </w:r>
-      <w:r>
-        <w:rPr>
-          <w:b/>
-        </w:rPr>
-        <w:t>length</w:t>
-      </w:r>
-      <w:r>
-        <w:rPr>
-          <w:b w:val="0"/>
-        </w:rPr>
-        <w:t xml:space="preserve"> print.</w:t>
-      </w:r>
-    </w:p>
-    <w:p>
-      <w:pPr>
-        <w:spacing w:line="336" w:lineRule="auto" w:after="180"/>
-        <w:shd w:fill="F4F9FC"/>
-      </w:pPr>
-      <w:r>
-        <w:rPr>
-          <w:b w:val="0"/>
-        </w:rPr>
-        <w:t xml:space="preserve">2. We can decide the result without examining the changed </w:t>
-      </w:r>
-      <w:r>
-        <w:rPr>
-          <w:b/>
-        </w:rPr>
-        <w:t>input</w:t>
-      </w:r>
-      <w:r>
-        <w:rPr>
-          <w:b w:val="0"/>
-        </w:rPr>
-        <w:t xml:space="preserve"> or the procedure.</w:t>
-      </w:r>
-    </w:p>
-    <w:p>
-      <w:pPr>
-        <w:spacing w:line="336" w:lineRule="auto" w:after="180"/>
-        <w:shd w:fill="F4F9FC"/>
-      </w:pPr>
-      <w:r>
-        <w:rPr>
-          <w:b w:val="0"/>
-        </w:rPr>
-        <w:t xml:space="preserve">3. This one example guarantees correct results for every future </w:t>
-      </w:r>
-      <w:r>
-        <w:rPr>
-          <w:b/>
-        </w:rPr>
-        <w:t>input</w:t>
-      </w:r>
-      <w:r>
-        <w:rPr>
-          <w:b w:val="0"/>
-        </w:rPr>
-        <w:t>.</w:t>
-      </w:r>
-    </w:p>
-    <w:p>
-      <w:pPr>
-        <w:pStyle w:val="Heading3"/>
-      </w:pPr>
-      <w:r>
-        <w:t>My selected conclusion, deciding fact and explanation</w:t>
-      </w:r>
-    </w:p>
-    <w:p>
-      <w:r>
-        <w:t>________________________________________________________________</w:t>
-      </w:r>
-    </w:p>
-    <w:p>
-      <w:r>
-        <w:t>________________________________________________________________</w:t>
-      </w:r>
-    </w:p>
-    <w:p>
-      <w:r>
-        <w:t>________________________________________________________________</w:t>
-      </w:r>
-    </w:p>
-    <w:p>
-      <w:r>
-        <w:t>________________________________________________________________</w:t>
-      </w:r>
-    </w:p>
-    <w:p>
-      <w:r>
-        <w:t>________________________________________________________________</w:t>
-      </w:r>
-    </w:p>
-    <w:p>
-      <w:pPr>
-        <w:pStyle w:val="Heading3"/>
-      </w:pPr>
-      <w:r>
-        <w:t>Hint · try first</w:t>
-      </w:r>
-    </w:p>
-    <w:p>
-      <w:pPr>
-        <w:spacing w:line="336" w:lineRule="auto" w:after="180"/>
-        <w:shd w:fill="F1F6F8"/>
-      </w:pPr>
-      <w:r>
-        <w:rPr>
-          <w:b w:val="0"/>
-        </w:rPr>
-        <w:t>Hint if needed: Use the changed condition and the deciding step in the pictorial trace. The answer must say what follows from those facts.</w:t>
-      </w:r>
-    </w:p>
-    <w:p>
-      <w:pPr>
-        <w:pStyle w:val="Heading3"/>
-      </w:pPr>
-      <w:r>
-        <w:t>Feedback · compare after trying</w:t>
-      </w:r>
-    </w:p>
-    <w:p>
-      <w:pPr>
-        <w:spacing w:line="336" w:lineRule="auto" w:after="180"/>
-        <w:shd w:fill="F1F6FC"/>
-      </w:pPr>
-      <w:r>
-        <w:rPr>
-          <w:b w:val="0"/>
-        </w:rPr>
-        <w:t xml:space="preserve">After your attempt, compare with the supported explanation: The first print shows 6, then </w:t>
-      </w:r>
-      <w:r>
-        <w:rPr>
-          <w:b/>
-        </w:rPr>
-        <w:t>IndexError</w:t>
-      </w:r>
-      <w:r>
-        <w:rPr>
-          <w:b w:val="0"/>
-        </w:rPr>
-        <w:t xml:space="preserve"> stops the script before the </w:t>
-      </w:r>
-      <w:r>
-        <w:rPr>
-          <w:b/>
-        </w:rPr>
-        <w:t>length</w:t>
-      </w:r>
-      <w:r>
-        <w:rPr>
-          <w:b w:val="0"/>
-        </w:rPr>
-        <w:t xml:space="preserve"> print. The attempted position does not exist.</w:t>
-      </w:r>
-    </w:p>
-    <w:p>
-      <w:pPr>
-        <w:pStyle w:val="Heading3"/>
-      </w:pPr>
-      <w:r>
-        <w:t>Repair a missing building block</w:t>
-      </w:r>
-    </w:p>
-    <w:p>
-      <w:pPr>
-        <w:spacing w:line="336" w:lineRule="auto" w:after="180"/>
-      </w:pPr>
-      <w:r>
-        <w:rPr>
-          <w:b w:val="0"/>
-        </w:rPr>
-        <w:t xml:space="preserve">Review Loops and trace tables (python-bridge/6). Goal: Trace variable values before and after each loop iteration. Short practice: </w:t>
-      </w:r>
-      <w:r>
-        <w:rPr>
-          <w:b/>
-        </w:rPr>
-        <w:t>List</w:t>
-      </w:r>
-      <w:r>
-        <w:rPr>
-          <w:b w:val="0"/>
-        </w:rPr>
-        <w:t xml:space="preserve"> the four visited values and their running totals.</w:t>
-      </w:r>
-    </w:p>
-    <w:p>
-      <w:pPr>
-        <w:spacing w:line="336" w:lineRule="auto" w:after="180"/>
-      </w:pPr>
-      <w:r>
-        <w:rPr>
-          <w:b w:val="0"/>
-        </w:rPr>
-        <w:t>Explain why 5 is absent and what prints for range(1,1).. Return to this week and explain what you changed.</w:t>
-      </w:r>
-    </w:p>
-    <w:p>
-      <w:pPr>
-        <w:spacing w:line="336" w:lineRule="auto" w:after="180"/>
-      </w:pPr>
-      <w:r>
-        <w:rPr>
-          <w:b w:val="0"/>
-        </w:rPr>
-        <w:t>Review Boolean conditions (python-bridge/4). Goal: Translate stated requirements into comparisons. Short practice: Give both comparison results for ages 11, 15 and 16.</w:t>
-      </w:r>
-    </w:p>
-    <w:p>
-      <w:pPr>
-        <w:spacing w:line="336" w:lineRule="auto" w:after="180"/>
-      </w:pPr>
-      <w:r>
-        <w:rPr>
-          <w:b w:val="0"/>
-        </w:rPr>
-        <w:t>Which comparison rejects each outside value, and why does and matter?. Return to this week and explain what you changed.</w:t>
-      </w:r>
-    </w:p>
-    <w:p>
-      <w:pPr>
-        <w:spacing w:line="336" w:lineRule="auto" w:after="180"/>
-      </w:pPr>
-      <w:r>
-        <w:rPr>
-          <w:b w:val="0"/>
-        </w:rPr>
-        <w:t>Review From a paper algorithm to Python (python-bridge/1). Goal: Translate a short paper calculation into a Python script. Short practice: Match each paper quantity to its Python name.</w:t>
-      </w:r>
-    </w:p>
-    <w:p>
-      <w:pPr>
-        <w:spacing w:line="336" w:lineRule="auto" w:after="180"/>
-      </w:pPr>
-      <w:r>
-        <w:rPr>
-          <w:b w:val="0"/>
-        </w:rPr>
-        <w:t>Why does the spare count get added once, and what prints when spare is five?. Return to this week and explain what you changed.</w:t>
-      </w:r>
-    </w:p>
-    <w:p>
-      <w:pPr>
-        <w:pStyle w:val="Heading3"/>
-      </w:pPr>
-      <w:r>
-        <w:t>Predict, run and debug</w:t>
-      </w:r>
-    </w:p>
-    <w:p>
-      <w:pPr>
-        <w:spacing w:line="336" w:lineRule="auto" w:after="180"/>
-      </w:pPr>
-      <w:r>
-        <w:rPr>
-          <w:b w:val="0"/>
-        </w:rPr>
-        <w:t xml:space="preserve">The browser lab lets you edit the supported Python examples already included in this lesson. Predict first, run, inspect the actual </w:t>
-      </w:r>
-      <w:r>
-        <w:rPr>
-          <w:b/>
-        </w:rPr>
-        <w:t>output</w:t>
-      </w:r>
-      <w:r>
-        <w:rPr>
-          <w:b w:val="0"/>
-        </w:rPr>
-        <w:t xml:space="preserve"> or error, change one </w:t>
-      </w:r>
-      <w:r>
-        <w:rPr>
-          <w:b/>
-        </w:rPr>
-        <w:t>input</w:t>
-      </w:r>
-      <w:r>
-        <w:rPr>
-          <w:b w:val="0"/>
-        </w:rPr>
-        <w:t>, then run again.</w:t>
-      </w:r>
-    </w:p>
-    <w:p>
-      <w:pPr>
-        <w:spacing w:line="336" w:lineRule="auto" w:after="180"/>
-      </w:pPr>
-      <w:r>
-        <w:rPr>
-          <w:b w:val="0"/>
-        </w:rPr>
-        <w:t xml:space="preserve">Keep code, </w:t>
-      </w:r>
-      <w:r>
-        <w:rPr>
-          <w:b/>
-        </w:rPr>
-        <w:t>prediction</w:t>
-      </w:r>
-      <w:r>
-        <w:rPr>
-          <w:b w:val="0"/>
-        </w:rPr>
-        <w:t>s, actual results and a reasoned revision together. On paper, label your result as a trace rather than an execution.</w:t>
-      </w:r>
-    </w:p>
-    <w:p>
-      <w:pPr>
-        <w:pStyle w:val="Heading3"/>
-      </w:pPr>
-      <w:r>
         <w:t>Keep your completed work</w:t>
       </w:r>
     </w:p>
     <w:p>
       <w:pPr>
-        <w:spacing w:line="336" w:lineRule="auto" w:after="180"/>
-      </w:pPr>
-      <w:r>
-        <w:rPr>
-          <w:b w:val="0"/>
-        </w:rPr>
-        <w:t xml:space="preserve">Use Download completed work in the hosted lesson to export your answers, reflections, practice feedback and code-run </w:t>
-      </w:r>
-      <w:r>
-        <w:rPr>
-          <w:b/>
-        </w:rPr>
-        <w:t>evidence</w:t>
-      </w:r>
-      <w:r>
-        <w:rPr>
-          <w:b w:val="0"/>
-        </w:rPr>
-        <w:t>. Open the HTML copy to read or print it.</w:t>
-      </w:r>
-    </w:p>
-    <w:p>
-      <w:pPr>
-        <w:spacing w:line="336" w:lineRule="auto" w:after="180"/>
-      </w:pPr>
-      <w:r>
-        <w:rPr>
-          <w:b w:val="0"/>
-        </w:rPr>
-        <w:t>Drafts stay in this browser when storage is available; clear drafts on a shared device.</w:t>
-      </w:r>
-    </w:p>
-    <w:p>
-      <w:pPr>
-        <w:pStyle w:val="Heading3"/>
-      </w:pPr>
-      <w:r>
-        <w:t>What I repaired, the evidence I kept and the next test</w:t>
-      </w:r>
-    </w:p>
-    <w:p>
-      <w:r>
-        <w:t>________________________________________________________________</w:t>
-      </w:r>
-    </w:p>
-    <w:p>
-      <w:r>
-        <w:t>________________________________________________________________</w:t>
-      </w:r>
-    </w:p>
-    <w:p>
-      <w:r>
-        <w:t>________________________________________________________________</w:t>
-      </w:r>
-    </w:p>
-    <w:p>
-      <w:r>
-        <w:t>________________________________________________________________</w:t>
-      </w:r>
-    </w:p>
-    <w:p>
-      <w:r>
-        <w:t>________________________________________________________________</w:t>
-      </w:r>
-    </w:p>
-    <w:p>
-      <w:pPr>
         <w:pStyle w:val="Heading1"/>
       </w:pPr>
       <w:r>
-        <w:t>15. Visual concept journey</w:t>
-      </w:r>
-    </w:p>
-    <w:p>
-      <w:r>
-        <w:t>Explain each Lists and indexing picture from its labels, then record a relevant limit.</w:t>
-      </w:r>
-    </w:p>
-    <w:p>
-      <w:pPr>
-        <w:pStyle w:val="Heading3"/>
+        <w:t>15. Reference · Six-picture response sheets</w:t>
+      </w:r>
+    </w:p>
+    <w:p>
+      <w:r>
+        <w:t>Use the picture relevant to a current gap.</w:t>
+      </w:r>
+    </w:p>
+    <w:p>
+      <w:pPr>
+        <w:pStyle w:val="Heading2"/>
       </w:pPr>
       <w:r>
         <w:t>01. Lists and indexing: the case</w:t>
@@ -2780,7 +2194,6 @@
     <w:p>
       <w:pPr>
         <w:spacing w:line="336" w:lineRule="auto" w:after="180"/>
-        <w:shd w:fill="F5F1FB"/>
       </w:pPr>
       <w:r>
         <w:rPr>
@@ -2819,7 +2232,7 @@
     </w:p>
     <w:p>
       <w:pPr>
-        <w:pStyle w:val="Heading3"/>
+        <w:pStyle w:val="Heading2"/>
       </w:pPr>
       <w:r>
         <w:t>02. Follow the deciding steps</w:t>
@@ -2959,7 +2372,6 @@
     <w:p>
       <w:pPr>
         <w:spacing w:line="336" w:lineRule="auto" w:after="180"/>
-        <w:shd w:fill="F5F1FB"/>
       </w:pPr>
       <w:r>
         <w:rPr>
@@ -3010,7 +2422,7 @@
     </w:p>
     <w:p>
       <w:pPr>
-        <w:pStyle w:val="Heading3"/>
+        <w:pStyle w:val="Heading2"/>
       </w:pPr>
       <w:r>
         <w:t>03. Zero-based list positions</w:t>
@@ -3114,7 +2526,6 @@
     <w:p>
       <w:pPr>
         <w:spacing w:line="336" w:lineRule="auto" w:after="180"/>
-        <w:shd w:fill="F5F1FB"/>
       </w:pPr>
       <w:r>
         <w:rPr>
@@ -3153,7 +2564,7 @@
     </w:p>
     <w:p>
       <w:pPr>
-        <w:pStyle w:val="Heading3"/>
+        <w:pStyle w:val="Heading2"/>
       </w:pPr>
       <w:r>
         <w:t>04. Change one thing. Trace what follows.</w:t>
@@ -3280,7 +2691,6 @@
     <w:p>
       <w:pPr>
         <w:spacing w:line="336" w:lineRule="auto" w:after="180"/>
-        <w:shd w:fill="F5F1FB"/>
       </w:pPr>
       <w:r>
         <w:rPr>
@@ -3319,7 +2729,7 @@
     </w:p>
     <w:p>
       <w:pPr>
-        <w:pStyle w:val="Heading3"/>
+        <w:pStyle w:val="Heading2"/>
       </w:pPr>
       <w:r>
         <w:t>05. Connect the explanation to its limit</w:t>
@@ -3452,7 +2862,6 @@
     <w:p>
       <w:pPr>
         <w:spacing w:line="336" w:lineRule="auto" w:after="180"/>
-        <w:shd w:fill="F5F1FB"/>
       </w:pPr>
       <w:r>
         <w:rPr>
@@ -3491,7 +2900,7 @@
     </w:p>
     <w:p>
       <w:pPr>
-        <w:pStyle w:val="Heading3"/>
+        <w:pStyle w:val="Heading2"/>
       </w:pPr>
       <w:r>
         <w:t>06. Make the idea visible in your project</w:t>
@@ -3642,7 +3051,6 @@
     <w:p>
       <w:pPr>
         <w:spacing w:line="336" w:lineRule="auto" w:after="180"/>
-        <w:shd w:fill="F5F1FB"/>
       </w:pPr>
       <w:r>
         <w:rPr>
@@ -3689,6 +3097,62 @@
     <w:p>
       <w:r>
         <w:t>________________________________________________________________</w:t>
+      </w:r>
+    </w:p>
+    <w:p>
+      <w:pPr>
+        <w:pStyle w:val="Heading2"/>
+      </w:pPr>
+      <w:r>
+        <w:t>Earlier wording, alternatives and picture transcripts · reference / check after trying</w:t>
+      </w:r>
+    </w:p>
+    <w:p>
+      <w:pPr>
+        <w:pStyle w:val="Heading3"/>
+      </w:pPr>
+      <w:r>
+        <w:t>01. Lists and indexing: the case</w:t>
+      </w:r>
+    </w:p>
+    <w:p>
+      <w:pPr>
+        <w:pStyle w:val="Heading3"/>
+      </w:pPr>
+      <w:r>
+        <w:t>02. Follow the deciding steps</w:t>
+      </w:r>
+    </w:p>
+    <w:p>
+      <w:pPr>
+        <w:pStyle w:val="Heading3"/>
+      </w:pPr>
+      <w:r>
+        <w:t>03. Zero-based list positions</w:t>
+      </w:r>
+    </w:p>
+    <w:p>
+      <w:pPr>
+        <w:pStyle w:val="Heading3"/>
+      </w:pPr>
+      <w:r>
+        <w:t>04. Change one thing. Trace what follows.</w:t>
+      </w:r>
+    </w:p>
+    <w:p>
+      <w:pPr>
+        <w:pStyle w:val="Heading3"/>
+      </w:pPr>
+      <w:r>
+        <w:t>05. Connect the explanation to its limit</w:t>
+      </w:r>
+    </w:p>
+    <w:p>
+      <w:pPr>
+        <w:pStyle w:val="Heading3"/>
+      </w:pPr>
+      <w:r>
+        <w:t>06. Make the idea visible in your project</w:t>
       </w:r>
     </w:p>
     <w:sectPr>
